--- a/Biology_Answer_Key_Set_A_and_Set_B.docx
+++ b/Biology_Answer_Key_Set_A_and_Set_B.docx
@@ -2,6 +2,12 @@
 <file path=word/document.xml><?xml version="1.0" encoding="utf-8"?>
 <w:document xmlns:wpc="http://schemas.microsoft.com/office/word/2010/wordprocessingCanvas" xmlns:mo="http://schemas.microsoft.com/office/mac/office/2008/main" xmlns:mc="http://schemas.openxmlformats.org/markup-compatibility/2006" xmlns:mv="urn:schemas-microsoft-com:mac:vml" xmlns:o="urn:schemas-microsoft-com:office:office" xmlns:r="http://schemas.openxmlformats.org/officeDocument/2006/relationships" xmlns:m="http://schemas.openxmlformats.org/officeDocument/2006/math" xmlns:v="urn:schemas-microsoft-com:vml" xmlns:wp14="http://schemas.microsoft.com/office/word/2010/wordprocessingDrawing" xmlns:wp="http://schemas.openxmlformats.org/drawingml/2006/wordprocessingDrawing" xmlns:w10="urn:schemas-microsoft-com:office:word" xmlns:w="http://schemas.openxmlformats.org/wordprocessingml/2006/main" xmlns:w14="http://schemas.microsoft.com/office/word/2010/wordml" xmlns:wpg="http://schemas.microsoft.com/office/word/2010/wordprocessingGroup" xmlns:wpi="http://schemas.microsoft.com/office/word/2010/wordprocessingInk" xmlns:wne="http://schemas.microsoft.com/office/word/2006/wordml" xmlns:wps="http://schemas.microsoft.com/office/word/2010/wordprocessingShape" mc:Ignorable="w14 wp14">
   <w:body>
+    <w:p>
+      <w:pPr>
+        <w:spacing w:line="360" w:lineRule="auto" w:before="0" w:after="0"/>
+        <w:jc w:val="center"/>
+      </w:pPr>
+    </w:p>
     <w:p>
       <w:pPr>
         <w:spacing w:line="360" w:lineRule="auto" w:before="0" w:after="0"/>
@@ -41,6 +47,12 @@
         <w:spacing w:line="360" w:lineRule="auto" w:before="0" w:after="0"/>
         <w:jc w:val="center"/>
       </w:pPr>
+    </w:p>
+    <w:p>
+      <w:pPr>
+        <w:spacing w:line="360" w:lineRule="auto" w:before="0" w:after="0"/>
+        <w:jc w:val="center"/>
+      </w:pPr>
       <w:r>
         <w:rPr>
           <w:rFonts w:ascii="Arial" w:hAnsi="Arial"/>
@@ -49,29 +61,7 @@
           <w:sz w:val="24"/>
           <w:u w:val="none"/>
         </w:rPr>
-        <w:t>ANNUAL EXAMINATION</w:t>
-      </w:r>
-    </w:p>
-    <w:p>
-      <w:pPr>
-        <w:spacing w:line="360" w:lineRule="auto" w:before="0" w:after="0"/>
-        <w:jc w:val="center"/>
-      </w:pPr>
-    </w:p>
-    <w:p>
-      <w:pPr>
-        <w:spacing w:line="360" w:lineRule="auto" w:before="0" w:after="0"/>
-        <w:jc w:val="center"/>
-      </w:pPr>
-      <w:r>
-        <w:rPr>
-          <w:rFonts w:ascii="Arial" w:hAnsi="Arial"/>
-          <w:b/>
-          <w:i w:val="0"/>
-          <w:sz w:val="24"/>
-          <w:u w:val="none"/>
-        </w:rPr>
-        <w:t>ANSWER KEY AND MARKING SCHEME</w:t>
+        <w:t>ANSWER KEY</w:t>
       </w:r>
     </w:p>
     <w:p>
@@ -107,16 +97,6 @@
         <w:spacing w:line="360" w:lineRule="auto" w:before="0" w:after="0"/>
         <w:jc w:val="center"/>
       </w:pPr>
-      <w:r>
-        <w:rPr>
-          <w:rFonts w:ascii="Arial" w:hAnsi="Arial"/>
-          <w:b w:val="0"/>
-          <w:i w:val="0"/>
-          <w:sz w:val="24"/>
-          <w:u w:val="none"/>
-        </w:rPr>
-        <w:t>Subject: Biology</w:t>
-      </w:r>
     </w:p>
     <w:p>
       <w:pPr>
@@ -139,6 +119,12 @@
         <w:spacing w:line="360" w:lineRule="auto" w:before="0" w:after="0"/>
         <w:jc w:val="center"/>
       </w:pPr>
+    </w:p>
+    <w:p>
+      <w:pPr>
+        <w:spacing w:line="360" w:lineRule="auto" w:before="0" w:after="0"/>
+        <w:jc w:val="center"/>
+      </w:pPr>
       <w:r>
         <w:rPr>
           <w:rFonts w:ascii="Arial" w:hAnsi="Arial"/>
@@ -147,7 +133,7 @@
           <w:sz w:val="24"/>
           <w:u w:val="none"/>
         </w:rPr>
-        <w:t>Section A - Multiple Choice Questions - 20 marks</w:t>
+        <w:t>Section A (Q I) — 20 marks</w:t>
       </w:r>
     </w:p>
     <w:p>
@@ -163,7 +149,7 @@
           <w:sz w:val="24"/>
           <w:u w:val="none"/>
         </w:rPr>
-        <w:t>Section B - Theory - 40 marks</w:t>
+        <w:t>Section B (Q II and Q III) — 40 marks</w:t>
       </w:r>
     </w:p>
     <w:p>
@@ -179,121 +165,7 @@
           <w:sz w:val="24"/>
           <w:u w:val="none"/>
         </w:rPr>
-        <w:t>Section C - Diagram Based / Alternative to Practical - 20 marks</w:t>
-      </w:r>
-    </w:p>
-    <w:p>
-      <w:pPr>
-        <w:spacing w:line="360" w:lineRule="auto" w:before="0" w:after="0"/>
-        <w:jc w:val="center"/>
-      </w:pPr>
-    </w:p>
-    <w:p>
-      <w:pPr>
-        <w:spacing w:line="360" w:lineRule="auto" w:before="0" w:after="0"/>
-        <w:jc w:val="center"/>
-      </w:pPr>
-    </w:p>
-    <w:p>
-      <w:pPr>
-        <w:spacing w:line="360" w:lineRule="auto" w:before="0" w:after="0"/>
-        <w:jc w:val="center"/>
-      </w:pPr>
-      <w:r>
-        <w:rPr>
-          <w:rFonts w:ascii="Arial" w:hAnsi="Arial"/>
-          <w:b/>
-          <w:i w:val="0"/>
-          <w:sz w:val="24"/>
-          <w:u w:val="single"/>
-        </w:rPr>
-        <w:t>NOTES FOR THE EXAMINER</w:t>
-      </w:r>
-    </w:p>
-    <w:p>
-      <w:pPr>
-        <w:spacing w:line="360" w:lineRule="auto" w:before="0" w:after="0"/>
-        <w:jc w:val="center"/>
-      </w:pPr>
-    </w:p>
-    <w:p>
-      <w:pPr>
-        <w:spacing w:line="360" w:lineRule="auto" w:before="0" w:after="0"/>
-        <w:jc w:val="center"/>
-      </w:pPr>
-      <w:r>
-        <w:rPr>
-          <w:rFonts w:ascii="Arial" w:hAnsi="Arial"/>
-          <w:b w:val="0"/>
-          <w:i w:val="0"/>
-          <w:sz w:val="24"/>
-          <w:u w:val="none"/>
-        </w:rPr>
-        <w:t>1. This page is the cover page. The answer key begins on Page 2.</w:t>
-      </w:r>
-    </w:p>
-    <w:p>
-      <w:pPr>
-        <w:spacing w:line="360" w:lineRule="auto" w:before="0" w:after="0"/>
-        <w:jc w:val="center"/>
-      </w:pPr>
-      <w:r>
-        <w:rPr>
-          <w:rFonts w:ascii="Arial" w:hAnsi="Arial"/>
-          <w:b w:val="0"/>
-          <w:i w:val="0"/>
-          <w:sz w:val="24"/>
-          <w:u w:val="none"/>
-        </w:rPr>
-        <w:t>2. In Section A, award one mark for each correct letter. No mark is awarded for more than one letter circled or written.</w:t>
-      </w:r>
-    </w:p>
-    <w:p>
-      <w:pPr>
-        <w:spacing w:line="360" w:lineRule="auto" w:before="0" w:after="0"/>
-        <w:jc w:val="center"/>
-      </w:pPr>
-      <w:r>
-        <w:rPr>
-          <w:rFonts w:ascii="Arial" w:hAnsi="Arial"/>
-          <w:b w:val="0"/>
-          <w:i w:val="0"/>
-          <w:sz w:val="24"/>
-          <w:u w:val="none"/>
-        </w:rPr>
-        <w:t>3. In Sections B and C, each separate point shown as a bullet is worth one mark unless stated otherwise. Award marks up to the maximum shown in brackets.</w:t>
-      </w:r>
-    </w:p>
-    <w:p>
-      <w:pPr>
-        <w:spacing w:line="360" w:lineRule="auto" w:before="0" w:after="0"/>
-        <w:jc w:val="center"/>
-      </w:pPr>
-      <w:r>
-        <w:rPr>
-          <w:rFonts w:ascii="Arial" w:hAnsi="Arial"/>
-          <w:b w:val="0"/>
-          <w:i w:val="0"/>
-          <w:sz w:val="24"/>
-          <w:u w:val="none"/>
-        </w:rPr>
-        <w:t>4. Accept any correct alternative wording that conveys the same biological meaning.</w:t>
-      </w:r>
-    </w:p>
-    <w:p>
-      <w:pPr>
-        <w:spacing w:line="360" w:lineRule="auto" w:before="0" w:after="0"/>
-        <w:jc w:val="center"/>
-      </w:pPr>
-      <w:r>
-        <w:rPr>
-          <w:rFonts w:ascii="Arial" w:hAnsi="Arial"/>
-          <w:b w:val="0"/>
-          <w:i w:val="0"/>
-          <w:sz w:val="24"/>
-          <w:u w:val="none"/>
-        </w:rPr>
-        <w:t>5. In calculations, award the final mark for the correct answer and the remaining mark(s) for correct working, even if the final answer is wrong.</w:t>
+        <w:t>Section C (Q IV) — 20 marks</w:t>
       </w:r>
     </w:p>
     <w:p>
@@ -317,7 +189,7 @@
           <w:sz w:val="24"/>
           <w:u w:val="none"/>
         </w:rPr>
-        <w:t>ANSWER KEY - SET A (MAIN QUESTION PAPER)</w:t>
+        <w:t>SET A — MAIN QUESTION PAPER</w:t>
       </w:r>
     </w:p>
     <w:p>
@@ -349,7 +221,7 @@
           <w:sz w:val="24"/>
           <w:u w:val="none"/>
         </w:rPr>
-        <w:t>SECTION A - Q I: MULTIPLE CHOICE QUESTIONS (20 marks)</w:t>
+        <w:t>SECTION A — Q I (20 marks)</w:t>
       </w:r>
     </w:p>
     <w:p>
@@ -370,8 +242,8 @@
       </w:tblPr>
       <w:tblGrid>
         <w:gridCol w:w="1152"/>
-        <w:gridCol w:w="1296"/>
-        <w:gridCol w:w="8352"/>
+        <w:gridCol w:w="1440"/>
+        <w:gridCol w:w="8208"/>
       </w:tblGrid>
       <w:tr>
         <w:trPr>
@@ -398,7 +270,7 @@
         </w:tc>
         <w:tc>
           <w:tcPr>
-            <w:tcW w:type="dxa" w:w="1296"/>
+            <w:tcW w:type="dxa" w:w="1440"/>
           </w:tcPr>
           <w:p>
             <w:pPr>
@@ -417,7 +289,7 @@
         </w:tc>
         <w:tc>
           <w:tcPr>
-            <w:tcW w:type="dxa" w:w="8352"/>
+            <w:tcW w:type="dxa" w:w="8208"/>
           </w:tcPr>
           <w:p>
             <w:pPr>
@@ -459,7 +331,7 @@
         </w:tc>
         <w:tc>
           <w:tcPr>
-            <w:tcW w:type="dxa" w:w="1296"/>
+            <w:tcW w:type="dxa" w:w="1440"/>
           </w:tcPr>
           <w:p>
             <w:pPr>
@@ -471,13 +343,13 @@
                 <w:rFonts w:ascii="Arial" w:hAnsi="Arial"/>
                 <w:sz w:val="22"/>
               </w:rPr>
-              <w:t>D</w:t>
+              <w:t>C</w:t>
             </w:r>
           </w:p>
         </w:tc>
         <w:tc>
           <w:tcPr>
-            <w:tcW w:type="dxa" w:w="8352"/>
+            <w:tcW w:type="dxa" w:w="8208"/>
           </w:tcPr>
           <w:p>
             <w:pPr>
@@ -489,7 +361,7 @@
                 <w:rFonts w:ascii="Arial" w:hAnsi="Arial"/>
                 <w:sz w:val="22"/>
               </w:rPr>
-              <w:t>At 80 °C the active site of amylase is permanently changed shape (denatured); cooling cannot reverse this.</w:t>
+              <w:t>The time taken for the starch to be digested is shortest at C, so the rate of reaction is highest at C.</w:t>
             </w:r>
           </w:p>
         </w:tc>
@@ -518,7 +390,7 @@
         </w:tc>
         <w:tc>
           <w:tcPr>
-            <w:tcW w:type="dxa" w:w="1296"/>
+            <w:tcW w:type="dxa" w:w="1440"/>
           </w:tcPr>
           <w:p>
             <w:pPr>
@@ -530,13 +402,13 @@
                 <w:rFonts w:ascii="Arial" w:hAnsi="Arial"/>
                 <w:sz w:val="22"/>
               </w:rPr>
-              <w:t>D</w:t>
+              <w:t>A</w:t>
             </w:r>
           </w:p>
         </w:tc>
         <w:tc>
           <w:tcPr>
-            <w:tcW w:type="dxa" w:w="8352"/>
+            <w:tcW w:type="dxa" w:w="8208"/>
           </w:tcPr>
           <w:p>
             <w:pPr>
@@ -548,7 +420,7 @@
                 <w:rFonts w:ascii="Arial" w:hAnsi="Arial"/>
                 <w:sz w:val="22"/>
               </w:rPr>
-              <w:t>The highest number of bubbles (79) is at 30 °C, and the values at 20 °C and 40 °C are both lower, so the optimum lies between 20 °C and 40 °C.</w:t>
+              <w:t>Food A gives a brick-red/orange colour with Benedict’s reagent (sugar present) and decolourises DCPIP (Vitamin C present), with no purple (protein) and no milky-white (fat).</w:t>
             </w:r>
           </w:p>
         </w:tc>
@@ -577,7 +449,7 @@
         </w:tc>
         <w:tc>
           <w:tcPr>
-            <w:tcW w:type="dxa" w:w="1296"/>
+            <w:tcW w:type="dxa" w:w="1440"/>
           </w:tcPr>
           <w:p>
             <w:pPr>
@@ -595,7 +467,7 @@
         </w:tc>
         <w:tc>
           <w:tcPr>
-            <w:tcW w:type="dxa" w:w="8352"/>
+            <w:tcW w:type="dxa" w:w="8208"/>
           </w:tcPr>
           <w:p>
             <w:pPr>
@@ -607,7 +479,7 @@
                 <w:rFonts w:ascii="Arial" w:hAnsi="Arial"/>
                 <w:sz w:val="22"/>
               </w:rPr>
-              <w:t>Salivary amylase breaks starch down into maltose, not into glucose; maltase is needed to produce glucose.</w:t>
+              <w:t>Arthropod 1 (crab) has more than four pairs of legs, a cephalothorax and antennae → Class Z. Arthropod 2 (centipede) has a head and a many-segmented body → Class X.</w:t>
             </w:r>
           </w:p>
         </w:tc>
@@ -636,7 +508,7 @@
         </w:tc>
         <w:tc>
           <w:tcPr>
-            <w:tcW w:type="dxa" w:w="1296"/>
+            <w:tcW w:type="dxa" w:w="1440"/>
           </w:tcPr>
           <w:p>
             <w:pPr>
@@ -648,13 +520,13 @@
                 <w:rFonts w:ascii="Arial" w:hAnsi="Arial"/>
                 <w:sz w:val="22"/>
               </w:rPr>
-              <w:t>C</w:t>
+              <w:t>D</w:t>
             </w:r>
           </w:p>
         </w:tc>
         <w:tc>
           <w:tcPr>
-            <w:tcW w:type="dxa" w:w="8352"/>
+            <w:tcW w:type="dxa" w:w="8208"/>
           </w:tcPr>
           <w:p>
             <w:pPr>
@@ -666,7 +538,7 @@
                 <w:rFonts w:ascii="Arial" w:hAnsi="Arial"/>
                 <w:sz w:val="22"/>
               </w:rPr>
-              <w:t>Gastric juice is made in the stomach; its hydrochloric acid kills microorganisms and gives the low pH needed by pepsin.</w:t>
+              <w:t>Adding an artificial light source to condition 4 (giving condition 5) raises production, so light was the limiting factor in 4.</w:t>
             </w:r>
           </w:p>
         </w:tc>
@@ -695,7 +567,7 @@
         </w:tc>
         <w:tc>
           <w:tcPr>
-            <w:tcW w:type="dxa" w:w="1296"/>
+            <w:tcW w:type="dxa" w:w="1440"/>
           </w:tcPr>
           <w:p>
             <w:pPr>
@@ -713,7 +585,7 @@
         </w:tc>
         <w:tc>
           <w:tcPr>
-            <w:tcW w:type="dxa" w:w="8352"/>
+            <w:tcW w:type="dxa" w:w="8208"/>
           </w:tcPr>
           <w:p>
             <w:pPr>
@@ -725,7 +597,7 @@
                 <w:rFonts w:ascii="Arial" w:hAnsi="Arial"/>
                 <w:sz w:val="22"/>
               </w:rPr>
-              <w:t>Pancreatic juice released into the duodenum contains protease (trypsin), amylase and lipase, and maltase is present in the lining of the small intestine, so all four reactions can occur.</w:t>
+              <w:t>The greatest number of bubbles (79) is at 30 °C, and the values at 20 °C and 40 °C are both lower, so the optimum lies between 20 °C and 40 °C.</w:t>
             </w:r>
           </w:p>
         </w:tc>
@@ -754,7 +626,7 @@
         </w:tc>
         <w:tc>
           <w:tcPr>
-            <w:tcW w:type="dxa" w:w="1296"/>
+            <w:tcW w:type="dxa" w:w="1440"/>
           </w:tcPr>
           <w:p>
             <w:pPr>
@@ -766,13 +638,13 @@
                 <w:rFonts w:ascii="Arial" w:hAnsi="Arial"/>
                 <w:sz w:val="22"/>
               </w:rPr>
-              <w:t>C</w:t>
+              <w:t>D</w:t>
             </w:r>
           </w:p>
         </w:tc>
         <w:tc>
           <w:tcPr>
-            <w:tcW w:type="dxa" w:w="8352"/>
+            <w:tcW w:type="dxa" w:w="8208"/>
           </w:tcPr>
           <w:p>
             <w:pPr>
@@ -784,7 +656,7 @@
                 <w:rFonts w:ascii="Arial" w:hAnsi="Arial"/>
                 <w:sz w:val="22"/>
               </w:rPr>
-              <w:t>Digestion beginning in the mouth and ending in the duodenum is starch digestion; the final product is glucose.</w:t>
+              <w:t>At 80 °C the active site of amylase is permanently changed in shape (denatured), and cooling cannot reverse this.</w:t>
             </w:r>
           </w:p>
         </w:tc>
@@ -813,7 +685,7 @@
         </w:tc>
         <w:tc>
           <w:tcPr>
-            <w:tcW w:type="dxa" w:w="1296"/>
+            <w:tcW w:type="dxa" w:w="1440"/>
           </w:tcPr>
           <w:p>
             <w:pPr>
@@ -825,13 +697,13 @@
                 <w:rFonts w:ascii="Arial" w:hAnsi="Arial"/>
                 <w:sz w:val="22"/>
               </w:rPr>
-              <w:t>A</w:t>
+              <w:t>D</w:t>
             </w:r>
           </w:p>
         </w:tc>
         <w:tc>
           <w:tcPr>
-            <w:tcW w:type="dxa" w:w="8352"/>
+            <w:tcW w:type="dxa" w:w="8208"/>
           </w:tcPr>
           <w:p>
             <w:pPr>
@@ -843,7 +715,7 @@
                 <w:rFonts w:ascii="Arial" w:hAnsi="Arial"/>
                 <w:sz w:val="22"/>
               </w:rPr>
-              <w:t>Brick-red with Benedict's = reducing sugar; cloudy white emulsion = fat. Brown iodine, blue biuret and blue DCPIP are all negative results.</w:t>
+              <w:t>The 1.0 mol per dm³ solution is the most concentrated, so most water leaves the potato cells by osmosis and the cylinder becomes the most flaccid.</w:t>
             </w:r>
           </w:p>
         </w:tc>
@@ -872,7 +744,7 @@
         </w:tc>
         <w:tc>
           <w:tcPr>
-            <w:tcW w:type="dxa" w:w="1296"/>
+            <w:tcW w:type="dxa" w:w="1440"/>
           </w:tcPr>
           <w:p>
             <w:pPr>
@@ -884,13 +756,13 @@
                 <w:rFonts w:ascii="Arial" w:hAnsi="Arial"/>
                 <w:sz w:val="22"/>
               </w:rPr>
-              <w:t>A</w:t>
+              <w:t>D</w:t>
             </w:r>
           </w:p>
         </w:tc>
         <w:tc>
           <w:tcPr>
-            <w:tcW w:type="dxa" w:w="8352"/>
+            <w:tcW w:type="dxa" w:w="8208"/>
           </w:tcPr>
           <w:p>
             <w:pPr>
@@ -902,7 +774,7 @@
                 <w:rFonts w:ascii="Arial" w:hAnsi="Arial"/>
                 <w:sz w:val="22"/>
               </w:rPr>
-              <w:t>Food A gives brick-red with Benedict's (sugar present) and decolourises DCPIP (vitamin C present), with no purple (protein) or milky-white (fat).</w:t>
+              <w:t>In the dark only respiration occurs, so carbon dioxide rises and the indicator turns yellow. In the light photosynthesis exceeds respiration, so carbon dioxide falls and the indicator turns purple.</w:t>
             </w:r>
           </w:p>
         </w:tc>
@@ -931,7 +803,7 @@
         </w:tc>
         <w:tc>
           <w:tcPr>
-            <w:tcW w:type="dxa" w:w="1296"/>
+            <w:tcW w:type="dxa" w:w="1440"/>
           </w:tcPr>
           <w:p>
             <w:pPr>
@@ -943,13 +815,13 @@
                 <w:rFonts w:ascii="Arial" w:hAnsi="Arial"/>
                 <w:sz w:val="22"/>
               </w:rPr>
-              <w:t>C</w:t>
+              <w:t>D</w:t>
             </w:r>
           </w:p>
         </w:tc>
         <w:tc>
           <w:tcPr>
-            <w:tcW w:type="dxa" w:w="8352"/>
+            <w:tcW w:type="dxa" w:w="8208"/>
           </w:tcPr>
           <w:p>
             <w:pPr>
@@ -961,7 +833,7 @@
                 <w:rFonts w:ascii="Arial" w:hAnsi="Arial"/>
                 <w:sz w:val="22"/>
               </w:rPr>
-              <w:t>S loses water by osmosis into the concentrated salt solution so its mass falls below 3.0 g; T gains water from pure water so its mass rises above 3.0 g.</w:t>
+              <w:t>Long tubes with no end walls and no cell contents are xylem vessels; they are hollow and lignified so water flows uninterrupted.</w:t>
             </w:r>
           </w:p>
         </w:tc>
@@ -990,7 +862,7 @@
         </w:tc>
         <w:tc>
           <w:tcPr>
-            <w:tcW w:type="dxa" w:w="1296"/>
+            <w:tcW w:type="dxa" w:w="1440"/>
           </w:tcPr>
           <w:p>
             <w:pPr>
@@ -1008,7 +880,7 @@
         </w:tc>
         <w:tc>
           <w:tcPr>
-            <w:tcW w:type="dxa" w:w="8352"/>
+            <w:tcW w:type="dxa" w:w="8208"/>
           </w:tcPr>
           <w:p>
             <w:pPr>
@@ -1020,7 +892,7 @@
                 <w:rFonts w:ascii="Arial" w:hAnsi="Arial"/>
                 <w:sz w:val="22"/>
               </w:rPr>
-              <w:t>The cylinder became shorter, so water left the potato. This happens in the 0.6 mol dm⁻³ solution because the solution inside the potato is more dilute than the solution around it.</w:t>
+              <w:t>The cylinder became shorter, so water left the potato. This happens in the 0.6 mol dm⁻³ solution, because the solution in the potato is more dilute than the solution around it.</w:t>
             </w:r>
           </w:p>
         </w:tc>
@@ -1049,7 +921,7 @@
         </w:tc>
         <w:tc>
           <w:tcPr>
-            <w:tcW w:type="dxa" w:w="1296"/>
+            <w:tcW w:type="dxa" w:w="1440"/>
           </w:tcPr>
           <w:p>
             <w:pPr>
@@ -1067,7 +939,7 @@
         </w:tc>
         <w:tc>
           <w:tcPr>
-            <w:tcW w:type="dxa" w:w="8352"/>
+            <w:tcW w:type="dxa" w:w="8208"/>
           </w:tcPr>
           <w:p>
             <w:pPr>
@@ -1079,7 +951,7 @@
                 <w:rFonts w:ascii="Arial" w:hAnsi="Arial"/>
                 <w:sz w:val="22"/>
               </w:rPr>
-              <w:t>B is a palisade mesophyll cell, where the rate of photosynthesis is fastest, so carbon dioxide is used up most quickly.</w:t>
+              <w:t>Structure 4 is the pancreas, where most of the digestive lipase is made.</w:t>
             </w:r>
           </w:p>
         </w:tc>
@@ -1108,7 +980,7 @@
         </w:tc>
         <w:tc>
           <w:tcPr>
-            <w:tcW w:type="dxa" w:w="1296"/>
+            <w:tcW w:type="dxa" w:w="1440"/>
           </w:tcPr>
           <w:p>
             <w:pPr>
@@ -1120,13 +992,13 @@
                 <w:rFonts w:ascii="Arial" w:hAnsi="Arial"/>
                 <w:sz w:val="22"/>
               </w:rPr>
-              <w:t>D</w:t>
+              <w:t>C</w:t>
             </w:r>
           </w:p>
         </w:tc>
         <w:tc>
           <w:tcPr>
-            <w:tcW w:type="dxa" w:w="8352"/>
+            <w:tcW w:type="dxa" w:w="8208"/>
           </w:tcPr>
           <w:p>
             <w:pPr>
@@ -1138,7 +1010,7 @@
                 <w:rFonts w:ascii="Arial" w:hAnsi="Arial"/>
                 <w:sz w:val="22"/>
               </w:rPr>
-              <w:t>Evaporation of water from the cell surface = 2; movement of water by osmosis between cells = 1; diffusion of water vapour out of the stoma = 3.</w:t>
+              <w:t>Gastric juice is made in the stomach; its hydrochloric acid denatures enzymes in harmful microorganisms and gives the low pH that pepsin needs.</w:t>
             </w:r>
           </w:p>
         </w:tc>
@@ -1167,7 +1039,66 @@
         </w:tc>
         <w:tc>
           <w:tcPr>
-            <w:tcW w:type="dxa" w:w="1296"/>
+            <w:tcW w:type="dxa" w:w="1440"/>
+          </w:tcPr>
+          <w:p>
+            <w:pPr>
+              <w:spacing w:line="276" w:lineRule="auto" w:before="40" w:after="40"/>
+              <w:jc w:val="center"/>
+            </w:pPr>
+            <w:r>
+              <w:rPr>
+                <w:rFonts w:ascii="Arial" w:hAnsi="Arial"/>
+                <w:sz w:val="22"/>
+              </w:rPr>
+              <w:t>B</w:t>
+            </w:r>
+          </w:p>
+        </w:tc>
+        <w:tc>
+          <w:tcPr>
+            <w:tcW w:type="dxa" w:w="8208"/>
+          </w:tcPr>
+          <w:p>
+            <w:pPr>
+              <w:spacing w:line="276" w:lineRule="auto" w:before="40" w:after="40"/>
+              <w:jc w:val="center"/>
+            </w:pPr>
+            <w:r>
+              <w:rPr>
+                <w:rFonts w:ascii="Arial" w:hAnsi="Arial"/>
+                <w:sz w:val="22"/>
+              </w:rPr>
+              <w:t>B is a palisade mesophyll cell, where photosynthesis is fastest, so carbon dioxide is used up most quickly.</w:t>
+            </w:r>
+          </w:p>
+        </w:tc>
+      </w:tr>
+      <w:tr>
+        <w:trPr>
+          <w:cantSplit/>
+        </w:trPr>
+        <w:tc>
+          <w:tcPr>
+            <w:tcW w:type="dxa" w:w="1152"/>
+          </w:tcPr>
+          <w:p>
+            <w:pPr>
+              <w:spacing w:line="276" w:lineRule="auto" w:before="40" w:after="40"/>
+              <w:jc w:val="center"/>
+            </w:pPr>
+            <w:r>
+              <w:rPr>
+                <w:rFonts w:ascii="Arial" w:hAnsi="Arial"/>
+                <w:sz w:val="22"/>
+              </w:rPr>
+              <w:t>14</w:t>
+            </w:r>
+          </w:p>
+        </w:tc>
+        <w:tc>
+          <w:tcPr>
+            <w:tcW w:type="dxa" w:w="1440"/>
           </w:tcPr>
           <w:p>
             <w:pPr>
@@ -1185,7 +1116,7 @@
         </w:tc>
         <w:tc>
           <w:tcPr>
-            <w:tcW w:type="dxa" w:w="8352"/>
+            <w:tcW w:type="dxa" w:w="8208"/>
           </w:tcPr>
           <w:p>
             <w:pPr>
@@ -1220,13 +1151,13 @@
                 <w:rFonts w:ascii="Arial" w:hAnsi="Arial"/>
                 <w:sz w:val="22"/>
               </w:rPr>
-              <w:t>14</w:t>
+              <w:t>15</w:t>
             </w:r>
           </w:p>
         </w:tc>
         <w:tc>
           <w:tcPr>
-            <w:tcW w:type="dxa" w:w="1296"/>
+            <w:tcW w:type="dxa" w:w="1440"/>
           </w:tcPr>
           <w:p>
             <w:pPr>
@@ -1244,7 +1175,7 @@
         </w:tc>
         <w:tc>
           <w:tcPr>
-            <w:tcW w:type="dxa" w:w="8352"/>
+            <w:tcW w:type="dxa" w:w="8208"/>
           </w:tcPr>
           <w:p>
             <w:pPr>
@@ -1256,66 +1187,7 @@
                 <w:rFonts w:ascii="Arial" w:hAnsi="Arial"/>
                 <w:sz w:val="22"/>
               </w:rPr>
-              <w:t>The curve has levelled off, so increasing the light intensity no longer increases the rate; some other factor is now limiting.</w:t>
-            </w:r>
-          </w:p>
-        </w:tc>
-      </w:tr>
-      <w:tr>
-        <w:trPr>
-          <w:cantSplit/>
-        </w:trPr>
-        <w:tc>
-          <w:tcPr>
-            <w:tcW w:type="dxa" w:w="1152"/>
-          </w:tcPr>
-          <w:p>
-            <w:pPr>
-              <w:spacing w:line="276" w:lineRule="auto" w:before="40" w:after="40"/>
-              <w:jc w:val="center"/>
-            </w:pPr>
-            <w:r>
-              <w:rPr>
-                <w:rFonts w:ascii="Arial" w:hAnsi="Arial"/>
-                <w:sz w:val="22"/>
-              </w:rPr>
-              <w:t>15</w:t>
-            </w:r>
-          </w:p>
-        </w:tc>
-        <w:tc>
-          <w:tcPr>
-            <w:tcW w:type="dxa" w:w="1296"/>
-          </w:tcPr>
-          <w:p>
-            <w:pPr>
-              <w:spacing w:line="276" w:lineRule="auto" w:before="40" w:after="40"/>
-              <w:jc w:val="center"/>
-            </w:pPr>
-            <w:r>
-              <w:rPr>
-                <w:rFonts w:ascii="Arial" w:hAnsi="Arial"/>
-                <w:sz w:val="22"/>
-              </w:rPr>
-              <w:t>C</w:t>
-            </w:r>
-          </w:p>
-        </w:tc>
-        <w:tc>
-          <w:tcPr>
-            <w:tcW w:type="dxa" w:w="8352"/>
-          </w:tcPr>
-          <w:p>
-            <w:pPr>
-              <w:spacing w:line="276" w:lineRule="auto" w:before="40" w:after="40"/>
-              <w:jc w:val="center"/>
-            </w:pPr>
-            <w:r>
-              <w:rPr>
-                <w:rFonts w:ascii="Arial" w:hAnsi="Arial"/>
-                <w:sz w:val="22"/>
-              </w:rPr>
-              <w:t>T = 20%, so A = 20%. G + C = 100 − 40 = 60%, so G = 30%.</w:t>
+              <w:t>At point A the curve has levelled off, so increasing the light intensity no longer increases the rate; light is no longer the limiting factor.</w:t>
             </w:r>
           </w:p>
         </w:tc>
@@ -1344,7 +1216,7 @@
         </w:tc>
         <w:tc>
           <w:tcPr>
-            <w:tcW w:type="dxa" w:w="1296"/>
+            <w:tcW w:type="dxa" w:w="1440"/>
           </w:tcPr>
           <w:p>
             <w:pPr>
@@ -1356,13 +1228,13 @@
                 <w:rFonts w:ascii="Arial" w:hAnsi="Arial"/>
                 <w:sz w:val="22"/>
               </w:rPr>
-              <w:t>A</w:t>
+              <w:t>B</w:t>
             </w:r>
           </w:p>
         </w:tc>
         <w:tc>
           <w:tcPr>
-            <w:tcW w:type="dxa" w:w="8352"/>
+            <w:tcW w:type="dxa" w:w="8208"/>
           </w:tcPr>
           <w:p>
             <w:pPr>
@@ -1374,7 +1246,7 @@
                 <w:rFonts w:ascii="Arial" w:hAnsi="Arial"/>
                 <w:sz w:val="22"/>
               </w:rPr>
-              <w:t>Proteins are made of amino acids and contain carbon, hydrogen, oxygen and nitrogen.</w:t>
+              <w:t>Actual length = length of diagram ÷ magnification: A = 20 mm, B = 70 mm, C = 50 mm, D = 24 mm. Worm B is the longest.</w:t>
             </w:r>
           </w:p>
         </w:tc>
@@ -1403,7 +1275,7 @@
         </w:tc>
         <w:tc>
           <w:tcPr>
-            <w:tcW w:type="dxa" w:w="1296"/>
+            <w:tcW w:type="dxa" w:w="1440"/>
           </w:tcPr>
           <w:p>
             <w:pPr>
@@ -1421,7 +1293,7 @@
         </w:tc>
         <w:tc>
           <w:tcPr>
-            <w:tcW w:type="dxa" w:w="8352"/>
+            <w:tcW w:type="dxa" w:w="8208"/>
           </w:tcPr>
           <w:p>
             <w:pPr>
@@ -1433,7 +1305,7 @@
                 <w:rFonts w:ascii="Arial" w:hAnsi="Arial"/>
                 <w:sz w:val="22"/>
               </w:rPr>
-              <w:t>The shortest time for the starch to be digested is at C, so the rate of reaction is highest there.</w:t>
+              <w:t>P = chloroplast, Q = cytoplasm, R = vacuole.</w:t>
             </w:r>
           </w:p>
         </w:tc>
@@ -1462,7 +1334,7 @@
         </w:tc>
         <w:tc>
           <w:tcPr>
-            <w:tcW w:type="dxa" w:w="1296"/>
+            <w:tcW w:type="dxa" w:w="1440"/>
           </w:tcPr>
           <w:p>
             <w:pPr>
@@ -1474,13 +1346,13 @@
                 <w:rFonts w:ascii="Arial" w:hAnsi="Arial"/>
                 <w:sz w:val="22"/>
               </w:rPr>
-              <w:t>D</w:t>
+              <w:t>A</w:t>
             </w:r>
           </w:p>
         </w:tc>
         <w:tc>
           <w:tcPr>
-            <w:tcW w:type="dxa" w:w="8352"/>
+            <w:tcW w:type="dxa" w:w="8208"/>
           </w:tcPr>
           <w:p>
             <w:pPr>
@@ -1492,7 +1364,7 @@
                 <w:rFonts w:ascii="Arial" w:hAnsi="Arial"/>
                 <w:sz w:val="22"/>
               </w:rPr>
-              <w:t>Adding an artificial light source to condition 4 (to give condition 5) increases production, so light was the limiting factor in 4.</w:t>
+              <w:t>Brick-red with Benedict’s = reducing sugar; a cloudy white emulsion = fat. The brown iodine, blue biuret and blue DCPIP results are all negative.</w:t>
             </w:r>
           </w:p>
         </w:tc>
@@ -1521,7 +1393,7 @@
         </w:tc>
         <w:tc>
           <w:tcPr>
-            <w:tcW w:type="dxa" w:w="1296"/>
+            <w:tcW w:type="dxa" w:w="1440"/>
           </w:tcPr>
           <w:p>
             <w:pPr>
@@ -1533,13 +1405,13 @@
                 <w:rFonts w:ascii="Arial" w:hAnsi="Arial"/>
                 <w:sz w:val="22"/>
               </w:rPr>
-              <w:t>C</w:t>
+              <w:t>A</w:t>
             </w:r>
           </w:p>
         </w:tc>
         <w:tc>
           <w:tcPr>
-            <w:tcW w:type="dxa" w:w="8352"/>
+            <w:tcW w:type="dxa" w:w="8208"/>
           </w:tcPr>
           <w:p>
             <w:pPr>
@@ -1551,7 +1423,7 @@
                 <w:rFonts w:ascii="Arial" w:hAnsi="Arial"/>
                 <w:sz w:val="22"/>
               </w:rPr>
-              <w:t>Only test-tube C contains a plant in the light, so photosynthesis exceeds respiration and the carbon dioxide concentration falls.</w:t>
+              <w:t>The organism has a head and a long, many-segmented body with one pair of legs on most segments, so it is a myriapod.</w:t>
             </w:r>
           </w:p>
         </w:tc>
@@ -1580,7 +1452,7 @@
         </w:tc>
         <w:tc>
           <w:tcPr>
-            <w:tcW w:type="dxa" w:w="1296"/>
+            <w:tcW w:type="dxa" w:w="1440"/>
           </w:tcPr>
           <w:p>
             <w:pPr>
@@ -1592,13 +1464,13 @@
                 <w:rFonts w:ascii="Arial" w:hAnsi="Arial"/>
                 <w:sz w:val="22"/>
               </w:rPr>
-              <w:t>C</w:t>
+              <w:t>A</w:t>
             </w:r>
           </w:p>
         </w:tc>
         <w:tc>
           <w:tcPr>
-            <w:tcW w:type="dxa" w:w="8352"/>
+            <w:tcW w:type="dxa" w:w="8208"/>
           </w:tcPr>
           <w:p>
             <w:pPr>
@@ -1610,7 +1482,7 @@
                 <w:rFonts w:ascii="Arial" w:hAnsi="Arial"/>
                 <w:sz w:val="22"/>
               </w:rPr>
-              <w:t>H = product, G = enzyme, F = enzyme-substrate complex.</w:t>
+              <w:t>The green stripe made starch, so it stains blue-black with iodine. The white stripe made no starch, so it stains the yellow-brown colour of iodine solution.</w:t>
             </w:r>
           </w:p>
         </w:tc>
@@ -1643,7 +1515,7 @@
           <w:sz w:val="24"/>
           <w:u w:val="none"/>
         </w:rPr>
-        <w:t>SECTION B - THEORY (40 marks)</w:t>
+        <w:t>SECTION B — Q II (20 marks)</w:t>
       </w:r>
     </w:p>
     <w:p>
@@ -1654,29 +1526,7 @@
     </w:p>
     <w:p>
       <w:pPr>
-        <w:spacing w:line="360" w:lineRule="auto" w:before="80" w:after="0"/>
-        <w:jc w:val="center"/>
-      </w:pPr>
-      <w:r>
-        <w:rPr>
-          <w:rFonts w:ascii="Arial" w:hAnsi="Arial"/>
-          <w:b/>
-          <w:i w:val="0"/>
-          <w:sz w:val="24"/>
-          <w:u w:val="none"/>
-        </w:rPr>
-        <w:t>Q II (20 marks)</w:t>
-      </w:r>
-    </w:p>
-    <w:p>
-      <w:pPr>
-        <w:spacing w:line="360" w:lineRule="auto" w:before="0" w:after="0"/>
-        <w:jc w:val="center"/>
-      </w:pPr>
-    </w:p>
-    <w:p>
-      <w:pPr>
-        <w:spacing w:line="360" w:lineRule="auto" w:before="160" w:after="0"/>
+        <w:spacing w:line="360" w:lineRule="auto" w:before="120" w:after="0"/>
         <w:jc w:val="center"/>
       </w:pPr>
       <w:r>
@@ -1687,7 +1537,23 @@
           <w:sz w:val="24"/>
           <w:u w:val="none"/>
         </w:rPr>
-        <w:t>(a) Define the term chemical digestion. (2)</w:t>
+        <w:t>(a)  Define the term chemical digestion.</w:t>
+      </w:r>
+    </w:p>
+    <w:p>
+      <w:pPr>
+        <w:spacing w:line="360" w:lineRule="auto" w:before="80" w:after="0"/>
+        <w:jc w:val="center"/>
+      </w:pPr>
+      <w:r>
+        <w:rPr>
+          <w:rFonts w:ascii="Arial" w:hAnsi="Arial"/>
+          <w:b w:val="0"/>
+          <w:i w:val="0"/>
+          <w:sz w:val="24"/>
+          <w:u w:val="none"/>
+        </w:rPr>
+        <w:t>(2 marks)</w:t>
       </w:r>
     </w:p>
     <w:p>
@@ -1719,12 +1585,18 @@
           <w:sz w:val="24"/>
           <w:u w:val="none"/>
         </w:rPr>
-        <w:t>• Brought about by enzymes / involves the addition of water. (1)</w:t>
+        <w:t>• Carried out by enzymes / involves the addition of water. (1)</w:t>
       </w:r>
     </w:p>
     <w:p>
       <w:pPr>
-        <w:spacing w:line="360" w:lineRule="auto" w:before="160" w:after="0"/>
+        <w:spacing w:line="360" w:lineRule="auto" w:before="0" w:after="0"/>
+        <w:jc w:val="center"/>
+      </w:pPr>
+    </w:p>
+    <w:p>
+      <w:pPr>
+        <w:spacing w:line="360" w:lineRule="auto" w:before="120" w:after="0"/>
         <w:jc w:val="center"/>
       </w:pPr>
       <w:r>
@@ -1735,7 +1607,23 @@
           <w:sz w:val="24"/>
           <w:u w:val="none"/>
         </w:rPr>
-        <w:t>(b) Explain the importance of chemical digestion. (2)</w:t>
+        <w:t>(b)  Explain the importance of chemical digestion.</w:t>
+      </w:r>
+    </w:p>
+    <w:p>
+      <w:pPr>
+        <w:spacing w:line="360" w:lineRule="auto" w:before="80" w:after="0"/>
+        <w:jc w:val="center"/>
+      </w:pPr>
+      <w:r>
+        <w:rPr>
+          <w:rFonts w:ascii="Arial" w:hAnsi="Arial"/>
+          <w:b w:val="0"/>
+          <w:i w:val="0"/>
+          <w:sz w:val="24"/>
+          <w:u w:val="none"/>
+        </w:rPr>
+        <w:t>(2 marks)</w:t>
       </w:r>
     </w:p>
     <w:p>
@@ -1767,12 +1655,18 @@
           <w:sz w:val="24"/>
           <w:u w:val="none"/>
         </w:rPr>
-        <w:t>• Chemical digestion produces small soluble molecules that can be absorbed into the blood and used by cells. (1)</w:t>
+        <w:t>• Chemical digestion produces small soluble molecules that can be absorbed into the blood and used by the cells. (1)</w:t>
       </w:r>
     </w:p>
     <w:p>
       <w:pPr>
-        <w:spacing w:line="360" w:lineRule="auto" w:before="160" w:after="0"/>
+        <w:spacing w:line="360" w:lineRule="auto" w:before="0" w:after="0"/>
+        <w:jc w:val="center"/>
+      </w:pPr>
+    </w:p>
+    <w:p>
+      <w:pPr>
+        <w:spacing w:line="360" w:lineRule="auto" w:before="120" w:after="0"/>
         <w:jc w:val="center"/>
       </w:pPr>
       <w:r>
@@ -1783,7 +1677,23 @@
           <w:sz w:val="24"/>
           <w:u w:val="none"/>
         </w:rPr>
-        <w:t>(c) Explain the importance of enzyme specificity in the digestion of food. (4)</w:t>
+        <w:t>(c)  Explain the importance of enzyme specificity in the digestion of food.</w:t>
+      </w:r>
+    </w:p>
+    <w:p>
+      <w:pPr>
+        <w:spacing w:line="360" w:lineRule="auto" w:before="80" w:after="0"/>
+        <w:jc w:val="center"/>
+      </w:pPr>
+      <w:r>
+        <w:rPr>
+          <w:rFonts w:ascii="Arial" w:hAnsi="Arial"/>
+          <w:b w:val="0"/>
+          <w:i w:val="0"/>
+          <w:sz w:val="24"/>
+          <w:u w:val="none"/>
+        </w:rPr>
+        <w:t>(4 marks)</w:t>
       </w:r>
     </w:p>
     <w:p>
@@ -1815,7 +1725,7 @@
           <w:sz w:val="24"/>
           <w:u w:val="none"/>
         </w:rPr>
-        <w:t>• Only a substrate with a complementary shape can fit into the active site, so each enzyme catalyses only one reaction. (1)</w:t>
+        <w:t>• Only a substrate with a complementary shape fits the active site, so each enzyme catalyses only one reaction. (1)</w:t>
       </w:r>
     </w:p>
     <w:p>
@@ -1831,7 +1741,7 @@
           <w:sz w:val="24"/>
           <w:u w:val="none"/>
         </w:rPr>
-        <w:t>• Food contains several different nutrients (carbohydrate, protein, fat), so a different specific enzyme is needed for each. (1)</w:t>
+        <w:t>• Food contains different nutrients (carbohydrate, protein, fat), so a different specific enzyme is needed for each one. (1)</w:t>
       </w:r>
     </w:p>
     <w:p>
@@ -1847,12 +1757,18 @@
           <w:sz w:val="24"/>
           <w:u w:val="none"/>
         </w:rPr>
-        <w:t>• This ensures each nutrient is broken down into the correct products, and prevents unwanted reactions / damage to useful body molecules. (1)</w:t>
+        <w:t>• This makes sure each nutrient is broken down into the correct products and prevents damage to the body’s own molecules. (1)</w:t>
       </w:r>
     </w:p>
     <w:p>
       <w:pPr>
-        <w:spacing w:line="360" w:lineRule="auto" w:before="160" w:after="0"/>
+        <w:spacing w:line="360" w:lineRule="auto" w:before="0" w:after="0"/>
+        <w:jc w:val="center"/>
+      </w:pPr>
+    </w:p>
+    <w:p>
+      <w:pPr>
+        <w:spacing w:line="360" w:lineRule="auto" w:before="120" w:after="0"/>
         <w:jc w:val="center"/>
       </w:pPr>
       <w:r>
@@ -1863,7 +1779,227 @@
           <w:sz w:val="24"/>
           <w:u w:val="none"/>
         </w:rPr>
-        <w:t>(d) Outline the process of starch digestion in the human body. (5)</w:t>
+        <w:t>(d)  With reference to enzymes, explain how pancreatic cancer may cause a person to lose weight.</w:t>
+      </w:r>
+    </w:p>
+    <w:p>
+      <w:pPr>
+        <w:spacing w:line="360" w:lineRule="auto" w:before="80" w:after="0"/>
+        <w:jc w:val="center"/>
+      </w:pPr>
+      <w:r>
+        <w:rPr>
+          <w:rFonts w:ascii="Arial" w:hAnsi="Arial"/>
+          <w:b w:val="0"/>
+          <w:i w:val="0"/>
+          <w:sz w:val="24"/>
+          <w:u w:val="none"/>
+        </w:rPr>
+        <w:t>(4 marks)</w:t>
+      </w:r>
+    </w:p>
+    <w:p>
+      <w:pPr>
+        <w:spacing w:line="360" w:lineRule="auto" w:before="0" w:after="0"/>
+        <w:jc w:val="center"/>
+      </w:pPr>
+      <w:r>
+        <w:rPr>
+          <w:rFonts w:ascii="Arial" w:hAnsi="Arial"/>
+          <w:b w:val="0"/>
+          <w:i w:val="0"/>
+          <w:sz w:val="24"/>
+          <w:u w:val="none"/>
+        </w:rPr>
+        <w:t>• The tumour damages the pancreas, so fewer digestive enzymes (amylase, trypsin, lipase) are produced. (1)</w:t>
+      </w:r>
+    </w:p>
+    <w:p>
+      <w:pPr>
+        <w:spacing w:line="360" w:lineRule="auto" w:before="0" w:after="0"/>
+        <w:jc w:val="center"/>
+      </w:pPr>
+      <w:r>
+        <w:rPr>
+          <w:rFonts w:ascii="Arial" w:hAnsi="Arial"/>
+          <w:b w:val="0"/>
+          <w:i w:val="0"/>
+          <w:sz w:val="24"/>
+          <w:u w:val="none"/>
+        </w:rPr>
+        <w:t>• With less enzyme, large food molecules are not fully broken down into small soluble molecules. (1)</w:t>
+      </w:r>
+    </w:p>
+    <w:p>
+      <w:pPr>
+        <w:spacing w:line="360" w:lineRule="auto" w:before="0" w:after="0"/>
+        <w:jc w:val="center"/>
+      </w:pPr>
+      <w:r>
+        <w:rPr>
+          <w:rFonts w:ascii="Arial" w:hAnsi="Arial"/>
+          <w:b w:val="0"/>
+          <w:i w:val="0"/>
+          <w:sz w:val="24"/>
+          <w:u w:val="none"/>
+        </w:rPr>
+        <w:t>• Fewer nutrients can therefore be absorbed into the blood from the small intestine. (1)</w:t>
+      </w:r>
+    </w:p>
+    <w:p>
+      <w:pPr>
+        <w:spacing w:line="360" w:lineRule="auto" w:before="0" w:after="0"/>
+        <w:jc w:val="center"/>
+      </w:pPr>
+      <w:r>
+        <w:rPr>
+          <w:rFonts w:ascii="Arial" w:hAnsi="Arial"/>
+          <w:b w:val="0"/>
+          <w:i w:val="0"/>
+          <w:sz w:val="24"/>
+          <w:u w:val="none"/>
+        </w:rPr>
+        <w:t>• The body respires its own stored fat and protein to release energy, so body mass is lost. (1)</w:t>
+      </w:r>
+    </w:p>
+    <w:p>
+      <w:pPr>
+        <w:spacing w:line="360" w:lineRule="auto" w:before="0" w:after="0"/>
+        <w:jc w:val="center"/>
+      </w:pPr>
+    </w:p>
+    <w:p>
+      <w:pPr>
+        <w:spacing w:line="360" w:lineRule="auto" w:before="120" w:after="0"/>
+        <w:jc w:val="center"/>
+      </w:pPr>
+      <w:r>
+        <w:rPr>
+          <w:rFonts w:ascii="Arial" w:hAnsi="Arial"/>
+          <w:b w:val="0"/>
+          <w:i w:val="0"/>
+          <w:sz w:val="24"/>
+          <w:u w:val="none"/>
+        </w:rPr>
+        <w:t>(e)  Compare the activity and nature of antibodies with those of enzymes.</w:t>
+      </w:r>
+    </w:p>
+    <w:p>
+      <w:pPr>
+        <w:spacing w:line="360" w:lineRule="auto" w:before="80" w:after="0"/>
+        <w:jc w:val="center"/>
+      </w:pPr>
+      <w:r>
+        <w:rPr>
+          <w:rFonts w:ascii="Arial" w:hAnsi="Arial"/>
+          <w:b w:val="0"/>
+          <w:i w:val="0"/>
+          <w:sz w:val="24"/>
+          <w:u w:val="none"/>
+        </w:rPr>
+        <w:t>(3 marks)</w:t>
+      </w:r>
+    </w:p>
+    <w:p>
+      <w:pPr>
+        <w:spacing w:line="360" w:lineRule="auto" w:before="0" w:after="0"/>
+        <w:jc w:val="center"/>
+      </w:pPr>
+      <w:r>
+        <w:rPr>
+          <w:rFonts w:ascii="Arial" w:hAnsi="Arial"/>
+          <w:b w:val="0"/>
+          <w:i w:val="0"/>
+          <w:sz w:val="24"/>
+          <w:u w:val="none"/>
+        </w:rPr>
+        <w:t>• Similarity: both are proteins with a specific three-dimensional shape, both bind to a complementary molecule and both can be denatured by high temperature or extremes of pH. (1)</w:t>
+      </w:r>
+    </w:p>
+    <w:p>
+      <w:pPr>
+        <w:spacing w:line="360" w:lineRule="auto" w:before="0" w:after="0"/>
+        <w:jc w:val="center"/>
+      </w:pPr>
+      <w:r>
+        <w:rPr>
+          <w:rFonts w:ascii="Arial" w:hAnsi="Arial"/>
+          <w:b w:val="0"/>
+          <w:i w:val="0"/>
+          <w:sz w:val="24"/>
+          <w:u w:val="none"/>
+        </w:rPr>
+        <w:t>• Difference: an antibody binds to an antigen and marks or destroys a pathogen, whereas an enzyme binds to a substrate and catalyses a chemical reaction. (1)</w:t>
+      </w:r>
+    </w:p>
+    <w:p>
+      <w:pPr>
+        <w:spacing w:line="360" w:lineRule="auto" w:before="0" w:after="0"/>
+        <w:jc w:val="center"/>
+      </w:pPr>
+      <w:r>
+        <w:rPr>
+          <w:rFonts w:ascii="Arial" w:hAnsi="Arial"/>
+          <w:b w:val="0"/>
+          <w:i w:val="0"/>
+          <w:sz w:val="24"/>
+          <w:u w:val="none"/>
+        </w:rPr>
+        <w:t>• Difference: an antibody has a binding site and is used up, whereas an enzyme has an active site, acts as a catalyst and is unchanged at the end of the reaction. (1)</w:t>
+      </w:r>
+    </w:p>
+    <w:p>
+      <w:pPr>
+        <w:spacing w:line="360" w:lineRule="auto" w:before="0" w:after="0"/>
+        <w:jc w:val="center"/>
+      </w:pPr>
+      <w:r>
+        <w:rPr>
+          <w:rFonts w:ascii="Arial" w:hAnsi="Arial"/>
+          <w:b w:val="0"/>
+          <w:i w:val="0"/>
+          <w:sz w:val="24"/>
+          <w:u w:val="none"/>
+        </w:rPr>
+        <w:t>• (Maximum 3 marks.)</w:t>
+      </w:r>
+    </w:p>
+    <w:p>
+      <w:pPr>
+        <w:spacing w:line="360" w:lineRule="auto" w:before="0" w:after="0"/>
+        <w:jc w:val="center"/>
+      </w:pPr>
+    </w:p>
+    <w:p>
+      <w:pPr>
+        <w:spacing w:line="360" w:lineRule="auto" w:before="120" w:after="0"/>
+        <w:jc w:val="center"/>
+      </w:pPr>
+      <w:r>
+        <w:rPr>
+          <w:rFonts w:ascii="Arial" w:hAnsi="Arial"/>
+          <w:b w:val="0"/>
+          <w:i w:val="0"/>
+          <w:sz w:val="24"/>
+          <w:u w:val="none"/>
+        </w:rPr>
+        <w:t>(f)  Outline the process of starch digestion in the human body.</w:t>
+      </w:r>
+    </w:p>
+    <w:p>
+      <w:pPr>
+        <w:spacing w:line="360" w:lineRule="auto" w:before="80" w:after="0"/>
+        <w:jc w:val="center"/>
+      </w:pPr>
+      <w:r>
+        <w:rPr>
+          <w:rFonts w:ascii="Arial" w:hAnsi="Arial"/>
+          <w:b w:val="0"/>
+          <w:i w:val="0"/>
+          <w:sz w:val="24"/>
+          <w:u w:val="none"/>
+        </w:rPr>
+        <w:t>(5 marks)</w:t>
       </w:r>
     </w:p>
     <w:p>
@@ -1911,7 +2047,7 @@
           <w:sz w:val="24"/>
           <w:u w:val="none"/>
         </w:rPr>
-        <w:t>• Digestion of starch stops in the stomach because the acidic pH denatures amylase. (1)</w:t>
+        <w:t>• Starch digestion stops in the stomach because the acidic pH denatures amylase. (1)</w:t>
       </w:r>
     </w:p>
     <w:p>
@@ -1927,7 +2063,7 @@
           <w:sz w:val="24"/>
           <w:u w:val="none"/>
         </w:rPr>
-        <w:t>• In the duodenum, pancreatic amylase continues to break the remaining starch into maltose. (1)</w:t>
+        <w:t>• In the duodenum, pancreatic amylase breaks the remaining starch down into maltose. (1)</w:t>
       </w:r>
     </w:p>
     <w:p>
@@ -1948,7 +2084,43 @@
     </w:p>
     <w:p>
       <w:pPr>
-        <w:spacing w:line="360" w:lineRule="auto" w:before="160" w:after="0"/>
+        <w:spacing w:line="360" w:lineRule="auto" w:before="0" w:after="0"/>
+        <w:jc w:val="center"/>
+      </w:pPr>
+    </w:p>
+    <w:p>
+      <w:pPr>
+        <w:jc w:val="center"/>
+      </w:pPr>
+      <w:r>
+        <w:br w:type="page"/>
+      </w:r>
+    </w:p>
+    <w:p>
+      <w:pPr>
+        <w:spacing w:line="360" w:lineRule="auto" w:before="0" w:after="0"/>
+        <w:jc w:val="center"/>
+      </w:pPr>
+      <w:r>
+        <w:rPr>
+          <w:rFonts w:ascii="Arial" w:hAnsi="Arial"/>
+          <w:b/>
+          <w:i w:val="0"/>
+          <w:sz w:val="24"/>
+          <w:u w:val="none"/>
+        </w:rPr>
+        <w:t>SECTION B — Q III (20 marks)</w:t>
+      </w:r>
+    </w:p>
+    <w:p>
+      <w:pPr>
+        <w:spacing w:line="360" w:lineRule="auto" w:before="0" w:after="0"/>
+        <w:jc w:val="center"/>
+      </w:pPr>
+    </w:p>
+    <w:p>
+      <w:pPr>
+        <w:spacing w:line="360" w:lineRule="auto" w:before="120" w:after="0"/>
         <w:jc w:val="center"/>
       </w:pPr>
       <w:r>
@@ -1959,12 +2131,12 @@
           <w:sz w:val="24"/>
           <w:u w:val="none"/>
         </w:rPr>
-        <w:t>(e) Describe the action of maltase and state where it acts in the alimentary canal. (3)</w:t>
+        <w:t>(a)  Explain how particulate matter would affect the process of gas exchange in human lungs.</w:t>
       </w:r>
     </w:p>
     <w:p>
       <w:pPr>
-        <w:spacing w:line="360" w:lineRule="auto" w:before="0" w:after="0"/>
+        <w:spacing w:line="360" w:lineRule="auto" w:before="80" w:after="0"/>
         <w:jc w:val="center"/>
       </w:pPr>
       <w:r>
@@ -1975,7 +2147,7 @@
           <w:sz w:val="24"/>
           <w:u w:val="none"/>
         </w:rPr>
-        <w:t>• Maltase is a carbohydrase that breaks down maltose. (1)</w:t>
+        <w:t>(3 marks)</w:t>
       </w:r>
     </w:p>
     <w:p>
@@ -1991,229 +2163,7 @@
           <w:sz w:val="24"/>
           <w:u w:val="none"/>
         </w:rPr>
-        <w:t>• It converts maltose into glucose. (1)</w:t>
-      </w:r>
-    </w:p>
-    <w:p>
-      <w:pPr>
-        <w:spacing w:line="360" w:lineRule="auto" w:before="0" w:after="0"/>
-        <w:jc w:val="center"/>
-      </w:pPr>
-      <w:r>
-        <w:rPr>
-          <w:rFonts w:ascii="Arial" w:hAnsi="Arial"/>
-          <w:b w:val="0"/>
-          <w:i w:val="0"/>
-          <w:sz w:val="24"/>
-          <w:u w:val="none"/>
-        </w:rPr>
-        <w:t>• It acts in the small intestine, being located in the membranes of the epithelial cells lining it. (1)</w:t>
-      </w:r>
-    </w:p>
-    <w:p>
-      <w:pPr>
-        <w:spacing w:line="360" w:lineRule="auto" w:before="160" w:after="0"/>
-        <w:jc w:val="center"/>
-      </w:pPr>
-      <w:r>
-        <w:rPr>
-          <w:rFonts w:ascii="Arial" w:hAnsi="Arial"/>
-          <w:b w:val="0"/>
-          <w:i w:val="0"/>
-          <w:sz w:val="24"/>
-          <w:u w:val="none"/>
-        </w:rPr>
-        <w:t>(f) With reference to enzymes, explain how pancreatic cancer may cause a person to lose weight. (4)</w:t>
-      </w:r>
-    </w:p>
-    <w:p>
-      <w:pPr>
-        <w:spacing w:line="360" w:lineRule="auto" w:before="0" w:after="0"/>
-        <w:jc w:val="center"/>
-      </w:pPr>
-      <w:r>
-        <w:rPr>
-          <w:rFonts w:ascii="Arial" w:hAnsi="Arial"/>
-          <w:b w:val="0"/>
-          <w:i w:val="0"/>
-          <w:sz w:val="24"/>
-          <w:u w:val="none"/>
-        </w:rPr>
-        <w:t>• The tumour damages the pancreas, so fewer digestive enzymes (amylase, protease/trypsin, lipase) are produced. (1)</w:t>
-      </w:r>
-    </w:p>
-    <w:p>
-      <w:pPr>
-        <w:spacing w:line="360" w:lineRule="auto" w:before="0" w:after="0"/>
-        <w:jc w:val="center"/>
-      </w:pPr>
-      <w:r>
-        <w:rPr>
-          <w:rFonts w:ascii="Arial" w:hAnsi="Arial"/>
-          <w:b w:val="0"/>
-          <w:i w:val="0"/>
-          <w:sz w:val="24"/>
-          <w:u w:val="none"/>
-        </w:rPr>
-        <w:t>• Less enzyme means large food molecules are not fully broken down into small soluble molecules. (1)</w:t>
-      </w:r>
-    </w:p>
-    <w:p>
-      <w:pPr>
-        <w:spacing w:line="360" w:lineRule="auto" w:before="0" w:after="0"/>
-        <w:jc w:val="center"/>
-      </w:pPr>
-      <w:r>
-        <w:rPr>
-          <w:rFonts w:ascii="Arial" w:hAnsi="Arial"/>
-          <w:b w:val="0"/>
-          <w:i w:val="0"/>
-          <w:sz w:val="24"/>
-          <w:u w:val="none"/>
-        </w:rPr>
-        <w:t>• Fewer nutrients can therefore be absorbed into the blood from the small intestine. (1)</w:t>
-      </w:r>
-    </w:p>
-    <w:p>
-      <w:pPr>
-        <w:spacing w:line="360" w:lineRule="auto" w:before="0" w:after="0"/>
-        <w:jc w:val="center"/>
-      </w:pPr>
-      <w:r>
-        <w:rPr>
-          <w:rFonts w:ascii="Arial" w:hAnsi="Arial"/>
-          <w:b w:val="0"/>
-          <w:i w:val="0"/>
-          <w:sz w:val="24"/>
-          <w:u w:val="none"/>
-        </w:rPr>
-        <w:t>• The body respires its own stored fat and protein to release energy, so body mass is lost. (1)</w:t>
-      </w:r>
-    </w:p>
-    <w:p>
-      <w:pPr>
-        <w:jc w:val="center"/>
-      </w:pPr>
-      <w:r>
-        <w:br w:type="page"/>
-      </w:r>
-    </w:p>
-    <w:p>
-      <w:pPr>
-        <w:spacing w:line="360" w:lineRule="auto" w:before="0" w:after="0"/>
-        <w:jc w:val="center"/>
-      </w:pPr>
-      <w:r>
-        <w:rPr>
-          <w:rFonts w:ascii="Arial" w:hAnsi="Arial"/>
-          <w:b/>
-          <w:i w:val="0"/>
-          <w:sz w:val="24"/>
-          <w:u w:val="none"/>
-        </w:rPr>
-        <w:t>Q III (20 marks)</w:t>
-      </w:r>
-    </w:p>
-    <w:p>
-      <w:pPr>
-        <w:spacing w:line="360" w:lineRule="auto" w:before="0" w:after="0"/>
-        <w:jc w:val="center"/>
-      </w:pPr>
-    </w:p>
-    <w:p>
-      <w:pPr>
-        <w:spacing w:line="360" w:lineRule="auto" w:before="160" w:after="0"/>
-        <w:jc w:val="center"/>
-      </w:pPr>
-      <w:r>
-        <w:rPr>
-          <w:rFonts w:ascii="Arial" w:hAnsi="Arial"/>
-          <w:b w:val="0"/>
-          <w:i w:val="0"/>
-          <w:sz w:val="24"/>
-          <w:u w:val="none"/>
-        </w:rPr>
-        <w:t>(a) Name two structures found in both an animal cell and a plant cell. (2)</w:t>
-      </w:r>
-    </w:p>
-    <w:p>
-      <w:pPr>
-        <w:spacing w:line="360" w:lineRule="auto" w:before="0" w:after="0"/>
-        <w:jc w:val="center"/>
-      </w:pPr>
-      <w:r>
-        <w:rPr>
-          <w:rFonts w:ascii="Arial" w:hAnsi="Arial"/>
-          <w:b w:val="0"/>
-          <w:i w:val="0"/>
-          <w:sz w:val="24"/>
-          <w:u w:val="none"/>
-        </w:rPr>
-        <w:t>• Any two of: cell membrane, nucleus, cytoplasm, mitochondria, ribosomes. (1 + 1)</w:t>
-      </w:r>
-    </w:p>
-    <w:p>
-      <w:pPr>
-        <w:spacing w:line="360" w:lineRule="auto" w:before="160" w:after="0"/>
-        <w:jc w:val="center"/>
-      </w:pPr>
-      <w:r>
-        <w:rPr>
-          <w:rFonts w:ascii="Arial" w:hAnsi="Arial"/>
-          <w:b w:val="0"/>
-          <w:i w:val="0"/>
-          <w:sz w:val="24"/>
-          <w:u w:val="none"/>
-        </w:rPr>
-        <w:t>(b) State four of the characteristics of living organisms. (4)</w:t>
-      </w:r>
-    </w:p>
-    <w:p>
-      <w:pPr>
-        <w:spacing w:line="360" w:lineRule="auto" w:before="0" w:after="0"/>
-        <w:jc w:val="center"/>
-      </w:pPr>
-      <w:r>
-        <w:rPr>
-          <w:rFonts w:ascii="Arial" w:hAnsi="Arial"/>
-          <w:b w:val="0"/>
-          <w:i w:val="0"/>
-          <w:sz w:val="24"/>
-          <w:u w:val="none"/>
-        </w:rPr>
-        <w:t>• Any four of: nutrition, respiration, excretion, growth, movement, reproduction, sensitivity (response to stimuli). (1 mark each)</w:t>
-      </w:r>
-    </w:p>
-    <w:p>
-      <w:pPr>
-        <w:spacing w:line="360" w:lineRule="auto" w:before="160" w:after="0"/>
-        <w:jc w:val="center"/>
-      </w:pPr>
-      <w:r>
-        <w:rPr>
-          <w:rFonts w:ascii="Arial" w:hAnsi="Arial"/>
-          <w:b w:val="0"/>
-          <w:i w:val="0"/>
-          <w:sz w:val="24"/>
-          <w:u w:val="none"/>
-        </w:rPr>
-        <w:t>(c) Explain how particulate matter would affect the process of gas exchange in human lungs. (3)</w:t>
-      </w:r>
-    </w:p>
-    <w:p>
-      <w:pPr>
-        <w:spacing w:line="360" w:lineRule="auto" w:before="0" w:after="0"/>
-        <w:jc w:val="center"/>
-      </w:pPr>
-      <w:r>
-        <w:rPr>
-          <w:rFonts w:ascii="Arial" w:hAnsi="Arial"/>
-          <w:b w:val="0"/>
-          <w:i w:val="0"/>
-          <w:sz w:val="24"/>
-          <w:u w:val="none"/>
-        </w:rPr>
-        <w:t>• Fewer functioning alveoli means a smaller surface area available for gas exchange. (1)</w:t>
+        <w:t>• Fewer functioning alveoli means a smaller surface area for gas exchange. (1)</w:t>
       </w:r>
     </w:p>
     <w:p>
@@ -2250,7 +2200,13 @@
     </w:p>
     <w:p>
       <w:pPr>
-        <w:spacing w:line="360" w:lineRule="auto" w:before="160" w:after="0"/>
+        <w:spacing w:line="360" w:lineRule="auto" w:before="0" w:after="0"/>
+        <w:jc w:val="center"/>
+      </w:pPr>
+    </w:p>
+    <w:p>
+      <w:pPr>
+        <w:spacing w:line="360" w:lineRule="auto" w:before="120" w:after="0"/>
         <w:jc w:val="center"/>
       </w:pPr>
       <w:r>
@@ -2261,7 +2217,109 @@
           <w:sz w:val="24"/>
           <w:u w:val="none"/>
         </w:rPr>
-        <w:t>(d) Suggest an explanation for fatigue in people living in polluted urban areas. (2)</w:t>
+        <w:t>(b)  Calculate how many more cells died after 48 hours of exposure to 1 000 µg cm⁻³ than after 50 µg cm⁻³.</w:t>
+      </w:r>
+    </w:p>
+    <w:p>
+      <w:pPr>
+        <w:spacing w:line="360" w:lineRule="auto" w:before="80" w:after="0"/>
+        <w:jc w:val="center"/>
+      </w:pPr>
+      <w:r>
+        <w:rPr>
+          <w:rFonts w:ascii="Arial" w:hAnsi="Arial"/>
+          <w:b w:val="0"/>
+          <w:i w:val="0"/>
+          <w:sz w:val="24"/>
+          <w:u w:val="none"/>
+        </w:rPr>
+        <w:t>(3 marks)</w:t>
+      </w:r>
+    </w:p>
+    <w:p>
+      <w:pPr>
+        <w:spacing w:line="360" w:lineRule="auto" w:before="0" w:after="0"/>
+        <w:jc w:val="center"/>
+      </w:pPr>
+      <w:r>
+        <w:rPr>
+          <w:rFonts w:ascii="Arial" w:hAnsi="Arial"/>
+          <w:b w:val="0"/>
+          <w:i w:val="0"/>
+          <w:sz w:val="24"/>
+          <w:u w:val="none"/>
+        </w:rPr>
+        <w:t>• From Fig. 2: 56% of cells died at 1 000 µg cm⁻³ and 20% died at 50 µg cm⁻³, a difference of 36%. (1)</w:t>
+      </w:r>
+    </w:p>
+    <w:p>
+      <w:pPr>
+        <w:spacing w:line="360" w:lineRule="auto" w:before="0" w:after="0"/>
+        <w:jc w:val="center"/>
+      </w:pPr>
+      <w:r>
+        <w:rPr>
+          <w:rFonts w:ascii="Arial" w:hAnsi="Arial"/>
+          <w:b w:val="0"/>
+          <w:i w:val="0"/>
+          <w:sz w:val="24"/>
+          <w:u w:val="none"/>
+        </w:rPr>
+        <w:t>• 36 ÷ 100 × 31 080 (1)</w:t>
+      </w:r>
+    </w:p>
+    <w:p>
+      <w:pPr>
+        <w:spacing w:line="360" w:lineRule="auto" w:before="0" w:after="0"/>
+        <w:jc w:val="center"/>
+      </w:pPr>
+      <w:r>
+        <w:rPr>
+          <w:rFonts w:ascii="Arial" w:hAnsi="Arial"/>
+          <w:b w:val="0"/>
+          <w:i w:val="0"/>
+          <w:sz w:val="24"/>
+          <w:u w:val="none"/>
+        </w:rPr>
+        <w:t>• = 11 188.8, i.e. 11 189 cells. (1)</w:t>
+      </w:r>
+    </w:p>
+    <w:p>
+      <w:pPr>
+        <w:spacing w:line="360" w:lineRule="auto" w:before="0" w:after="0"/>
+        <w:jc w:val="center"/>
+      </w:pPr>
+    </w:p>
+    <w:p>
+      <w:pPr>
+        <w:spacing w:line="360" w:lineRule="auto" w:before="120" w:after="0"/>
+        <w:jc w:val="center"/>
+      </w:pPr>
+      <w:r>
+        <w:rPr>
+          <w:rFonts w:ascii="Arial" w:hAnsi="Arial"/>
+          <w:b w:val="0"/>
+          <w:i w:val="0"/>
+          <w:sz w:val="24"/>
+          <w:u w:val="none"/>
+        </w:rPr>
+        <w:t>(c)  Suggest an explanation for fatigue in people living in urban areas with high levels of air pollution.</w:t>
+      </w:r>
+    </w:p>
+    <w:p>
+      <w:pPr>
+        <w:spacing w:line="360" w:lineRule="auto" w:before="80" w:after="0"/>
+        <w:jc w:val="center"/>
+      </w:pPr>
+      <w:r>
+        <w:rPr>
+          <w:rFonts w:ascii="Arial" w:hAnsi="Arial"/>
+          <w:b w:val="0"/>
+          <w:i w:val="0"/>
+          <w:sz w:val="24"/>
+          <w:u w:val="none"/>
+        </w:rPr>
+        <w:t>(2 marks)</w:t>
       </w:r>
     </w:p>
     <w:p>
@@ -2298,7 +2356,13 @@
     </w:p>
     <w:p>
       <w:pPr>
-        <w:spacing w:line="360" w:lineRule="auto" w:before="160" w:after="0"/>
+        <w:spacing w:line="360" w:lineRule="auto" w:before="0" w:after="0"/>
+        <w:jc w:val="center"/>
+      </w:pPr>
+    </w:p>
+    <w:p>
+      <w:pPr>
+        <w:spacing w:line="360" w:lineRule="auto" w:before="120" w:after="0"/>
         <w:jc w:val="center"/>
       </w:pPr>
       <w:r>
@@ -2309,12 +2373,12 @@
           <w:sz w:val="24"/>
           <w:u w:val="none"/>
         </w:rPr>
-        <w:t>(e) Compare osmosis and active transport with each other. (4)</w:t>
+        <w:t>(d)  Compare osmosis and active transport with each other.</w:t>
       </w:r>
     </w:p>
     <w:p>
       <w:pPr>
-        <w:spacing w:line="360" w:lineRule="auto" w:before="0" w:after="0"/>
+        <w:spacing w:line="360" w:lineRule="auto" w:before="80" w:after="0"/>
         <w:jc w:val="center"/>
       </w:pPr>
       <w:r>
@@ -2325,7 +2389,7 @@
           <w:sz w:val="24"/>
           <w:u w:val="none"/>
         </w:rPr>
-        <w:t>Similarities (any one):</w:t>
+        <w:t>(4 marks)</w:t>
       </w:r>
     </w:p>
     <w:p>
@@ -2341,7 +2405,7 @@
           <w:sz w:val="24"/>
           <w:u w:val="none"/>
         </w:rPr>
-        <w:t>• Both involve movement of substances across a partially permeable cell membrane. (1)</w:t>
+        <w:t>• Similarity: both move substances across a partially permeable cell membrane. (1)</w:t>
       </w:r>
     </w:p>
     <w:p>
@@ -2357,7 +2421,7 @@
           <w:sz w:val="24"/>
           <w:u w:val="none"/>
         </w:rPr>
-        <w:t>Differences (any three):</w:t>
+        <w:t>• Osmosis moves only water, whereas active transport moves ions or dissolved solute molecules. (1)</w:t>
       </w:r>
     </w:p>
     <w:p>
@@ -2373,7 +2437,7 @@
           <w:sz w:val="24"/>
           <w:u w:val="none"/>
         </w:rPr>
-        <w:t>• Osmosis moves only water; active transport moves ions / dissolved solute molecules. (1)</w:t>
+        <w:t>• Osmosis is movement down a water potential gradient, whereas active transport moves substances against a concentration gradient. (1)</w:t>
       </w:r>
     </w:p>
     <w:p>
@@ -2389,12 +2453,18 @@
           <w:sz w:val="24"/>
           <w:u w:val="none"/>
         </w:rPr>
-        <w:t>• Osmosis is movement down a water potential gradient (high to low water potential); active transport moves substances against a concentration gradient (low to high). (1)</w:t>
+        <w:t>• Osmosis is passive and needs no energy, whereas active transport needs energy from respiration and uses carrier (protein) pumps. (1)</w:t>
       </w:r>
     </w:p>
     <w:p>
       <w:pPr>
         <w:spacing w:line="360" w:lineRule="auto" w:before="0" w:after="0"/>
+        <w:jc w:val="center"/>
+      </w:pPr>
+    </w:p>
+    <w:p>
+      <w:pPr>
+        <w:spacing w:line="360" w:lineRule="auto" w:before="120" w:after="0"/>
         <w:jc w:val="center"/>
       </w:pPr>
       <w:r>
@@ -2405,12 +2475,12 @@
           <w:sz w:val="24"/>
           <w:u w:val="none"/>
         </w:rPr>
-        <w:t>• Osmosis is a passive process and needs no energy; active transport requires energy from respiration. (1)</w:t>
+        <w:t>(e)  Identify each structure and which level of organisation each one belongs to.</w:t>
       </w:r>
     </w:p>
     <w:p>
       <w:pPr>
-        <w:spacing w:line="360" w:lineRule="auto" w:before="0" w:after="0"/>
+        <w:spacing w:line="360" w:lineRule="auto" w:before="80" w:after="0"/>
         <w:jc w:val="center"/>
       </w:pPr>
       <w:r>
@@ -2421,12 +2491,12 @@
           <w:sz w:val="24"/>
           <w:u w:val="none"/>
         </w:rPr>
-        <w:t>• Osmosis does not need carrier proteins; active transport uses protein pumps / carrier proteins in the membrane. (1)</w:t>
+        <w:t>(4 marks)</w:t>
       </w:r>
     </w:p>
     <w:p>
       <w:pPr>
-        <w:spacing w:line="360" w:lineRule="auto" w:before="160" w:after="0"/>
+        <w:spacing w:line="360" w:lineRule="auto" w:before="0" w:after="0"/>
         <w:jc w:val="center"/>
       </w:pPr>
       <w:r>
@@ -2437,7 +2507,7 @@
           <w:sz w:val="24"/>
           <w:u w:val="none"/>
         </w:rPr>
-        <w:t>(f) Suggest why failure of root hairs to develop properly could be catastrophic to a plant. (4)</w:t>
+        <w:t>• A — trachea — organ. (1)</w:t>
       </w:r>
     </w:p>
     <w:p>
@@ -2453,7 +2523,7 @@
           <w:sz w:val="24"/>
           <w:u w:val="none"/>
         </w:rPr>
-        <w:t>• Root hairs greatly increase the surface area of the root. (1)</w:t>
+        <w:t>• B — alveolus (air sac) — tissue. (1)</w:t>
       </w:r>
     </w:p>
     <w:p>
@@ -2469,7 +2539,7 @@
           <w:sz w:val="24"/>
           <w:u w:val="none"/>
         </w:rPr>
-        <w:t>• Less water would be absorbed by osmosis, so the plant could wilt / cells would not remain turgid and the plant could not support itself. (1)</w:t>
+        <w:t>• C — a single epithelium / blood cell — cell. (1)</w:t>
       </w:r>
     </w:p>
     <w:p>
@@ -2485,12 +2555,18 @@
           <w:sz w:val="24"/>
           <w:u w:val="none"/>
         </w:rPr>
-        <w:t>• Fewer mineral ions (e.g. nitrate, magnesium) would be absorbed by active transport. (1)</w:t>
+        <w:t>• D — the gas exchange (respiratory) system — organ system. (1)</w:t>
       </w:r>
     </w:p>
     <w:p>
       <w:pPr>
         <w:spacing w:line="360" w:lineRule="auto" w:before="0" w:after="0"/>
+        <w:jc w:val="center"/>
+      </w:pPr>
+    </w:p>
+    <w:p>
+      <w:pPr>
+        <w:spacing w:line="360" w:lineRule="auto" w:before="120" w:after="0"/>
         <w:jc w:val="center"/>
       </w:pPr>
       <w:r>
@@ -2501,12 +2577,12 @@
           <w:sz w:val="24"/>
           <w:u w:val="none"/>
         </w:rPr>
-        <w:t>• Without nitrate the plant cannot make amino acids and proteins, and without magnesium it cannot make chlorophyll, so growth and photosynthesis are reduced and the plant may die. (1)</w:t>
+        <w:t>(f)  Explain how muscles and bones work together to perform the function of movement.</w:t>
       </w:r>
     </w:p>
     <w:p>
       <w:pPr>
-        <w:spacing w:line="360" w:lineRule="auto" w:before="160" w:after="0"/>
+        <w:spacing w:line="360" w:lineRule="auto" w:before="80" w:after="0"/>
         <w:jc w:val="center"/>
       </w:pPr>
       <w:r>
@@ -2517,7 +2593,7 @@
           <w:sz w:val="24"/>
           <w:u w:val="none"/>
         </w:rPr>
-        <w:t>(g) Name the tissue that transports water up the stem and into a leaf. (1)</w:t>
+        <w:t>(2 marks)</w:t>
       </w:r>
     </w:p>
     <w:p>
@@ -2533,8 +2609,100 @@
           <w:sz w:val="24"/>
           <w:u w:val="none"/>
         </w:rPr>
-        <w:t>• Xylem. (1)</w:t>
+        <w:t>• Muscles are attached to bones by tendons; the muscle contracts and shortens, pulling on the bone. (1)</w:t>
       </w:r>
+    </w:p>
+    <w:p>
+      <w:pPr>
+        <w:spacing w:line="360" w:lineRule="auto" w:before="0" w:after="0"/>
+        <w:jc w:val="center"/>
+      </w:pPr>
+      <w:r>
+        <w:rPr>
+          <w:rFonts w:ascii="Arial" w:hAnsi="Arial"/>
+          <w:b w:val="0"/>
+          <w:i w:val="0"/>
+          <w:sz w:val="24"/>
+          <w:u w:val="none"/>
+        </w:rPr>
+        <w:t>• The bone acts as a lever and moves at a joint, and muscles work in antagonistic pairs so one flexes and the other extends the joint. (1)</w:t>
+      </w:r>
+    </w:p>
+    <w:p>
+      <w:pPr>
+        <w:spacing w:line="360" w:lineRule="auto" w:before="0" w:after="0"/>
+        <w:jc w:val="center"/>
+      </w:pPr>
+    </w:p>
+    <w:p>
+      <w:pPr>
+        <w:spacing w:line="360" w:lineRule="auto" w:before="120" w:after="0"/>
+        <w:jc w:val="center"/>
+      </w:pPr>
+      <w:r>
+        <w:rPr>
+          <w:rFonts w:ascii="Arial" w:hAnsi="Arial"/>
+          <w:b w:val="0"/>
+          <w:i w:val="0"/>
+          <w:sz w:val="24"/>
+          <w:u w:val="none"/>
+        </w:rPr>
+        <w:t>(g)  Estimate the mass of the adult male.</w:t>
+      </w:r>
+    </w:p>
+    <w:p>
+      <w:pPr>
+        <w:spacing w:line="360" w:lineRule="auto" w:before="80" w:after="0"/>
+        <w:jc w:val="center"/>
+      </w:pPr>
+      <w:r>
+        <w:rPr>
+          <w:rFonts w:ascii="Arial" w:hAnsi="Arial"/>
+          <w:b w:val="0"/>
+          <w:i w:val="0"/>
+          <w:sz w:val="24"/>
+          <w:u w:val="none"/>
+        </w:rPr>
+        <w:t>(2 marks)</w:t>
+      </w:r>
+    </w:p>
+    <w:p>
+      <w:pPr>
+        <w:spacing w:line="360" w:lineRule="auto" w:before="0" w:after="0"/>
+        <w:jc w:val="center"/>
+      </w:pPr>
+      <w:r>
+        <w:rPr>
+          <w:rFonts w:ascii="Arial" w:hAnsi="Arial"/>
+          <w:b w:val="0"/>
+          <w:i w:val="0"/>
+          <w:sz w:val="24"/>
+          <w:u w:val="none"/>
+        </w:rPr>
+        <w:t>• Increase in cell number = 3.7 × 10¹³ ÷ 1.25 × 10¹² = 29.6 times. (1)</w:t>
+      </w:r>
+    </w:p>
+    <w:p>
+      <w:pPr>
+        <w:spacing w:line="360" w:lineRule="auto" w:before="0" w:after="0"/>
+        <w:jc w:val="center"/>
+      </w:pPr>
+      <w:r>
+        <w:rPr>
+          <w:rFonts w:ascii="Arial" w:hAnsi="Arial"/>
+          <w:b w:val="0"/>
+          <w:i w:val="0"/>
+          <w:sz w:val="24"/>
+          <w:u w:val="none"/>
+        </w:rPr>
+        <w:t>• Estimated mass = 3.1 × 29.6 = 91.76 = 92 kg. (1)</w:t>
+      </w:r>
+    </w:p>
+    <w:p>
+      <w:pPr>
+        <w:spacing w:line="360" w:lineRule="auto" w:before="0" w:after="0"/>
+        <w:jc w:val="center"/>
+      </w:pPr>
     </w:p>
     <w:p>
       <w:pPr>
@@ -2557,7 +2725,7 @@
           <w:sz w:val="24"/>
           <w:u w:val="none"/>
         </w:rPr>
-        <w:t>SECTION C - DIAGRAM BASED / ALTERNATIVE TO PRACTICAL (20 marks)</w:t>
+        <w:t>SECTION C — Q IV (20 marks)</w:t>
       </w:r>
     </w:p>
     <w:p>
@@ -2568,29 +2736,7 @@
     </w:p>
     <w:p>
       <w:pPr>
-        <w:spacing w:line="360" w:lineRule="auto" w:before="80" w:after="0"/>
-        <w:jc w:val="center"/>
-      </w:pPr>
-      <w:r>
-        <w:rPr>
-          <w:rFonts w:ascii="Arial" w:hAnsi="Arial"/>
-          <w:b/>
-          <w:i w:val="0"/>
-          <w:sz w:val="24"/>
-          <w:u w:val="none"/>
-        </w:rPr>
-        <w:t>Q IV (20 marks)</w:t>
-      </w:r>
-    </w:p>
-    <w:p>
-      <w:pPr>
-        <w:spacing w:line="360" w:lineRule="auto" w:before="0" w:after="0"/>
-        <w:jc w:val="center"/>
-      </w:pPr>
-    </w:p>
-    <w:p>
-      <w:pPr>
-        <w:spacing w:line="360" w:lineRule="auto" w:before="160" w:after="0"/>
+        <w:spacing w:line="360" w:lineRule="auto" w:before="120" w:after="0"/>
         <w:jc w:val="center"/>
       </w:pPr>
       <w:r>
@@ -2601,12 +2747,12 @@
           <w:sz w:val="24"/>
           <w:u w:val="none"/>
         </w:rPr>
-        <w:t>(a) Prepare a table in which to record these results and complete it. (3)</w:t>
+        <w:t>(a)  Prepare a table in which to record these results and complete it.</w:t>
       </w:r>
     </w:p>
     <w:p>
       <w:pPr>
-        <w:spacing w:line="360" w:lineRule="auto" w:before="0" w:after="0"/>
+        <w:spacing w:line="360" w:lineRule="auto" w:before="80" w:after="0"/>
         <w:jc w:val="center"/>
       </w:pPr>
       <w:r>
@@ -2617,7 +2763,7 @@
           <w:sz w:val="24"/>
           <w:u w:val="none"/>
         </w:rPr>
-        <w:t>• 1 mark for a ruled table with correctly headed columns and units where needed (time / minutes, and test-tubes P, Q and R).</w:t>
+        <w:t>(3 marks)</w:t>
       </w:r>
     </w:p>
     <w:p>
@@ -2633,7 +2779,7 @@
           <w:sz w:val="24"/>
           <w:u w:val="none"/>
         </w:rPr>
-        <w:t>• 1 mark for time entered in a logical order, 1 to 5 minutes.</w:t>
+        <w:t>• A ruled table with correctly headed columns, including units where needed (time / minutes and test-tubes P, Q and R). (1)</w:t>
       </w:r>
     </w:p>
     <w:p>
@@ -2649,7 +2795,23 @@
           <w:sz w:val="24"/>
           <w:u w:val="none"/>
         </w:rPr>
-        <w:t>• 1 mark for all the observations entered correctly, as below.</w:t>
+        <w:t>• Time entered in a logical order, from 1 to 5 minutes. (1)</w:t>
+      </w:r>
+    </w:p>
+    <w:p>
+      <w:pPr>
+        <w:spacing w:line="360" w:lineRule="auto" w:before="0" w:after="0"/>
+        <w:jc w:val="center"/>
+      </w:pPr>
+      <w:r>
+        <w:rPr>
+          <w:rFonts w:ascii="Arial" w:hAnsi="Arial"/>
+          <w:b w:val="0"/>
+          <w:i w:val="0"/>
+          <w:sz w:val="24"/>
+          <w:u w:val="none"/>
+        </w:rPr>
+        <w:t>• All of the observations entered correctly, as below. (1)</w:t>
       </w:r>
     </w:p>
     <w:p>
@@ -2663,14 +2825,16 @@
         <w:tblStyle w:val="TableGrid"/>
         <w:tblW w:type="auto" w:w="0"/>
         <w:jc w:val="center"/>
-        <w:tblLayout w:type="autofit"/>
+        <w:tblLayout w:type="fixed"/>
         <w:tblLook w:firstColumn="1" w:firstRow="1" w:lastColumn="0" w:lastRow="0" w:noHBand="0" w:noVBand="1" w:val="04A0"/>
+        <w:tblLayout w:type="fixed"/>
+        <w:tblW w:type="dxa" w:w="9504"/>
       </w:tblPr>
       <w:tblGrid>
-        <w:gridCol w:w="2700"/>
-        <w:gridCol w:w="2700"/>
-        <w:gridCol w:w="2700"/>
-        <w:gridCol w:w="2700"/>
+        <w:gridCol w:w="2160"/>
+        <w:gridCol w:w="2448"/>
+        <w:gridCol w:w="2448"/>
+        <w:gridCol w:w="2448"/>
       </w:tblGrid>
       <w:tr>
         <w:trPr>
@@ -2678,7 +2842,7 @@
         </w:trPr>
         <w:tc>
           <w:tcPr>
-            <w:tcW w:type="dxa" w:w="2700"/>
+            <w:tcW w:type="dxa" w:w="2160"/>
           </w:tcPr>
           <w:p>
             <w:pPr>
@@ -2697,7 +2861,7 @@
         </w:tc>
         <w:tc>
           <w:tcPr>
-            <w:tcW w:type="dxa" w:w="2700"/>
+            <w:tcW w:type="dxa" w:w="2448"/>
           </w:tcPr>
           <w:p>
             <w:pPr>
@@ -2716,7 +2880,7 @@
         </w:tc>
         <w:tc>
           <w:tcPr>
-            <w:tcW w:type="dxa" w:w="2700"/>
+            <w:tcW w:type="dxa" w:w="2448"/>
           </w:tcPr>
           <w:p>
             <w:pPr>
@@ -2735,7 +2899,7 @@
         </w:tc>
         <w:tc>
           <w:tcPr>
-            <w:tcW w:type="dxa" w:w="2700"/>
+            <w:tcW w:type="dxa" w:w="2448"/>
           </w:tcPr>
           <w:p>
             <w:pPr>
@@ -2759,7 +2923,7 @@
         </w:trPr>
         <w:tc>
           <w:tcPr>
-            <w:tcW w:type="dxa" w:w="2700"/>
+            <w:tcW w:type="dxa" w:w="2160"/>
           </w:tcPr>
           <w:p>
             <w:pPr>
@@ -2777,7 +2941,7 @@
         </w:tc>
         <w:tc>
           <w:tcPr>
-            <w:tcW w:type="dxa" w:w="2700"/>
+            <w:tcW w:type="dxa" w:w="2448"/>
           </w:tcPr>
           <w:p>
             <w:pPr>
@@ -2795,7 +2959,7 @@
         </w:tc>
         <w:tc>
           <w:tcPr>
-            <w:tcW w:type="dxa" w:w="2700"/>
+            <w:tcW w:type="dxa" w:w="2448"/>
           </w:tcPr>
           <w:p>
             <w:pPr>
@@ -2813,7 +2977,7 @@
         </w:tc>
         <w:tc>
           <w:tcPr>
-            <w:tcW w:type="dxa" w:w="2700"/>
+            <w:tcW w:type="dxa" w:w="2448"/>
           </w:tcPr>
           <w:p>
             <w:pPr>
@@ -2836,7 +3000,7 @@
         </w:trPr>
         <w:tc>
           <w:tcPr>
-            <w:tcW w:type="dxa" w:w="2700"/>
+            <w:tcW w:type="dxa" w:w="2160"/>
           </w:tcPr>
           <w:p>
             <w:pPr>
@@ -2854,7 +3018,7 @@
         </w:tc>
         <w:tc>
           <w:tcPr>
-            <w:tcW w:type="dxa" w:w="2700"/>
+            <w:tcW w:type="dxa" w:w="2448"/>
           </w:tcPr>
           <w:p>
             <w:pPr>
@@ -2872,7 +3036,7 @@
         </w:tc>
         <w:tc>
           <w:tcPr>
-            <w:tcW w:type="dxa" w:w="2700"/>
+            <w:tcW w:type="dxa" w:w="2448"/>
           </w:tcPr>
           <w:p>
             <w:pPr>
@@ -2890,7 +3054,7 @@
         </w:tc>
         <w:tc>
           <w:tcPr>
-            <w:tcW w:type="dxa" w:w="2700"/>
+            <w:tcW w:type="dxa" w:w="2448"/>
           </w:tcPr>
           <w:p>
             <w:pPr>
@@ -2913,7 +3077,7 @@
         </w:trPr>
         <w:tc>
           <w:tcPr>
-            <w:tcW w:type="dxa" w:w="2700"/>
+            <w:tcW w:type="dxa" w:w="2160"/>
           </w:tcPr>
           <w:p>
             <w:pPr>
@@ -2931,7 +3095,7 @@
         </w:tc>
         <w:tc>
           <w:tcPr>
-            <w:tcW w:type="dxa" w:w="2700"/>
+            <w:tcW w:type="dxa" w:w="2448"/>
           </w:tcPr>
           <w:p>
             <w:pPr>
@@ -2949,7 +3113,7 @@
         </w:tc>
         <w:tc>
           <w:tcPr>
-            <w:tcW w:type="dxa" w:w="2700"/>
+            <w:tcW w:type="dxa" w:w="2448"/>
           </w:tcPr>
           <w:p>
             <w:pPr>
@@ -2967,7 +3131,7 @@
         </w:tc>
         <w:tc>
           <w:tcPr>
-            <w:tcW w:type="dxa" w:w="2700"/>
+            <w:tcW w:type="dxa" w:w="2448"/>
           </w:tcPr>
           <w:p>
             <w:pPr>
@@ -2990,7 +3154,7 @@
         </w:trPr>
         <w:tc>
           <w:tcPr>
-            <w:tcW w:type="dxa" w:w="2700"/>
+            <w:tcW w:type="dxa" w:w="2160"/>
           </w:tcPr>
           <w:p>
             <w:pPr>
@@ -3008,7 +3172,7 @@
         </w:tc>
         <w:tc>
           <w:tcPr>
-            <w:tcW w:type="dxa" w:w="2700"/>
+            <w:tcW w:type="dxa" w:w="2448"/>
           </w:tcPr>
           <w:p>
             <w:pPr>
@@ -3026,7 +3190,7 @@
         </w:tc>
         <w:tc>
           <w:tcPr>
-            <w:tcW w:type="dxa" w:w="2700"/>
+            <w:tcW w:type="dxa" w:w="2448"/>
           </w:tcPr>
           <w:p>
             <w:pPr>
@@ -3044,7 +3208,7 @@
         </w:tc>
         <w:tc>
           <w:tcPr>
-            <w:tcW w:type="dxa" w:w="2700"/>
+            <w:tcW w:type="dxa" w:w="2448"/>
           </w:tcPr>
           <w:p>
             <w:pPr>
@@ -3067,7 +3231,7 @@
         </w:trPr>
         <w:tc>
           <w:tcPr>
-            <w:tcW w:type="dxa" w:w="2700"/>
+            <w:tcW w:type="dxa" w:w="2160"/>
           </w:tcPr>
           <w:p>
             <w:pPr>
@@ -3085,7 +3249,7 @@
         </w:tc>
         <w:tc>
           <w:tcPr>
-            <w:tcW w:type="dxa" w:w="2700"/>
+            <w:tcW w:type="dxa" w:w="2448"/>
           </w:tcPr>
           <w:p>
             <w:pPr>
@@ -3103,7 +3267,7 @@
         </w:tc>
         <w:tc>
           <w:tcPr>
-            <w:tcW w:type="dxa" w:w="2700"/>
+            <w:tcW w:type="dxa" w:w="2448"/>
           </w:tcPr>
           <w:p>
             <w:pPr>
@@ -3121,7 +3285,7 @@
         </w:tc>
         <w:tc>
           <w:tcPr>
-            <w:tcW w:type="dxa" w:w="2700"/>
+            <w:tcW w:type="dxa" w:w="2448"/>
           </w:tcPr>
           <w:p>
             <w:pPr>
@@ -3147,7 +3311,7 @@
     </w:p>
     <w:p>
       <w:pPr>
-        <w:spacing w:line="360" w:lineRule="auto" w:before="160" w:after="0"/>
+        <w:spacing w:line="360" w:lineRule="auto" w:before="120" w:after="0"/>
         <w:jc w:val="center"/>
       </w:pPr>
       <w:r>
@@ -3158,7 +3322,23 @@
           <w:sz w:val="24"/>
           <w:u w:val="none"/>
         </w:rPr>
-        <w:t>(b) State a conclusion for these results. (2)</w:t>
+        <w:t>(b)  State a conclusion for these results.</w:t>
+      </w:r>
+    </w:p>
+    <w:p>
+      <w:pPr>
+        <w:spacing w:line="360" w:lineRule="auto" w:before="80" w:after="0"/>
+        <w:jc w:val="center"/>
+      </w:pPr>
+      <w:r>
+        <w:rPr>
+          <w:rFonts w:ascii="Arial" w:hAnsi="Arial"/>
+          <w:b w:val="0"/>
+          <w:i w:val="0"/>
+          <w:sz w:val="24"/>
+          <w:u w:val="none"/>
+        </w:rPr>
+        <w:t>(2 marks)</w:t>
       </w:r>
     </w:p>
     <w:p>
@@ -3190,12 +3370,18 @@
           <w:sz w:val="24"/>
           <w:u w:val="none"/>
         </w:rPr>
-        <w:t>• Rennin is inactive in alkaline conditions, and works slowly at neutral pH; so the optimum pH of rennin is acidic (low). (1)</w:t>
+        <w:t>• Rennin works only slowly at neutral pH and is inactive in alkaline conditions, so its optimum pH is acidic. (1)</w:t>
       </w:r>
     </w:p>
     <w:p>
       <w:pPr>
-        <w:spacing w:line="360" w:lineRule="auto" w:before="160" w:after="0"/>
+        <w:spacing w:line="360" w:lineRule="auto" w:before="0" w:after="0"/>
+        <w:jc w:val="center"/>
+      </w:pPr>
+    </w:p>
+    <w:p>
+      <w:pPr>
+        <w:spacing w:line="360" w:lineRule="auto" w:before="120" w:after="0"/>
         <w:jc w:val="center"/>
       </w:pPr>
       <w:r>
@@ -3206,12 +3392,12 @@
           <w:sz w:val="24"/>
           <w:u w:val="none"/>
         </w:rPr>
-        <w:t>(c) (i) Why all test-tubes were placed in a water-bath for three minutes before mixing. (1)</w:t>
+        <w:t>(c)  (i) Why the test-tubes were placed in a water-bath for three minutes before mixing. (ii) Two variables kept constant.</w:t>
       </w:r>
     </w:p>
     <w:p>
       <w:pPr>
-        <w:spacing w:line="360" w:lineRule="auto" w:before="0" w:after="0"/>
+        <w:spacing w:line="360" w:lineRule="auto" w:before="80" w:after="0"/>
         <w:jc w:val="center"/>
       </w:pPr>
       <w:r>
@@ -3222,12 +3408,12 @@
           <w:sz w:val="24"/>
           <w:u w:val="none"/>
         </w:rPr>
-        <w:t>• So that all the contents reached the same temperature (40 °C) before the reaction started, keeping temperature a controlled variable. (1)</w:t>
+        <w:t>(3 marks)</w:t>
       </w:r>
     </w:p>
     <w:p>
       <w:pPr>
-        <w:spacing w:line="360" w:lineRule="auto" w:before="80" w:after="0"/>
+        <w:spacing w:line="360" w:lineRule="auto" w:before="0" w:after="0"/>
         <w:jc w:val="center"/>
       </w:pPr>
       <w:r>
@@ -3238,7 +3424,7 @@
           <w:sz w:val="24"/>
           <w:u w:val="none"/>
         </w:rPr>
-        <w:t>(ii) Two variables kept constant. (2)</w:t>
+        <w:t>• (i) So that all of the contents reached the same temperature (40 °C) before the reaction started, keeping temperature a controlled variable. [1]</w:t>
       </w:r>
     </w:p>
     <w:p>
@@ -3254,12 +3440,18 @@
           <w:sz w:val="24"/>
           <w:u w:val="none"/>
         </w:rPr>
-        <w:t>• Any two of: temperature of the water-bath (40 °C); volume of milk (5 cm³); volume of rennin (1 cm³); concentration of rennin (0.1%); number of drops of acid / water / alkali (two drops); time intervals of observation. (1 + 1)</w:t>
+        <w:t>• (ii) Any two of: temperature of the water-bath (40 °C); volume of milk (5 cm³); volume of rennin (1 cm³); concentration of rennin (0.1%); number of drops added (two drops); the time intervals of observation. [2]</w:t>
       </w:r>
     </w:p>
     <w:p>
       <w:pPr>
-        <w:spacing w:line="360" w:lineRule="auto" w:before="160" w:after="0"/>
+        <w:spacing w:line="360" w:lineRule="auto" w:before="0" w:after="0"/>
+        <w:jc w:val="center"/>
+      </w:pPr>
+    </w:p>
+    <w:p>
+      <w:pPr>
+        <w:spacing w:line="360" w:lineRule="auto" w:before="120" w:after="0"/>
         <w:jc w:val="center"/>
       </w:pPr>
       <w:r>
@@ -3270,12 +3462,12 @@
           <w:sz w:val="24"/>
           <w:u w:val="none"/>
         </w:rPr>
-        <w:t>(d) Identify four sources of error in this investigation. (4)</w:t>
+        <w:t>(d)  Identify four sources of error in this investigation.</w:t>
       </w:r>
     </w:p>
     <w:p>
       <w:pPr>
-        <w:spacing w:line="360" w:lineRule="auto" w:before="0" w:after="0"/>
+        <w:spacing w:line="360" w:lineRule="auto" w:before="80" w:after="0"/>
         <w:jc w:val="center"/>
       </w:pPr>
       <w:r>
@@ -3286,7 +3478,7 @@
           <w:sz w:val="24"/>
           <w:u w:val="none"/>
         </w:rPr>
-        <w:t>• Deciding the stage of clotting is subjective / a matter of opinion, so judgements may be inconsistent. (1)</w:t>
+        <w:t>(4 marks)</w:t>
       </w:r>
     </w:p>
     <w:p>
@@ -3302,7 +3494,23 @@
           <w:sz w:val="24"/>
           <w:u w:val="none"/>
         </w:rPr>
-        <w:t>• The pH was not measured; only 'acid', 'water' and 'alkali' were used, and their concentrations are unknown. (1)</w:t>
+        <w:t>• Deciding the stage of clotting is subjective, so judgements may be inconsistent. (1)</w:t>
+      </w:r>
+    </w:p>
+    <w:p>
+      <w:pPr>
+        <w:spacing w:line="360" w:lineRule="auto" w:before="0" w:after="0"/>
+        <w:jc w:val="center"/>
+      </w:pPr>
+      <w:r>
+        <w:rPr>
+          <w:rFonts w:ascii="Arial" w:hAnsi="Arial"/>
+          <w:b w:val="0"/>
+          <w:i w:val="0"/>
+          <w:sz w:val="24"/>
+          <w:u w:val="none"/>
+        </w:rPr>
+        <w:t>• The pH was not measured; only ‘acid’, ‘water’ and ‘alkali’ were used and their concentrations are unknown. (1)</w:t>
       </w:r>
     </w:p>
     <w:p>
@@ -3350,28 +3558,12 @@
           <w:sz w:val="24"/>
           <w:u w:val="none"/>
         </w:rPr>
-        <w:t>• Readings were taken only once every minute, so the exact time of clotting is not known; and the investigation was not repeated, so anomalous results cannot be identified. (1)</w:t>
+        <w:t>• Readings were taken only once a minute, so the exact time of clotting is not known; the investigation was not repeated, so anomalous results cannot be identified. (1)</w:t>
       </w:r>
     </w:p>
     <w:p>
       <w:pPr>
         <w:spacing w:line="360" w:lineRule="auto" w:before="0" w:after="0"/>
-        <w:jc w:val="center"/>
-      </w:pPr>
-      <w:r>
-        <w:rPr>
-          <w:rFonts w:ascii="Arial" w:hAnsi="Arial"/>
-          <w:b w:val="0"/>
-          <w:i/>
-          <w:sz w:val="24"/>
-          <w:u w:val="none"/>
-        </w:rPr>
-        <w:t>(Award any four of the above.)</w:t>
-      </w:r>
-    </w:p>
-    <w:p>
-      <w:pPr>
-        <w:spacing w:line="360" w:lineRule="auto" w:before="160" w:after="0"/>
         <w:jc w:val="center"/>
       </w:pPr>
       <w:r>
@@ -3382,12 +3574,18 @@
           <w:sz w:val="24"/>
           <w:u w:val="none"/>
         </w:rPr>
-        <w:t>(e) One hazard requiring the use of eye protection. (1)</w:t>
+        <w:t>• (Award any four.)</w:t>
       </w:r>
     </w:p>
     <w:p>
       <w:pPr>
         <w:spacing w:line="360" w:lineRule="auto" w:before="0" w:after="0"/>
+        <w:jc w:val="center"/>
+      </w:pPr>
+    </w:p>
+    <w:p>
+      <w:pPr>
+        <w:spacing w:line="360" w:lineRule="auto" w:before="120" w:after="0"/>
         <w:jc w:val="center"/>
       </w:pPr>
       <w:r>
@@ -3398,12 +3596,12 @@
           <w:sz w:val="24"/>
           <w:u w:val="none"/>
         </w:rPr>
-        <w:t>• The acid or the alkali could splash into the eyes and is corrosive / irritant. (1)</w:t>
+        <w:t>(e)  Identify one hazard that would require the use of eye protection.</w:t>
       </w:r>
     </w:p>
     <w:p>
       <w:pPr>
-        <w:spacing w:line="360" w:lineRule="auto" w:before="160" w:after="0"/>
+        <w:spacing w:line="360" w:lineRule="auto" w:before="80" w:after="0"/>
         <w:jc w:val="center"/>
       </w:pPr>
       <w:r>
@@ -3414,7 +3612,61 @@
           <w:sz w:val="24"/>
           <w:u w:val="none"/>
         </w:rPr>
-        <w:t>(f) How to find out if protein remained in the liquid part. (2)</w:t>
+        <w:t>(1 mark)</w:t>
+      </w:r>
+    </w:p>
+    <w:p>
+      <w:pPr>
+        <w:spacing w:line="360" w:lineRule="auto" w:before="0" w:after="0"/>
+        <w:jc w:val="center"/>
+      </w:pPr>
+      <w:r>
+        <w:rPr>
+          <w:rFonts w:ascii="Arial" w:hAnsi="Arial"/>
+          <w:b w:val="0"/>
+          <w:i w:val="0"/>
+          <w:sz w:val="24"/>
+          <w:u w:val="none"/>
+        </w:rPr>
+        <w:t>• The acid or the alkali is corrosive / irritant and could splash into the eyes. (1)</w:t>
+      </w:r>
+    </w:p>
+    <w:p>
+      <w:pPr>
+        <w:spacing w:line="360" w:lineRule="auto" w:before="0" w:after="0"/>
+        <w:jc w:val="center"/>
+      </w:pPr>
+    </w:p>
+    <w:p>
+      <w:pPr>
+        <w:spacing w:line="360" w:lineRule="auto" w:before="120" w:after="0"/>
+        <w:jc w:val="center"/>
+      </w:pPr>
+      <w:r>
+        <w:rPr>
+          <w:rFonts w:ascii="Arial" w:hAnsi="Arial"/>
+          <w:b w:val="0"/>
+          <w:i w:val="0"/>
+          <w:sz w:val="24"/>
+          <w:u w:val="none"/>
+        </w:rPr>
+        <w:t>(f)  Describe how you could find out if there was any protein remaining in the liquid part.</w:t>
+      </w:r>
+    </w:p>
+    <w:p>
+      <w:pPr>
+        <w:spacing w:line="360" w:lineRule="auto" w:before="80" w:after="0"/>
+        <w:jc w:val="center"/>
+      </w:pPr>
+      <w:r>
+        <w:rPr>
+          <w:rFonts w:ascii="Arial" w:hAnsi="Arial"/>
+          <w:b w:val="0"/>
+          <w:i w:val="0"/>
+          <w:sz w:val="24"/>
+          <w:u w:val="none"/>
+        </w:rPr>
+        <w:t>(2 marks)</w:t>
       </w:r>
     </w:p>
     <w:p>
@@ -3446,12 +3698,18 @@
           <w:sz w:val="24"/>
           <w:u w:val="none"/>
         </w:rPr>
-        <w:t>• A purple / lilac colour shows protein is present; the solution staying blue shows no protein is present. (1)</w:t>
+        <w:t>• A purple / lilac colour shows that protein is present; the solution remaining blue shows that no protein is present. (1)</w:t>
       </w:r>
     </w:p>
     <w:p>
       <w:pPr>
-        <w:spacing w:line="360" w:lineRule="auto" w:before="160" w:after="0"/>
+        <w:spacing w:line="360" w:lineRule="auto" w:before="0" w:after="0"/>
+        <w:jc w:val="center"/>
+      </w:pPr>
+    </w:p>
+    <w:p>
+      <w:pPr>
+        <w:spacing w:line="360" w:lineRule="auto" w:before="120" w:after="0"/>
         <w:jc w:val="center"/>
       </w:pPr>
       <w:r>
@@ -3462,7 +3720,23 @@
           <w:sz w:val="24"/>
           <w:u w:val="none"/>
         </w:rPr>
-        <w:t>(g) Name of the test used to test the milk for the presence of fat. (1)</w:t>
+        <w:t>(g)  State the name of the test used to test the milk for the presence of fat.</w:t>
+      </w:r>
+    </w:p>
+    <w:p>
+      <w:pPr>
+        <w:spacing w:line="360" w:lineRule="auto" w:before="80" w:after="0"/>
+        <w:jc w:val="center"/>
+      </w:pPr>
+      <w:r>
+        <w:rPr>
+          <w:rFonts w:ascii="Arial" w:hAnsi="Arial"/>
+          <w:b w:val="0"/>
+          <w:i w:val="0"/>
+          <w:sz w:val="24"/>
+          <w:u w:val="none"/>
+        </w:rPr>
+        <w:t>(1 mark)</w:t>
       </w:r>
     </w:p>
     <w:p>
@@ -3483,7 +3757,13 @@
     </w:p>
     <w:p>
       <w:pPr>
-        <w:spacing w:line="360" w:lineRule="auto" w:before="160" w:after="0"/>
+        <w:spacing w:line="360" w:lineRule="auto" w:before="0" w:after="0"/>
+        <w:jc w:val="center"/>
+      </w:pPr>
+    </w:p>
+    <w:p>
+      <w:pPr>
+        <w:spacing w:line="360" w:lineRule="auto" w:before="120" w:after="0"/>
         <w:jc w:val="center"/>
       </w:pPr>
       <w:r>
@@ -3494,21 +3774,45 @@
           <w:sz w:val="24"/>
           <w:u w:val="none"/>
         </w:rPr>
-        <w:t>(h) Complete Table 1 for the different types of teeth. (4)</w:t>
+        <w:t>(h)  Complete Table 1 for the different types of teeth.</w:t>
       </w:r>
+    </w:p>
+    <w:p>
+      <w:pPr>
+        <w:spacing w:line="360" w:lineRule="auto" w:before="80" w:after="0"/>
+        <w:jc w:val="center"/>
+      </w:pPr>
+      <w:r>
+        <w:rPr>
+          <w:rFonts w:ascii="Arial" w:hAnsi="Arial"/>
+          <w:b w:val="0"/>
+          <w:i w:val="0"/>
+          <w:sz w:val="24"/>
+          <w:u w:val="none"/>
+        </w:rPr>
+        <w:t>(4 marks)</w:t>
+      </w:r>
+    </w:p>
+    <w:p>
+      <w:pPr>
+        <w:spacing w:line="360" w:lineRule="auto" w:before="0" w:after="0"/>
+        <w:jc w:val="center"/>
+      </w:pPr>
     </w:p>
     <w:tbl>
       <w:tblPr>
         <w:tblStyle w:val="TableGrid"/>
         <w:tblW w:type="auto" w:w="0"/>
         <w:jc w:val="center"/>
-        <w:tblLayout w:type="autofit"/>
+        <w:tblLayout w:type="fixed"/>
         <w:tblLook w:firstColumn="1" w:firstRow="1" w:lastColumn="0" w:lastRow="0" w:noHBand="0" w:noVBand="1" w:val="04A0"/>
+        <w:tblLayout w:type="fixed"/>
+        <w:tblW w:type="dxa" w:w="9504"/>
       </w:tblPr>
       <w:tblGrid>
-        <w:gridCol w:w="3600"/>
-        <w:gridCol w:w="3600"/>
-        <w:gridCol w:w="3600"/>
+        <w:gridCol w:w="3168"/>
+        <w:gridCol w:w="2592"/>
+        <w:gridCol w:w="3744"/>
       </w:tblGrid>
       <w:tr>
         <w:trPr>
@@ -3516,7 +3820,7 @@
         </w:trPr>
         <w:tc>
           <w:tcPr>
-            <w:tcW w:type="dxa" w:w="3600"/>
+            <w:tcW w:type="dxa" w:w="3168"/>
           </w:tcPr>
           <w:p>
             <w:pPr>
@@ -3535,7 +3839,7 @@
         </w:tc>
         <w:tc>
           <w:tcPr>
-            <w:tcW w:type="dxa" w:w="3600"/>
+            <w:tcW w:type="dxa" w:w="2592"/>
           </w:tcPr>
           <w:p>
             <w:pPr>
@@ -3548,13 +3852,13 @@
                 <w:b/>
                 <w:sz w:val="22"/>
               </w:rPr>
-              <w:t>Letter on Fig. 2</w:t>
+              <w:t>Letter on Fig. 4</w:t>
             </w:r>
           </w:p>
         </w:tc>
         <w:tc>
           <w:tcPr>
-            <w:tcW w:type="dxa" w:w="3600"/>
+            <w:tcW w:type="dxa" w:w="3744"/>
           </w:tcPr>
           <w:p>
             <w:pPr>
@@ -3578,7 +3882,7 @@
         </w:trPr>
         <w:tc>
           <w:tcPr>
-            <w:tcW w:type="dxa" w:w="3600"/>
+            <w:tcW w:type="dxa" w:w="3168"/>
           </w:tcPr>
           <w:p>
             <w:pPr>
@@ -3596,7 +3900,7 @@
         </w:tc>
         <w:tc>
           <w:tcPr>
-            <w:tcW w:type="dxa" w:w="3600"/>
+            <w:tcW w:type="dxa" w:w="2592"/>
           </w:tcPr>
           <w:p>
             <w:pPr>
@@ -3614,7 +3918,7 @@
         </w:tc>
         <w:tc>
           <w:tcPr>
-            <w:tcW w:type="dxa" w:w="3600"/>
+            <w:tcW w:type="dxa" w:w="3744"/>
           </w:tcPr>
           <w:p>
             <w:pPr>
@@ -3626,7 +3930,7 @@
                 <w:rFonts w:ascii="Arial" w:hAnsi="Arial"/>
                 <w:sz w:val="22"/>
               </w:rPr>
-              <w:t>Tearing / gripping and piercing food</w:t>
+              <w:t>Tearing and gripping / piercing food</w:t>
             </w:r>
           </w:p>
         </w:tc>
@@ -3637,7 +3941,7 @@
         </w:trPr>
         <w:tc>
           <w:tcPr>
-            <w:tcW w:type="dxa" w:w="3600"/>
+            <w:tcW w:type="dxa" w:w="3168"/>
           </w:tcPr>
           <w:p>
             <w:pPr>
@@ -3655,7 +3959,7 @@
         </w:tc>
         <w:tc>
           <w:tcPr>
-            <w:tcW w:type="dxa" w:w="3600"/>
+            <w:tcW w:type="dxa" w:w="2592"/>
           </w:tcPr>
           <w:p>
             <w:pPr>
@@ -3673,7 +3977,7 @@
         </w:tc>
         <w:tc>
           <w:tcPr>
-            <w:tcW w:type="dxa" w:w="3600"/>
+            <w:tcW w:type="dxa" w:w="3744"/>
           </w:tcPr>
           <w:p>
             <w:pPr>
@@ -3696,7 +4000,7 @@
         </w:trPr>
         <w:tc>
           <w:tcPr>
-            <w:tcW w:type="dxa" w:w="3600"/>
+            <w:tcW w:type="dxa" w:w="3168"/>
           </w:tcPr>
           <w:p>
             <w:pPr>
@@ -3714,7 +4018,7 @@
         </w:tc>
         <w:tc>
           <w:tcPr>
-            <w:tcW w:type="dxa" w:w="3600"/>
+            <w:tcW w:type="dxa" w:w="2592"/>
           </w:tcPr>
           <w:p>
             <w:pPr>
@@ -3732,7 +4036,7 @@
         </w:tc>
         <w:tc>
           <w:tcPr>
-            <w:tcW w:type="dxa" w:w="3600"/>
+            <w:tcW w:type="dxa" w:w="3744"/>
           </w:tcPr>
           <w:p>
             <w:pPr>
@@ -3755,7 +4059,7 @@
         </w:trPr>
         <w:tc>
           <w:tcPr>
-            <w:tcW w:type="dxa" w:w="3600"/>
+            <w:tcW w:type="dxa" w:w="3168"/>
           </w:tcPr>
           <w:p>
             <w:pPr>
@@ -3773,7 +4077,7 @@
         </w:tc>
         <w:tc>
           <w:tcPr>
-            <w:tcW w:type="dxa" w:w="3600"/>
+            <w:tcW w:type="dxa" w:w="2592"/>
           </w:tcPr>
           <w:p>
             <w:pPr>
@@ -3791,7 +4095,7 @@
         </w:tc>
         <w:tc>
           <w:tcPr>
-            <w:tcW w:type="dxa" w:w="3600"/>
+            <w:tcW w:type="dxa" w:w="3744"/>
           </w:tcPr>
           <w:p>
             <w:pPr>
@@ -3852,7 +4156,7 @@
           <w:sz w:val="24"/>
           <w:u w:val="none"/>
         </w:rPr>
-        <w:t>ANSWER KEY - SET B (SAMPLE QUESTION PAPER)</w:t>
+        <w:t>SET B — SAMPLE QUESTION PAPER</w:t>
       </w:r>
     </w:p>
     <w:p>
@@ -3884,7 +4188,7 @@
           <w:sz w:val="24"/>
           <w:u w:val="none"/>
         </w:rPr>
-        <w:t>SECTION A - Q I: MULTIPLE CHOICE QUESTIONS (20 marks)</w:t>
+        <w:t>SECTION A — Q I (20 marks)</w:t>
       </w:r>
     </w:p>
     <w:p>
@@ -3905,8 +4209,8 @@
       </w:tblPr>
       <w:tblGrid>
         <w:gridCol w:w="1152"/>
-        <w:gridCol w:w="1296"/>
-        <w:gridCol w:w="8352"/>
+        <w:gridCol w:w="1440"/>
+        <w:gridCol w:w="8208"/>
       </w:tblGrid>
       <w:tr>
         <w:trPr>
@@ -3933,7 +4237,7 @@
         </w:tc>
         <w:tc>
           <w:tcPr>
-            <w:tcW w:type="dxa" w:w="1296"/>
+            <w:tcW w:type="dxa" w:w="1440"/>
           </w:tcPr>
           <w:p>
             <w:pPr>
@@ -3952,7 +4256,7 @@
         </w:tc>
         <w:tc>
           <w:tcPr>
-            <w:tcW w:type="dxa" w:w="8352"/>
+            <w:tcW w:type="dxa" w:w="8208"/>
           </w:tcPr>
           <w:p>
             <w:pPr>
@@ -3994,7 +4298,125 @@
         </w:tc>
         <w:tc>
           <w:tcPr>
-            <w:tcW w:type="dxa" w:w="1296"/>
+            <w:tcW w:type="dxa" w:w="1440"/>
+          </w:tcPr>
+          <w:p>
+            <w:pPr>
+              <w:spacing w:line="276" w:lineRule="auto" w:before="40" w:after="40"/>
+              <w:jc w:val="center"/>
+            </w:pPr>
+            <w:r>
+              <w:rPr>
+                <w:rFonts w:ascii="Arial" w:hAnsi="Arial"/>
+                <w:sz w:val="22"/>
+              </w:rPr>
+              <w:t>C</w:t>
+            </w:r>
+          </w:p>
+        </w:tc>
+        <w:tc>
+          <w:tcPr>
+            <w:tcW w:type="dxa" w:w="8208"/>
+          </w:tcPr>
+          <w:p>
+            <w:pPr>
+              <w:spacing w:line="276" w:lineRule="auto" w:before="40" w:after="40"/>
+              <w:jc w:val="center"/>
+            </w:pPr>
+            <w:r>
+              <w:rPr>
+                <w:rFonts w:ascii="Arial" w:hAnsi="Arial"/>
+                <w:sz w:val="22"/>
+              </w:rPr>
+              <w:t>S loses water by osmosis into the concentrated salt solution, so its mass falls below 3.0 g. T gains water from the pure water, so its mass rises above 3.0 g.</w:t>
+            </w:r>
+          </w:p>
+        </w:tc>
+      </w:tr>
+      <w:tr>
+        <w:trPr>
+          <w:cantSplit/>
+        </w:trPr>
+        <w:tc>
+          <w:tcPr>
+            <w:tcW w:type="dxa" w:w="1152"/>
+          </w:tcPr>
+          <w:p>
+            <w:pPr>
+              <w:spacing w:line="276" w:lineRule="auto" w:before="40" w:after="40"/>
+              <w:jc w:val="center"/>
+            </w:pPr>
+            <w:r>
+              <w:rPr>
+                <w:rFonts w:ascii="Arial" w:hAnsi="Arial"/>
+                <w:sz w:val="22"/>
+              </w:rPr>
+              <w:t>2</w:t>
+            </w:r>
+          </w:p>
+        </w:tc>
+        <w:tc>
+          <w:tcPr>
+            <w:tcW w:type="dxa" w:w="1440"/>
+          </w:tcPr>
+          <w:p>
+            <w:pPr>
+              <w:spacing w:line="276" w:lineRule="auto" w:before="40" w:after="40"/>
+              <w:jc w:val="center"/>
+            </w:pPr>
+            <w:r>
+              <w:rPr>
+                <w:rFonts w:ascii="Arial" w:hAnsi="Arial"/>
+                <w:sz w:val="22"/>
+              </w:rPr>
+              <w:t>D</w:t>
+            </w:r>
+          </w:p>
+        </w:tc>
+        <w:tc>
+          <w:tcPr>
+            <w:tcW w:type="dxa" w:w="8208"/>
+          </w:tcPr>
+          <w:p>
+            <w:pPr>
+              <w:spacing w:line="276" w:lineRule="auto" w:before="40" w:after="40"/>
+              <w:jc w:val="center"/>
+            </w:pPr>
+            <w:r>
+              <w:rPr>
+                <w:rFonts w:ascii="Arial" w:hAnsi="Arial"/>
+                <w:sz w:val="22"/>
+              </w:rPr>
+              <w:t>Salivary amylase breaks starch down into maltose, not into glucose. Maltase is needed to produce glucose from maltose.</w:t>
+            </w:r>
+          </w:p>
+        </w:tc>
+      </w:tr>
+      <w:tr>
+        <w:trPr>
+          <w:cantSplit/>
+        </w:trPr>
+        <w:tc>
+          <w:tcPr>
+            <w:tcW w:type="dxa" w:w="1152"/>
+          </w:tcPr>
+          <w:p>
+            <w:pPr>
+              <w:spacing w:line="276" w:lineRule="auto" w:before="40" w:after="40"/>
+              <w:jc w:val="center"/>
+            </w:pPr>
+            <w:r>
+              <w:rPr>
+                <w:rFonts w:ascii="Arial" w:hAnsi="Arial"/>
+                <w:sz w:val="22"/>
+              </w:rPr>
+              <w:t>3</w:t>
+            </w:r>
+          </w:p>
+        </w:tc>
+        <w:tc>
+          <w:tcPr>
+            <w:tcW w:type="dxa" w:w="1440"/>
           </w:tcPr>
           <w:p>
             <w:pPr>
@@ -4012,7 +4434,7 @@
         </w:tc>
         <w:tc>
           <w:tcPr>
-            <w:tcW w:type="dxa" w:w="8352"/>
+            <w:tcW w:type="dxa" w:w="8208"/>
           </w:tcPr>
           <w:p>
             <w:pPr>
@@ -4047,13 +4469,13 @@
                 <w:rFonts w:ascii="Arial" w:hAnsi="Arial"/>
                 <w:sz w:val="22"/>
               </w:rPr>
-              <w:t>2</w:t>
+              <w:t>4</w:t>
             </w:r>
           </w:p>
         </w:tc>
         <w:tc>
           <w:tcPr>
-            <w:tcW w:type="dxa" w:w="1296"/>
+            <w:tcW w:type="dxa" w:w="1440"/>
           </w:tcPr>
           <w:p>
             <w:pPr>
@@ -4071,7 +4493,7 @@
         </w:tc>
         <w:tc>
           <w:tcPr>
-            <w:tcW w:type="dxa" w:w="8352"/>
+            <w:tcW w:type="dxa" w:w="8208"/>
           </w:tcPr>
           <w:p>
             <w:pPr>
@@ -4083,125 +4505,7 @@
                 <w:rFonts w:ascii="Arial" w:hAnsi="Arial"/>
                 <w:sz w:val="22"/>
               </w:rPr>
-              <w:t>Shorter, flatter villi reduce the surface area for absorption, so fewer digested nutrients pass into the blood.</w:t>
-            </w:r>
-          </w:p>
-        </w:tc>
-      </w:tr>
-      <w:tr>
-        <w:trPr>
-          <w:cantSplit/>
-        </w:trPr>
-        <w:tc>
-          <w:tcPr>
-            <w:tcW w:type="dxa" w:w="1152"/>
-          </w:tcPr>
-          <w:p>
-            <w:pPr>
-              <w:spacing w:line="276" w:lineRule="auto" w:before="40" w:after="40"/>
-              <w:jc w:val="center"/>
-            </w:pPr>
-            <w:r>
-              <w:rPr>
-                <w:rFonts w:ascii="Arial" w:hAnsi="Arial"/>
-                <w:sz w:val="22"/>
-              </w:rPr>
-              <w:t>3</w:t>
-            </w:r>
-          </w:p>
-        </w:tc>
-        <w:tc>
-          <w:tcPr>
-            <w:tcW w:type="dxa" w:w="1296"/>
-          </w:tcPr>
-          <w:p>
-            <w:pPr>
-              <w:spacing w:line="276" w:lineRule="auto" w:before="40" w:after="40"/>
-              <w:jc w:val="center"/>
-            </w:pPr>
-            <w:r>
-              <w:rPr>
-                <w:rFonts w:ascii="Arial" w:hAnsi="Arial"/>
-                <w:sz w:val="22"/>
-              </w:rPr>
-              <w:t>D</w:t>
-            </w:r>
-          </w:p>
-        </w:tc>
-        <w:tc>
-          <w:tcPr>
-            <w:tcW w:type="dxa" w:w="8352"/>
-          </w:tcPr>
-          <w:p>
-            <w:pPr>
-              <w:spacing w:line="276" w:lineRule="auto" w:before="40" w:after="40"/>
-              <w:jc w:val="center"/>
-            </w:pPr>
-            <w:r>
-              <w:rPr>
-                <w:rFonts w:ascii="Arial" w:hAnsi="Arial"/>
-                <w:sz w:val="22"/>
-              </w:rPr>
-              <w:t>The 1.0 mol dm⁻³ solution is the most concentrated, so most water leaves the potato cells by osmosis and they become most flaccid.</w:t>
-            </w:r>
-          </w:p>
-        </w:tc>
-      </w:tr>
-      <w:tr>
-        <w:trPr>
-          <w:cantSplit/>
-        </w:trPr>
-        <w:tc>
-          <w:tcPr>
-            <w:tcW w:type="dxa" w:w="1152"/>
-          </w:tcPr>
-          <w:p>
-            <w:pPr>
-              <w:spacing w:line="276" w:lineRule="auto" w:before="40" w:after="40"/>
-              <w:jc w:val="center"/>
-            </w:pPr>
-            <w:r>
-              <w:rPr>
-                <w:rFonts w:ascii="Arial" w:hAnsi="Arial"/>
-                <w:sz w:val="22"/>
-              </w:rPr>
-              <w:t>4</w:t>
-            </w:r>
-          </w:p>
-        </w:tc>
-        <w:tc>
-          <w:tcPr>
-            <w:tcW w:type="dxa" w:w="1296"/>
-          </w:tcPr>
-          <w:p>
-            <w:pPr>
-              <w:spacing w:line="276" w:lineRule="auto" w:before="40" w:after="40"/>
-              <w:jc w:val="center"/>
-            </w:pPr>
-            <w:r>
-              <w:rPr>
-                <w:rFonts w:ascii="Arial" w:hAnsi="Arial"/>
-                <w:sz w:val="22"/>
-              </w:rPr>
-              <w:t>D</w:t>
-            </w:r>
-          </w:p>
-        </w:tc>
-        <w:tc>
-          <w:tcPr>
-            <w:tcW w:type="dxa" w:w="8352"/>
-          </w:tcPr>
-          <w:p>
-            <w:pPr>
-              <w:spacing w:line="276" w:lineRule="auto" w:before="40" w:after="40"/>
-              <w:jc w:val="center"/>
-            </w:pPr>
-            <w:r>
-              <w:rPr>
-                <w:rFonts w:ascii="Arial" w:hAnsi="Arial"/>
-                <w:sz w:val="22"/>
-              </w:rPr>
-              <w:t>In the dark only respiration occurs, so carbon dioxide rises and the indicator turns yellow. In the light photosynthesis exceeds respiration, so carbon dioxide falls and the indicator turns purple.</w:t>
+              <w:t>The damaged villi are shorter and flatter, so the surface area for absorption is reduced and fewer digested nutrients pass into the blood.</w:t>
             </w:r>
           </w:p>
         </w:tc>
@@ -4230,7 +4534,7 @@
         </w:tc>
         <w:tc>
           <w:tcPr>
-            <w:tcW w:type="dxa" w:w="1296"/>
+            <w:tcW w:type="dxa" w:w="1440"/>
           </w:tcPr>
           <w:p>
             <w:pPr>
@@ -4242,13 +4546,13 @@
                 <w:rFonts w:ascii="Arial" w:hAnsi="Arial"/>
                 <w:sz w:val="22"/>
               </w:rPr>
-              <w:t>C</w:t>
+              <w:t>A</w:t>
             </w:r>
           </w:p>
         </w:tc>
         <w:tc>
           <w:tcPr>
-            <w:tcW w:type="dxa" w:w="8352"/>
+            <w:tcW w:type="dxa" w:w="8208"/>
           </w:tcPr>
           <w:p>
             <w:pPr>
@@ -4260,7 +4564,7 @@
                 <w:rFonts w:ascii="Arial" w:hAnsi="Arial"/>
                 <w:sz w:val="22"/>
               </w:rPr>
-              <w:t>Fish: fur absent → 2; eggs without hard shells → 3; reproduction in water → 4; scaly skin → group C.</w:t>
+              <w:t>Only diagram A has all three labels correct: the long chain is the substrate, the groove is the active site and the large molecule is the enzyme.</w:t>
             </w:r>
           </w:p>
         </w:tc>
@@ -4289,7 +4593,7 @@
         </w:tc>
         <w:tc>
           <w:tcPr>
-            <w:tcW w:type="dxa" w:w="1296"/>
+            <w:tcW w:type="dxa" w:w="1440"/>
           </w:tcPr>
           <w:p>
             <w:pPr>
@@ -4301,13 +4605,13 @@
                 <w:rFonts w:ascii="Arial" w:hAnsi="Arial"/>
                 <w:sz w:val="22"/>
               </w:rPr>
-              <w:t>B</w:t>
+              <w:t>A</w:t>
             </w:r>
           </w:p>
         </w:tc>
         <w:tc>
           <w:tcPr>
-            <w:tcW w:type="dxa" w:w="8352"/>
+            <w:tcW w:type="dxa" w:w="8208"/>
           </w:tcPr>
           <w:p>
             <w:pPr>
@@ -4319,7 +4623,7 @@
                 <w:rFonts w:ascii="Arial" w:hAnsi="Arial"/>
                 <w:sz w:val="22"/>
               </w:rPr>
-              <w:t>Food B: brick-red (reducing sugar present), blue biuret (no protein), brown iodine (no starch), colourless DCPIP (vitamin C present).</w:t>
+              <w:t>The leaf is in more than one piece (compound) and the leaf edges are smooth, which gives F. americana.</w:t>
             </w:r>
           </w:p>
         </w:tc>
@@ -4348,7 +4652,66 @@
         </w:tc>
         <w:tc>
           <w:tcPr>
-            <w:tcW w:type="dxa" w:w="1296"/>
+            <w:tcW w:type="dxa" w:w="1440"/>
+          </w:tcPr>
+          <w:p>
+            <w:pPr>
+              <w:spacing w:line="276" w:lineRule="auto" w:before="40" w:after="40"/>
+              <w:jc w:val="center"/>
+            </w:pPr>
+            <w:r>
+              <w:rPr>
+                <w:rFonts w:ascii="Arial" w:hAnsi="Arial"/>
+                <w:sz w:val="22"/>
+              </w:rPr>
+              <w:t>D</w:t>
+            </w:r>
+          </w:p>
+        </w:tc>
+        <w:tc>
+          <w:tcPr>
+            <w:tcW w:type="dxa" w:w="8208"/>
+          </w:tcPr>
+          <w:p>
+            <w:pPr>
+              <w:spacing w:line="276" w:lineRule="auto" w:before="40" w:after="40"/>
+              <w:jc w:val="center"/>
+            </w:pPr>
+            <w:r>
+              <w:rPr>
+                <w:rFonts w:ascii="Arial" w:hAnsi="Arial"/>
+                <w:sz w:val="22"/>
+              </w:rPr>
+              <w:t>The general structure of an amino acid is H₂N–C(H)(R)–COOH, which is drawing D.</w:t>
+            </w:r>
+          </w:p>
+        </w:tc>
+      </w:tr>
+      <w:tr>
+        <w:trPr>
+          <w:cantSplit/>
+        </w:trPr>
+        <w:tc>
+          <w:tcPr>
+            <w:tcW w:type="dxa" w:w="1152"/>
+          </w:tcPr>
+          <w:p>
+            <w:pPr>
+              <w:spacing w:line="276" w:lineRule="auto" w:before="40" w:after="40"/>
+              <w:jc w:val="center"/>
+            </w:pPr>
+            <w:r>
+              <w:rPr>
+                <w:rFonts w:ascii="Arial" w:hAnsi="Arial"/>
+                <w:sz w:val="22"/>
+              </w:rPr>
+              <w:t>8</w:t>
+            </w:r>
+          </w:p>
+        </w:tc>
+        <w:tc>
+          <w:tcPr>
+            <w:tcW w:type="dxa" w:w="1440"/>
           </w:tcPr>
           <w:p>
             <w:pPr>
@@ -4366,7 +4729,420 @@
         </w:tc>
         <w:tc>
           <w:tcPr>
-            <w:tcW w:type="dxa" w:w="8352"/>
+            <w:tcW w:type="dxa" w:w="8208"/>
+          </w:tcPr>
+          <w:p>
+            <w:pPr>
+              <w:spacing w:line="276" w:lineRule="auto" w:before="40" w:after="40"/>
+              <w:jc w:val="center"/>
+            </w:pPr>
+            <w:r>
+              <w:rPr>
+                <w:rFonts w:ascii="Arial" w:hAnsi="Arial"/>
+                <w:sz w:val="22"/>
+              </w:rPr>
+              <w:t>The purple colour with biuret solution shows protein, and the red colour with Benedict’s solution shows reducing sugar.</w:t>
+            </w:r>
+          </w:p>
+        </w:tc>
+      </w:tr>
+      <w:tr>
+        <w:trPr>
+          <w:cantSplit/>
+        </w:trPr>
+        <w:tc>
+          <w:tcPr>
+            <w:tcW w:type="dxa" w:w="1152"/>
+          </w:tcPr>
+          <w:p>
+            <w:pPr>
+              <w:spacing w:line="276" w:lineRule="auto" w:before="40" w:after="40"/>
+              <w:jc w:val="center"/>
+            </w:pPr>
+            <w:r>
+              <w:rPr>
+                <w:rFonts w:ascii="Arial" w:hAnsi="Arial"/>
+                <w:sz w:val="22"/>
+              </w:rPr>
+              <w:t>9</w:t>
+            </w:r>
+          </w:p>
+        </w:tc>
+        <w:tc>
+          <w:tcPr>
+            <w:tcW w:type="dxa" w:w="1440"/>
+          </w:tcPr>
+          <w:p>
+            <w:pPr>
+              <w:spacing w:line="276" w:lineRule="auto" w:before="40" w:after="40"/>
+              <w:jc w:val="center"/>
+            </w:pPr>
+            <w:r>
+              <w:rPr>
+                <w:rFonts w:ascii="Arial" w:hAnsi="Arial"/>
+                <w:sz w:val="22"/>
+              </w:rPr>
+              <w:t>D</w:t>
+            </w:r>
+          </w:p>
+        </w:tc>
+        <w:tc>
+          <w:tcPr>
+            <w:tcW w:type="dxa" w:w="8208"/>
+          </w:tcPr>
+          <w:p>
+            <w:pPr>
+              <w:spacing w:line="276" w:lineRule="auto" w:before="40" w:after="40"/>
+              <w:jc w:val="center"/>
+            </w:pPr>
+            <w:r>
+              <w:rPr>
+                <w:rFonts w:ascii="Arial" w:hAnsi="Arial"/>
+                <w:sz w:val="22"/>
+              </w:rPr>
+              <w:t>Evaporation of water from the cell surface = 2; movement of water by osmosis between cells = 1; diffusion of water vapour out through the stoma = 3.</w:t>
+            </w:r>
+          </w:p>
+        </w:tc>
+      </w:tr>
+      <w:tr>
+        <w:trPr>
+          <w:cantSplit/>
+        </w:trPr>
+        <w:tc>
+          <w:tcPr>
+            <w:tcW w:type="dxa" w:w="1152"/>
+          </w:tcPr>
+          <w:p>
+            <w:pPr>
+              <w:spacing w:line="276" w:lineRule="auto" w:before="40" w:after="40"/>
+              <w:jc w:val="center"/>
+            </w:pPr>
+            <w:r>
+              <w:rPr>
+                <w:rFonts w:ascii="Arial" w:hAnsi="Arial"/>
+                <w:sz w:val="22"/>
+              </w:rPr>
+              <w:t>10</w:t>
+            </w:r>
+          </w:p>
+        </w:tc>
+        <w:tc>
+          <w:tcPr>
+            <w:tcW w:type="dxa" w:w="1440"/>
+          </w:tcPr>
+          <w:p>
+            <w:pPr>
+              <w:spacing w:line="276" w:lineRule="auto" w:before="40" w:after="40"/>
+              <w:jc w:val="center"/>
+            </w:pPr>
+            <w:r>
+              <w:rPr>
+                <w:rFonts w:ascii="Arial" w:hAnsi="Arial"/>
+                <w:sz w:val="22"/>
+              </w:rPr>
+              <w:t>C</w:t>
+            </w:r>
+          </w:p>
+        </w:tc>
+        <w:tc>
+          <w:tcPr>
+            <w:tcW w:type="dxa" w:w="8208"/>
+          </w:tcPr>
+          <w:p>
+            <w:pPr>
+              <w:spacing w:line="276" w:lineRule="auto" w:before="40" w:after="40"/>
+              <w:jc w:val="center"/>
+            </w:pPr>
+            <w:r>
+              <w:rPr>
+                <w:rFonts w:ascii="Arial" w:hAnsi="Arial"/>
+                <w:sz w:val="22"/>
+              </w:rPr>
+              <w:t>Only test-tube C holds a plant in the light, so photosynthesis exceeds respiration and the carbon dioxide concentration falls.</w:t>
+            </w:r>
+          </w:p>
+        </w:tc>
+      </w:tr>
+      <w:tr>
+        <w:trPr>
+          <w:cantSplit/>
+        </w:trPr>
+        <w:tc>
+          <w:tcPr>
+            <w:tcW w:type="dxa" w:w="1152"/>
+          </w:tcPr>
+          <w:p>
+            <w:pPr>
+              <w:spacing w:line="276" w:lineRule="auto" w:before="40" w:after="40"/>
+              <w:jc w:val="center"/>
+            </w:pPr>
+            <w:r>
+              <w:rPr>
+                <w:rFonts w:ascii="Arial" w:hAnsi="Arial"/>
+                <w:sz w:val="22"/>
+              </w:rPr>
+              <w:t>11</w:t>
+            </w:r>
+          </w:p>
+        </w:tc>
+        <w:tc>
+          <w:tcPr>
+            <w:tcW w:type="dxa" w:w="1440"/>
+          </w:tcPr>
+          <w:p>
+            <w:pPr>
+              <w:spacing w:line="276" w:lineRule="auto" w:before="40" w:after="40"/>
+              <w:jc w:val="center"/>
+            </w:pPr>
+            <w:r>
+              <w:rPr>
+                <w:rFonts w:ascii="Arial" w:hAnsi="Arial"/>
+                <w:sz w:val="22"/>
+              </w:rPr>
+              <w:t>C</w:t>
+            </w:r>
+          </w:p>
+        </w:tc>
+        <w:tc>
+          <w:tcPr>
+            <w:tcW w:type="dxa" w:w="8208"/>
+          </w:tcPr>
+          <w:p>
+            <w:pPr>
+              <w:spacing w:line="276" w:lineRule="auto" w:before="40" w:after="40"/>
+              <w:jc w:val="center"/>
+            </w:pPr>
+            <w:r>
+              <w:rPr>
+                <w:rFonts w:ascii="Arial" w:hAnsi="Arial"/>
+                <w:sz w:val="22"/>
+              </w:rPr>
+              <w:t>Actual size = image size ÷ magnification = 70 mm ÷ 7000 = 0.01 mm.</w:t>
+            </w:r>
+          </w:p>
+        </w:tc>
+      </w:tr>
+      <w:tr>
+        <w:trPr>
+          <w:cantSplit/>
+        </w:trPr>
+        <w:tc>
+          <w:tcPr>
+            <w:tcW w:type="dxa" w:w="1152"/>
+          </w:tcPr>
+          <w:p>
+            <w:pPr>
+              <w:spacing w:line="276" w:lineRule="auto" w:before="40" w:after="40"/>
+              <w:jc w:val="center"/>
+            </w:pPr>
+            <w:r>
+              <w:rPr>
+                <w:rFonts w:ascii="Arial" w:hAnsi="Arial"/>
+                <w:sz w:val="22"/>
+              </w:rPr>
+              <w:t>12</w:t>
+            </w:r>
+          </w:p>
+        </w:tc>
+        <w:tc>
+          <w:tcPr>
+            <w:tcW w:type="dxa" w:w="1440"/>
+          </w:tcPr>
+          <w:p>
+            <w:pPr>
+              <w:spacing w:line="276" w:lineRule="auto" w:before="40" w:after="40"/>
+              <w:jc w:val="center"/>
+            </w:pPr>
+            <w:r>
+              <w:rPr>
+                <w:rFonts w:ascii="Arial" w:hAnsi="Arial"/>
+                <w:sz w:val="22"/>
+              </w:rPr>
+              <w:t>group C</w:t>
+            </w:r>
+          </w:p>
+        </w:tc>
+        <w:tc>
+          <w:tcPr>
+            <w:tcW w:type="dxa" w:w="8208"/>
+          </w:tcPr>
+          <w:p>
+            <w:pPr>
+              <w:spacing w:line="276" w:lineRule="auto" w:before="40" w:after="40"/>
+              <w:jc w:val="center"/>
+            </w:pPr>
+            <w:r>
+              <w:rPr>
+                <w:rFonts w:ascii="Arial" w:hAnsi="Arial"/>
+                <w:sz w:val="22"/>
+              </w:rPr>
+              <w:t>Fish: fur absent → go to 2; eggs do not have hard shells → go to 3; reproduction occurs in water → go to 4; scaly skin → group C.</w:t>
+            </w:r>
+          </w:p>
+        </w:tc>
+      </w:tr>
+      <w:tr>
+        <w:trPr>
+          <w:cantSplit/>
+        </w:trPr>
+        <w:tc>
+          <w:tcPr>
+            <w:tcW w:type="dxa" w:w="1152"/>
+          </w:tcPr>
+          <w:p>
+            <w:pPr>
+              <w:spacing w:line="276" w:lineRule="auto" w:before="40" w:after="40"/>
+              <w:jc w:val="center"/>
+            </w:pPr>
+            <w:r>
+              <w:rPr>
+                <w:rFonts w:ascii="Arial" w:hAnsi="Arial"/>
+                <w:sz w:val="22"/>
+              </w:rPr>
+              <w:t>13</w:t>
+            </w:r>
+          </w:p>
+        </w:tc>
+        <w:tc>
+          <w:tcPr>
+            <w:tcW w:type="dxa" w:w="1440"/>
+          </w:tcPr>
+          <w:p>
+            <w:pPr>
+              <w:spacing w:line="276" w:lineRule="auto" w:before="40" w:after="40"/>
+              <w:jc w:val="center"/>
+            </w:pPr>
+            <w:r>
+              <w:rPr>
+                <w:rFonts w:ascii="Arial" w:hAnsi="Arial"/>
+                <w:sz w:val="22"/>
+              </w:rPr>
+              <w:t>D</w:t>
+            </w:r>
+          </w:p>
+        </w:tc>
+        <w:tc>
+          <w:tcPr>
+            <w:tcW w:type="dxa" w:w="8208"/>
+          </w:tcPr>
+          <w:p>
+            <w:pPr>
+              <w:spacing w:line="276" w:lineRule="auto" w:before="40" w:after="40"/>
+              <w:jc w:val="center"/>
+            </w:pPr>
+            <w:r>
+              <w:rPr>
+                <w:rFonts w:ascii="Arial" w:hAnsi="Arial"/>
+                <w:sz w:val="22"/>
+              </w:rPr>
+              <w:t>Pancreatic juice entering the duodenum contains protease (trypsin), amylase and lipase, and maltase is present in the lining of the small intestine, so all four reactions can occur there.</w:t>
+            </w:r>
+          </w:p>
+        </w:tc>
+      </w:tr>
+      <w:tr>
+        <w:trPr>
+          <w:cantSplit/>
+        </w:trPr>
+        <w:tc>
+          <w:tcPr>
+            <w:tcW w:type="dxa" w:w="1152"/>
+          </w:tcPr>
+          <w:p>
+            <w:pPr>
+              <w:spacing w:line="276" w:lineRule="auto" w:before="40" w:after="40"/>
+              <w:jc w:val="center"/>
+            </w:pPr>
+            <w:r>
+              <w:rPr>
+                <w:rFonts w:ascii="Arial" w:hAnsi="Arial"/>
+                <w:sz w:val="22"/>
+              </w:rPr>
+              <w:t>14</w:t>
+            </w:r>
+          </w:p>
+        </w:tc>
+        <w:tc>
+          <w:tcPr>
+            <w:tcW w:type="dxa" w:w="1440"/>
+          </w:tcPr>
+          <w:p>
+            <w:pPr>
+              <w:spacing w:line="276" w:lineRule="auto" w:before="40" w:after="40"/>
+              <w:jc w:val="center"/>
+            </w:pPr>
+            <w:r>
+              <w:rPr>
+                <w:rFonts w:ascii="Arial" w:hAnsi="Arial"/>
+                <w:sz w:val="22"/>
+              </w:rPr>
+              <w:t>B</w:t>
+            </w:r>
+          </w:p>
+        </w:tc>
+        <w:tc>
+          <w:tcPr>
+            <w:tcW w:type="dxa" w:w="8208"/>
+          </w:tcPr>
+          <w:p>
+            <w:pPr>
+              <w:spacing w:line="276" w:lineRule="auto" w:before="40" w:after="40"/>
+              <w:jc w:val="center"/>
+            </w:pPr>
+            <w:r>
+              <w:rPr>
+                <w:rFonts w:ascii="Arial" w:hAnsi="Arial"/>
+                <w:sz w:val="22"/>
+              </w:rPr>
+              <w:t>Food B: brick-red with Benedict’s (reducing sugar present), blue with biuret (no protein), brown with iodine (no starch) and colourless with DCPIP (Vitamin C present).</w:t>
+            </w:r>
+          </w:p>
+        </w:tc>
+      </w:tr>
+      <w:tr>
+        <w:trPr>
+          <w:cantSplit/>
+        </w:trPr>
+        <w:tc>
+          <w:tcPr>
+            <w:tcW w:type="dxa" w:w="1152"/>
+          </w:tcPr>
+          <w:p>
+            <w:pPr>
+              <w:spacing w:line="276" w:lineRule="auto" w:before="40" w:after="40"/>
+              <w:jc w:val="center"/>
+            </w:pPr>
+            <w:r>
+              <w:rPr>
+                <w:rFonts w:ascii="Arial" w:hAnsi="Arial"/>
+                <w:sz w:val="22"/>
+              </w:rPr>
+              <w:t>15</w:t>
+            </w:r>
+          </w:p>
+        </w:tc>
+        <w:tc>
+          <w:tcPr>
+            <w:tcW w:type="dxa" w:w="1440"/>
+          </w:tcPr>
+          <w:p>
+            <w:pPr>
+              <w:spacing w:line="276" w:lineRule="auto" w:before="40" w:after="40"/>
+              <w:jc w:val="center"/>
+            </w:pPr>
+            <w:r>
+              <w:rPr>
+                <w:rFonts w:ascii="Arial" w:hAnsi="Arial"/>
+                <w:sz w:val="22"/>
+              </w:rPr>
+              <w:t>B</w:t>
+            </w:r>
+          </w:p>
+        </w:tc>
+        <w:tc>
+          <w:tcPr>
+            <w:tcW w:type="dxa" w:w="8208"/>
           </w:tcPr>
           <w:p>
             <w:pPr>
@@ -4401,13 +5177,13 @@
                 <w:rFonts w:ascii="Arial" w:hAnsi="Arial"/>
                 <w:sz w:val="22"/>
               </w:rPr>
-              <w:t>8</w:t>
+              <w:t>16</w:t>
             </w:r>
           </w:p>
         </w:tc>
         <w:tc>
           <w:tcPr>
-            <w:tcW w:type="dxa" w:w="1296"/>
+            <w:tcW w:type="dxa" w:w="1440"/>
           </w:tcPr>
           <w:p>
             <w:pPr>
@@ -4419,13 +5195,13 @@
                 <w:rFonts w:ascii="Arial" w:hAnsi="Arial"/>
                 <w:sz w:val="22"/>
               </w:rPr>
-              <w:t>B</w:t>
+              <w:t>C</w:t>
             </w:r>
           </w:p>
         </w:tc>
         <w:tc>
           <w:tcPr>
-            <w:tcW w:type="dxa" w:w="8352"/>
+            <w:tcW w:type="dxa" w:w="8208"/>
           </w:tcPr>
           <w:p>
             <w:pPr>
@@ -4437,479 +5213,7 @@
                 <w:rFonts w:ascii="Arial" w:hAnsi="Arial"/>
                 <w:sz w:val="22"/>
               </w:rPr>
-              <w:t>Actual length = length of diagram ÷ magnification: A = 20 mm, B = 70 mm, C = 50 mm, D = 24 mm. Worm B is the longest.</w:t>
-            </w:r>
-          </w:p>
-        </w:tc>
-      </w:tr>
-      <w:tr>
-        <w:trPr>
-          <w:cantSplit/>
-        </w:trPr>
-        <w:tc>
-          <w:tcPr>
-            <w:tcW w:type="dxa" w:w="1152"/>
-          </w:tcPr>
-          <w:p>
-            <w:pPr>
-              <w:spacing w:line="276" w:lineRule="auto" w:before="40" w:after="40"/>
-              <w:jc w:val="center"/>
-            </w:pPr>
-            <w:r>
-              <w:rPr>
-                <w:rFonts w:ascii="Arial" w:hAnsi="Arial"/>
-                <w:sz w:val="22"/>
-              </w:rPr>
-              <w:t>9</w:t>
-            </w:r>
-          </w:p>
-        </w:tc>
-        <w:tc>
-          <w:tcPr>
-            <w:tcW w:type="dxa" w:w="1296"/>
-          </w:tcPr>
-          <w:p>
-            <w:pPr>
-              <w:spacing w:line="276" w:lineRule="auto" w:before="40" w:after="40"/>
-              <w:jc w:val="center"/>
-            </w:pPr>
-            <w:r>
-              <w:rPr>
-                <w:rFonts w:ascii="Arial" w:hAnsi="Arial"/>
-                <w:sz w:val="22"/>
-              </w:rPr>
-              <w:t>D</w:t>
-            </w:r>
-          </w:p>
-        </w:tc>
-        <w:tc>
-          <w:tcPr>
-            <w:tcW w:type="dxa" w:w="8352"/>
-          </w:tcPr>
-          <w:p>
-            <w:pPr>
-              <w:spacing w:line="276" w:lineRule="auto" w:before="40" w:after="40"/>
-              <w:jc w:val="center"/>
-            </w:pPr>
-            <w:r>
-              <w:rPr>
-                <w:rFonts w:ascii="Arial" w:hAnsi="Arial"/>
-                <w:sz w:val="22"/>
-              </w:rPr>
-              <w:t>Actual size = image size ÷ magnification = 43 mm ÷ 2500 = 0.0172 mm = 17.2 µm.</w:t>
-            </w:r>
-          </w:p>
-        </w:tc>
-      </w:tr>
-      <w:tr>
-        <w:trPr>
-          <w:cantSplit/>
-        </w:trPr>
-        <w:tc>
-          <w:tcPr>
-            <w:tcW w:type="dxa" w:w="1152"/>
-          </w:tcPr>
-          <w:p>
-            <w:pPr>
-              <w:spacing w:line="276" w:lineRule="auto" w:before="40" w:after="40"/>
-              <w:jc w:val="center"/>
-            </w:pPr>
-            <w:r>
-              <w:rPr>
-                <w:rFonts w:ascii="Arial" w:hAnsi="Arial"/>
-                <w:sz w:val="22"/>
-              </w:rPr>
-              <w:t>10</w:t>
-            </w:r>
-          </w:p>
-        </w:tc>
-        <w:tc>
-          <w:tcPr>
-            <w:tcW w:type="dxa" w:w="1296"/>
-          </w:tcPr>
-          <w:p>
-            <w:pPr>
-              <w:spacing w:line="276" w:lineRule="auto" w:before="40" w:after="40"/>
-              <w:jc w:val="center"/>
-            </w:pPr>
-            <w:r>
-              <w:rPr>
-                <w:rFonts w:ascii="Arial" w:hAnsi="Arial"/>
-                <w:sz w:val="22"/>
-              </w:rPr>
-              <w:t>D</w:t>
-            </w:r>
-          </w:p>
-        </w:tc>
-        <w:tc>
-          <w:tcPr>
-            <w:tcW w:type="dxa" w:w="8352"/>
-          </w:tcPr>
-          <w:p>
-            <w:pPr>
-              <w:spacing w:line="276" w:lineRule="auto" w:before="40" w:after="40"/>
-              <w:jc w:val="center"/>
-            </w:pPr>
-            <w:r>
-              <w:rPr>
-                <w:rFonts w:ascii="Arial" w:hAnsi="Arial"/>
-                <w:sz w:val="22"/>
-              </w:rPr>
-              <w:t>The mass increased, so water moved into the potato cells; this happens when the salt solution has a higher water potential than the cells.</w:t>
-            </w:r>
-          </w:p>
-        </w:tc>
-      </w:tr>
-      <w:tr>
-        <w:trPr>
-          <w:cantSplit/>
-        </w:trPr>
-        <w:tc>
-          <w:tcPr>
-            <w:tcW w:type="dxa" w:w="1152"/>
-          </w:tcPr>
-          <w:p>
-            <w:pPr>
-              <w:spacing w:line="276" w:lineRule="auto" w:before="40" w:after="40"/>
-              <w:jc w:val="center"/>
-            </w:pPr>
-            <w:r>
-              <w:rPr>
-                <w:rFonts w:ascii="Arial" w:hAnsi="Arial"/>
-                <w:sz w:val="22"/>
-              </w:rPr>
-              <w:t>11</w:t>
-            </w:r>
-          </w:p>
-        </w:tc>
-        <w:tc>
-          <w:tcPr>
-            <w:tcW w:type="dxa" w:w="1296"/>
-          </w:tcPr>
-          <w:p>
-            <w:pPr>
-              <w:spacing w:line="276" w:lineRule="auto" w:before="40" w:after="40"/>
-              <w:jc w:val="center"/>
-            </w:pPr>
-            <w:r>
-              <w:rPr>
-                <w:rFonts w:ascii="Arial" w:hAnsi="Arial"/>
-                <w:sz w:val="22"/>
-              </w:rPr>
-              <w:t>B</w:t>
-            </w:r>
-          </w:p>
-        </w:tc>
-        <w:tc>
-          <w:tcPr>
-            <w:tcW w:type="dxa" w:w="8352"/>
-          </w:tcPr>
-          <w:p>
-            <w:pPr>
-              <w:spacing w:line="276" w:lineRule="auto" w:before="40" w:after="40"/>
-              <w:jc w:val="center"/>
-            </w:pPr>
-            <w:r>
-              <w:rPr>
-                <w:rFonts w:ascii="Arial" w:hAnsi="Arial"/>
-                <w:sz w:val="22"/>
-              </w:rPr>
-              <w:t>Purple with biuret shows protein; a red colour with Benedict's shows reducing sugar.</w:t>
-            </w:r>
-          </w:p>
-        </w:tc>
-      </w:tr>
-      <w:tr>
-        <w:trPr>
-          <w:cantSplit/>
-        </w:trPr>
-        <w:tc>
-          <w:tcPr>
-            <w:tcW w:type="dxa" w:w="1152"/>
-          </w:tcPr>
-          <w:p>
-            <w:pPr>
-              <w:spacing w:line="276" w:lineRule="auto" w:before="40" w:after="40"/>
-              <w:jc w:val="center"/>
-            </w:pPr>
-            <w:r>
-              <w:rPr>
-                <w:rFonts w:ascii="Arial" w:hAnsi="Arial"/>
-                <w:sz w:val="22"/>
-              </w:rPr>
-              <w:t>12</w:t>
-            </w:r>
-          </w:p>
-        </w:tc>
-        <w:tc>
-          <w:tcPr>
-            <w:tcW w:type="dxa" w:w="1296"/>
-          </w:tcPr>
-          <w:p>
-            <w:pPr>
-              <w:spacing w:line="276" w:lineRule="auto" w:before="40" w:after="40"/>
-              <w:jc w:val="center"/>
-            </w:pPr>
-            <w:r>
-              <w:rPr>
-                <w:rFonts w:ascii="Arial" w:hAnsi="Arial"/>
-                <w:sz w:val="22"/>
-              </w:rPr>
-              <w:t>D</w:t>
-            </w:r>
-          </w:p>
-        </w:tc>
-        <w:tc>
-          <w:tcPr>
-            <w:tcW w:type="dxa" w:w="8352"/>
-          </w:tcPr>
-          <w:p>
-            <w:pPr>
-              <w:spacing w:line="276" w:lineRule="auto" w:before="40" w:after="40"/>
-              <w:jc w:val="center"/>
-            </w:pPr>
-            <w:r>
-              <w:rPr>
-                <w:rFonts w:ascii="Arial" w:hAnsi="Arial"/>
-                <w:sz w:val="22"/>
-              </w:rPr>
-              <w:t>Long tubes with no end walls and no cell contents are xylem vessels; they are hollow and lignified so water flows uninterrupted.</w:t>
-            </w:r>
-          </w:p>
-        </w:tc>
-      </w:tr>
-      <w:tr>
-        <w:trPr>
-          <w:cantSplit/>
-        </w:trPr>
-        <w:tc>
-          <w:tcPr>
-            <w:tcW w:type="dxa" w:w="1152"/>
-          </w:tcPr>
-          <w:p>
-            <w:pPr>
-              <w:spacing w:line="276" w:lineRule="auto" w:before="40" w:after="40"/>
-              <w:jc w:val="center"/>
-            </w:pPr>
-            <w:r>
-              <w:rPr>
-                <w:rFonts w:ascii="Arial" w:hAnsi="Arial"/>
-                <w:sz w:val="22"/>
-              </w:rPr>
-              <w:t>13</w:t>
-            </w:r>
-          </w:p>
-        </w:tc>
-        <w:tc>
-          <w:tcPr>
-            <w:tcW w:type="dxa" w:w="1296"/>
-          </w:tcPr>
-          <w:p>
-            <w:pPr>
-              <w:spacing w:line="276" w:lineRule="auto" w:before="40" w:after="40"/>
-              <w:jc w:val="center"/>
-            </w:pPr>
-            <w:r>
-              <w:rPr>
-                <w:rFonts w:ascii="Arial" w:hAnsi="Arial"/>
-                <w:sz w:val="22"/>
-              </w:rPr>
-              <w:t>B</w:t>
-            </w:r>
-          </w:p>
-        </w:tc>
-        <w:tc>
-          <w:tcPr>
-            <w:tcW w:type="dxa" w:w="8352"/>
-          </w:tcPr>
-          <w:p>
-            <w:pPr>
-              <w:spacing w:line="276" w:lineRule="auto" w:before="40" w:after="40"/>
-              <w:jc w:val="center"/>
-            </w:pPr>
-            <w:r>
-              <w:rPr>
-                <w:rFonts w:ascii="Arial" w:hAnsi="Arial"/>
-                <w:sz w:val="22"/>
-              </w:rPr>
-              <w:t>The foil keeps out light, so the plant only respires. Carbon dioxide increases and the indicator turns yellow.</w:t>
-            </w:r>
-          </w:p>
-        </w:tc>
-      </w:tr>
-      <w:tr>
-        <w:trPr>
-          <w:cantSplit/>
-        </w:trPr>
-        <w:tc>
-          <w:tcPr>
-            <w:tcW w:type="dxa" w:w="1152"/>
-          </w:tcPr>
-          <w:p>
-            <w:pPr>
-              <w:spacing w:line="276" w:lineRule="auto" w:before="40" w:after="40"/>
-              <w:jc w:val="center"/>
-            </w:pPr>
-            <w:r>
-              <w:rPr>
-                <w:rFonts w:ascii="Arial" w:hAnsi="Arial"/>
-                <w:sz w:val="22"/>
-              </w:rPr>
-              <w:t>14</w:t>
-            </w:r>
-          </w:p>
-        </w:tc>
-        <w:tc>
-          <w:tcPr>
-            <w:tcW w:type="dxa" w:w="1296"/>
-          </w:tcPr>
-          <w:p>
-            <w:pPr>
-              <w:spacing w:line="276" w:lineRule="auto" w:before="40" w:after="40"/>
-              <w:jc w:val="center"/>
-            </w:pPr>
-            <w:r>
-              <w:rPr>
-                <w:rFonts w:ascii="Arial" w:hAnsi="Arial"/>
-                <w:sz w:val="22"/>
-              </w:rPr>
-              <w:t>D</w:t>
-            </w:r>
-          </w:p>
-        </w:tc>
-        <w:tc>
-          <w:tcPr>
-            <w:tcW w:type="dxa" w:w="8352"/>
-          </w:tcPr>
-          <w:p>
-            <w:pPr>
-              <w:spacing w:line="276" w:lineRule="auto" w:before="40" w:after="40"/>
-              <w:jc w:val="center"/>
-            </w:pPr>
-            <w:r>
-              <w:rPr>
-                <w:rFonts w:ascii="Arial" w:hAnsi="Arial"/>
-                <w:sz w:val="22"/>
-              </w:rPr>
-              <w:t>Arthropod 1 (crab) has more than four pairs of legs, a cephalothorax and antennae → Class Z. Arthropod 2 (centipede) has a head and a many-segmented body → Class X.</w:t>
-            </w:r>
-          </w:p>
-        </w:tc>
-      </w:tr>
-      <w:tr>
-        <w:trPr>
-          <w:cantSplit/>
-        </w:trPr>
-        <w:tc>
-          <w:tcPr>
-            <w:tcW w:type="dxa" w:w="1152"/>
-          </w:tcPr>
-          <w:p>
-            <w:pPr>
-              <w:spacing w:line="276" w:lineRule="auto" w:before="40" w:after="40"/>
-              <w:jc w:val="center"/>
-            </w:pPr>
-            <w:r>
-              <w:rPr>
-                <w:rFonts w:ascii="Arial" w:hAnsi="Arial"/>
-                <w:sz w:val="22"/>
-              </w:rPr>
-              <w:t>15</w:t>
-            </w:r>
-          </w:p>
-        </w:tc>
-        <w:tc>
-          <w:tcPr>
-            <w:tcW w:type="dxa" w:w="1296"/>
-          </w:tcPr>
-          <w:p>
-            <w:pPr>
-              <w:spacing w:line="276" w:lineRule="auto" w:before="40" w:after="40"/>
-              <w:jc w:val="center"/>
-            </w:pPr>
-            <w:r>
-              <w:rPr>
-                <w:rFonts w:ascii="Arial" w:hAnsi="Arial"/>
-                <w:sz w:val="22"/>
-              </w:rPr>
-              <w:t>A</w:t>
-            </w:r>
-          </w:p>
-        </w:tc>
-        <w:tc>
-          <w:tcPr>
-            <w:tcW w:type="dxa" w:w="8352"/>
-          </w:tcPr>
-          <w:p>
-            <w:pPr>
-              <w:spacing w:line="276" w:lineRule="auto" w:before="40" w:after="40"/>
-              <w:jc w:val="center"/>
-            </w:pPr>
-            <w:r>
-              <w:rPr>
-                <w:rFonts w:ascii="Arial" w:hAnsi="Arial"/>
-                <w:sz w:val="22"/>
-              </w:rPr>
-              <w:t>In diagram A all three labels are correct: the long chain is the substrate, the groove is the active site and the large molecule is the enzyme.</w:t>
-            </w:r>
-          </w:p>
-        </w:tc>
-      </w:tr>
-      <w:tr>
-        <w:trPr>
-          <w:cantSplit/>
-        </w:trPr>
-        <w:tc>
-          <w:tcPr>
-            <w:tcW w:type="dxa" w:w="1152"/>
-          </w:tcPr>
-          <w:p>
-            <w:pPr>
-              <w:spacing w:line="276" w:lineRule="auto" w:before="40" w:after="40"/>
-              <w:jc w:val="center"/>
-            </w:pPr>
-            <w:r>
-              <w:rPr>
-                <w:rFonts w:ascii="Arial" w:hAnsi="Arial"/>
-                <w:sz w:val="22"/>
-              </w:rPr>
-              <w:t>16</w:t>
-            </w:r>
-          </w:p>
-        </w:tc>
-        <w:tc>
-          <w:tcPr>
-            <w:tcW w:type="dxa" w:w="1296"/>
-          </w:tcPr>
-          <w:p>
-            <w:pPr>
-              <w:spacing w:line="276" w:lineRule="auto" w:before="40" w:after="40"/>
-              <w:jc w:val="center"/>
-            </w:pPr>
-            <w:r>
-              <w:rPr>
-                <w:rFonts w:ascii="Arial" w:hAnsi="Arial"/>
-                <w:sz w:val="22"/>
-              </w:rPr>
-              <w:t>A</w:t>
-            </w:r>
-          </w:p>
-        </w:tc>
-        <w:tc>
-          <w:tcPr>
-            <w:tcW w:type="dxa" w:w="8352"/>
-          </w:tcPr>
-          <w:p>
-            <w:pPr>
-              <w:spacing w:line="276" w:lineRule="auto" w:before="40" w:after="40"/>
-              <w:jc w:val="center"/>
-            </w:pPr>
-            <w:r>
-              <w:rPr>
-                <w:rFonts w:ascii="Arial" w:hAnsi="Arial"/>
-                <w:sz w:val="22"/>
-              </w:rPr>
-              <w:t>The leaf is in more than one piece (compound) and the leaf edges are smooth, which gives F. americana.</w:t>
+              <w:t>Curve 2 differs from curve 1 only in temperature, so temperature is limiting at 2; curve 3 differs only in carbon dioxide concentration, so carbon dioxide is limiting at 3; curve 1 has the highest temperature and carbon dioxide, so light intensity is the limiting factor at 1.</w:t>
             </w:r>
           </w:p>
         </w:tc>
@@ -4938,7 +5242,7 @@
         </w:tc>
         <w:tc>
           <w:tcPr>
-            <w:tcW w:type="dxa" w:w="1296"/>
+            <w:tcW w:type="dxa" w:w="1440"/>
           </w:tcPr>
           <w:p>
             <w:pPr>
@@ -4950,13 +5254,13 @@
                 <w:rFonts w:ascii="Arial" w:hAnsi="Arial"/>
                 <w:sz w:val="22"/>
               </w:rPr>
-              <w:t>B</w:t>
+              <w:t>C</w:t>
             </w:r>
           </w:p>
         </w:tc>
         <w:tc>
           <w:tcPr>
-            <w:tcW w:type="dxa" w:w="8352"/>
+            <w:tcW w:type="dxa" w:w="8208"/>
           </w:tcPr>
           <w:p>
             <w:pPr>
@@ -4968,7 +5272,7 @@
                 <w:rFonts w:ascii="Arial" w:hAnsi="Arial"/>
                 <w:sz w:val="22"/>
               </w:rPr>
-              <w:t>Structure 4 is the pancreas, where most digestive lipase is made.</w:t>
+              <w:t>H = product, G = enzyme, F = enzyme-substrate complex.</w:t>
             </w:r>
           </w:p>
         </w:tc>
@@ -4997,7 +5301,7 @@
         </w:tc>
         <w:tc>
           <w:tcPr>
-            <w:tcW w:type="dxa" w:w="1296"/>
+            <w:tcW w:type="dxa" w:w="1440"/>
           </w:tcPr>
           <w:p>
             <w:pPr>
@@ -5015,7 +5319,7 @@
         </w:tc>
         <w:tc>
           <w:tcPr>
-            <w:tcW w:type="dxa" w:w="8352"/>
+            <w:tcW w:type="dxa" w:w="8208"/>
           </w:tcPr>
           <w:p>
             <w:pPr>
@@ -5027,7 +5331,7 @@
                 <w:rFonts w:ascii="Arial" w:hAnsi="Arial"/>
                 <w:sz w:val="22"/>
               </w:rPr>
-              <w:t>P = chloroplast, Q = cytoplasm, R = vacuole.</w:t>
+              <w:t>Digestion that begins in the mouth and finishes in the duodenum is starch digestion, and the product is glucose.</w:t>
             </w:r>
           </w:p>
         </w:tc>
@@ -5056,7 +5360,7 @@
         </w:tc>
         <w:tc>
           <w:tcPr>
-            <w:tcW w:type="dxa" w:w="1296"/>
+            <w:tcW w:type="dxa" w:w="1440"/>
           </w:tcPr>
           <w:p>
             <w:pPr>
@@ -5074,7 +5378,7 @@
         </w:tc>
         <w:tc>
           <w:tcPr>
-            <w:tcW w:type="dxa" w:w="8352"/>
+            <w:tcW w:type="dxa" w:w="8208"/>
           </w:tcPr>
           <w:p>
             <w:pPr>
@@ -5086,7 +5390,7 @@
                 <w:rFonts w:ascii="Arial" w:hAnsi="Arial"/>
                 <w:sz w:val="22"/>
               </w:rPr>
-              <w:t>The organism has a head and a long, many-segmented body with one pair of legs on most segments, so it is a myriapod (centipede).</w:t>
+              <w:t>P, the membrane protein, is the structure needed to move the ions into the cell, and R, the mitochondrion, supplies the energy from respiration.</w:t>
             </w:r>
           </w:p>
         </w:tc>
@@ -5115,7 +5419,7 @@
         </w:tc>
         <w:tc>
           <w:tcPr>
-            <w:tcW w:type="dxa" w:w="1296"/>
+            <w:tcW w:type="dxa" w:w="1440"/>
           </w:tcPr>
           <w:p>
             <w:pPr>
@@ -5127,13 +5431,13 @@
                 <w:rFonts w:ascii="Arial" w:hAnsi="Arial"/>
                 <w:sz w:val="22"/>
               </w:rPr>
-              <w:t>D</w:t>
+              <w:t>C</w:t>
             </w:r>
           </w:p>
         </w:tc>
         <w:tc>
           <w:tcPr>
-            <w:tcW w:type="dxa" w:w="8352"/>
+            <w:tcW w:type="dxa" w:w="8208"/>
           </w:tcPr>
           <w:p>
             <w:pPr>
@@ -5145,7 +5449,7 @@
                 <w:rFonts w:ascii="Arial" w:hAnsi="Arial"/>
                 <w:sz w:val="22"/>
               </w:rPr>
-              <w:t>There are fewer water molecules on the left, so water moves right to left; there are more solute molecules on the left and the membrane is fully permeable, so solute moves left to right.</w:t>
+              <w:t>T = 20%, so A = 20%. G + C = 100 − 40 = 60%, so G = 30%.</w:t>
             </w:r>
           </w:p>
         </w:tc>
@@ -5178,7 +5482,7 @@
           <w:sz w:val="24"/>
           <w:u w:val="none"/>
         </w:rPr>
-        <w:t>SECTION B - THEORY (40 marks)</w:t>
+        <w:t>SECTION B — Q II (20 marks)</w:t>
       </w:r>
     </w:p>
     <w:p>
@@ -5189,29 +5493,7 @@
     </w:p>
     <w:p>
       <w:pPr>
-        <w:spacing w:line="360" w:lineRule="auto" w:before="80" w:after="0"/>
-        <w:jc w:val="center"/>
-      </w:pPr>
-      <w:r>
-        <w:rPr>
-          <w:rFonts w:ascii="Arial" w:hAnsi="Arial"/>
-          <w:b/>
-          <w:i w:val="0"/>
-          <w:sz w:val="24"/>
-          <w:u w:val="none"/>
-        </w:rPr>
-        <w:t>Q II (20 marks)</w:t>
-      </w:r>
-    </w:p>
-    <w:p>
-      <w:pPr>
-        <w:spacing w:line="360" w:lineRule="auto" w:before="0" w:after="0"/>
-        <w:jc w:val="center"/>
-      </w:pPr>
-    </w:p>
-    <w:p>
-      <w:pPr>
-        <w:spacing w:line="360" w:lineRule="auto" w:before="160" w:after="0"/>
+        <w:spacing w:line="360" w:lineRule="auto" w:before="120" w:after="0"/>
         <w:jc w:val="center"/>
       </w:pPr>
       <w:r>
@@ -5222,7 +5504,23 @@
           <w:sz w:val="24"/>
           <w:u w:val="none"/>
         </w:rPr>
-        <w:t>(a) Explain the purpose of the gallbladder. (2)</w:t>
+        <w:t>(a)  Explain the purpose of the gallbladder.</w:t>
+      </w:r>
+    </w:p>
+    <w:p>
+      <w:pPr>
+        <w:spacing w:line="360" w:lineRule="auto" w:before="80" w:after="0"/>
+        <w:jc w:val="center"/>
+      </w:pPr>
+      <w:r>
+        <w:rPr>
+          <w:rFonts w:ascii="Arial" w:hAnsi="Arial"/>
+          <w:b w:val="0"/>
+          <w:i w:val="0"/>
+          <w:sz w:val="24"/>
+          <w:u w:val="none"/>
+        </w:rPr>
+        <w:t>(2 marks)</w:t>
       </w:r>
     </w:p>
     <w:p>
@@ -5254,12 +5552,18 @@
           <w:sz w:val="24"/>
           <w:u w:val="none"/>
         </w:rPr>
-        <w:t>• It releases bile into the duodenum when fatty food is present, so that fats can be emulsified and the acidic chyme neutralised. (1)</w:t>
+        <w:t>• It releases bile into the duodenum when fatty food is present, so that fat can be emulsified and the acidic mixture from the stomach neutralised. (1)</w:t>
       </w:r>
     </w:p>
     <w:p>
       <w:pPr>
-        <w:spacing w:line="360" w:lineRule="auto" w:before="160" w:after="0"/>
+        <w:spacing w:line="360" w:lineRule="auto" w:before="0" w:after="0"/>
+        <w:jc w:val="center"/>
+      </w:pPr>
+    </w:p>
+    <w:p>
+      <w:pPr>
+        <w:spacing w:line="360" w:lineRule="auto" w:before="120" w:after="0"/>
         <w:jc w:val="center"/>
       </w:pPr>
       <w:r>
@@ -5270,12 +5574,12 @@
           <w:sz w:val="24"/>
           <w:u w:val="none"/>
         </w:rPr>
-        <w:t>(b) Suggest a reason for recommending a low fat diet after removal of the gallbladder. (3)</w:t>
+        <w:t>(b)  Suggest a possible reason for recommending a low fat diet after the gallbladder is removed.</w:t>
       </w:r>
     </w:p>
     <w:p>
       <w:pPr>
-        <w:spacing w:line="360" w:lineRule="auto" w:before="0" w:after="0"/>
+        <w:spacing w:line="360" w:lineRule="auto" w:before="80" w:after="0"/>
         <w:jc w:val="center"/>
       </w:pPr>
       <w:r>
@@ -5286,7 +5590,23 @@
           <w:sz w:val="24"/>
           <w:u w:val="none"/>
         </w:rPr>
-        <w:t>• Without a gallbladder, bile cannot be stored and released in large amounts when needed. (1)</w:t>
+        <w:t>(3 marks)</w:t>
+      </w:r>
+    </w:p>
+    <w:p>
+      <w:pPr>
+        <w:spacing w:line="360" w:lineRule="auto" w:before="0" w:after="0"/>
+        <w:jc w:val="center"/>
+      </w:pPr>
+      <w:r>
+        <w:rPr>
+          <w:rFonts w:ascii="Arial" w:hAnsi="Arial"/>
+          <w:b w:val="0"/>
+          <w:i w:val="0"/>
+          <w:sz w:val="24"/>
+          <w:u w:val="none"/>
+        </w:rPr>
+        <w:t>• Without a gallbladder, bile cannot be stored and released in a large amount when it is needed. (1)</w:t>
       </w:r>
     </w:p>
     <w:p>
@@ -5318,12 +5638,18 @@
           <w:sz w:val="24"/>
           <w:u w:val="none"/>
         </w:rPr>
-        <w:t>• Fat would therefore not be emulsified into small droplets, so lipase would digest it slowly, causing incomplete digestion and discomfort; a low fat diet avoids this. (1)</w:t>
+        <w:t>• Fat would not be emulsified into small droplets, so lipase would digest it slowly and digestion would be incomplete; a low fat diet avoids this. (1)</w:t>
       </w:r>
     </w:p>
     <w:p>
       <w:pPr>
-        <w:spacing w:line="360" w:lineRule="auto" w:before="160" w:after="0"/>
+        <w:spacing w:line="360" w:lineRule="auto" w:before="0" w:after="0"/>
+        <w:jc w:val="center"/>
+      </w:pPr>
+    </w:p>
+    <w:p>
+      <w:pPr>
+        <w:spacing w:line="360" w:lineRule="auto" w:before="120" w:after="0"/>
         <w:jc w:val="center"/>
       </w:pPr>
       <w:r>
@@ -5334,7 +5660,23 @@
           <w:sz w:val="24"/>
           <w:u w:val="none"/>
         </w:rPr>
-        <w:t>(c) Explain why people without gallbladders may develop deficiencies in fat soluble vitamins. (2)</w:t>
+        <w:t>(c)  Explain why people without gallbladders may develop deficiencies in fat soluble vitamins.</w:t>
+      </w:r>
+    </w:p>
+    <w:p>
+      <w:pPr>
+        <w:spacing w:line="360" w:lineRule="auto" w:before="80" w:after="0"/>
+        <w:jc w:val="center"/>
+      </w:pPr>
+      <w:r>
+        <w:rPr>
+          <w:rFonts w:ascii="Arial" w:hAnsi="Arial"/>
+          <w:b w:val="0"/>
+          <w:i w:val="0"/>
+          <w:sz w:val="24"/>
+          <w:u w:val="none"/>
+        </w:rPr>
+        <w:t>(2 marks)</w:t>
       </w:r>
     </w:p>
     <w:p>
@@ -5371,7 +5713,13 @@
     </w:p>
     <w:p>
       <w:pPr>
-        <w:spacing w:line="360" w:lineRule="auto" w:before="160" w:after="0"/>
+        <w:spacing w:line="360" w:lineRule="auto" w:before="0" w:after="0"/>
+        <w:jc w:val="center"/>
+      </w:pPr>
+    </w:p>
+    <w:p>
+      <w:pPr>
+        <w:spacing w:line="360" w:lineRule="auto" w:before="120" w:after="0"/>
         <w:jc w:val="center"/>
       </w:pPr>
       <w:r>
@@ -5382,7 +5730,23 @@
           <w:sz w:val="24"/>
           <w:u w:val="none"/>
         </w:rPr>
-        <w:t>(d) Suggest a possible impact on the health of children whose gallbladders are removed. (3)</w:t>
+        <w:t>(d)  Suggest a possible impact on the health of children who have their gallbladders removed.</w:t>
+      </w:r>
+    </w:p>
+    <w:p>
+      <w:pPr>
+        <w:spacing w:line="360" w:lineRule="auto" w:before="80" w:after="0"/>
+        <w:jc w:val="center"/>
+      </w:pPr>
+      <w:r>
+        <w:rPr>
+          <w:rFonts w:ascii="Arial" w:hAnsi="Arial"/>
+          <w:b w:val="0"/>
+          <w:i w:val="0"/>
+          <w:sz w:val="24"/>
+          <w:u w:val="none"/>
+        </w:rPr>
+        <w:t>(3 marks)</w:t>
       </w:r>
     </w:p>
     <w:p>
@@ -5414,7 +5778,7 @@
           <w:sz w:val="24"/>
           <w:u w:val="none"/>
         </w:rPr>
-        <w:t>• Vitamin D is needed for the absorption of calcium, which is needed for the growth of strong bones and teeth. (1)</w:t>
+        <w:t>• Vitamin D is needed for the absorption of calcium, which is needed for strong bones and teeth. (1)</w:t>
       </w:r>
     </w:p>
     <w:p>
@@ -5430,12 +5794,18 @@
           <w:sz w:val="24"/>
           <w:u w:val="none"/>
         </w:rPr>
-        <w:t>• The child's bones may therefore be soft and weak and may bend, causing rickets / poor growth. (1)</w:t>
+        <w:t>• The child’s bones may be soft and weak and may bend, causing rickets / poor growth. (1)</w:t>
       </w:r>
     </w:p>
     <w:p>
       <w:pPr>
-        <w:spacing w:line="360" w:lineRule="auto" w:before="160" w:after="0"/>
+        <w:spacing w:line="360" w:lineRule="auto" w:before="0" w:after="0"/>
+        <w:jc w:val="center"/>
+      </w:pPr>
+    </w:p>
+    <w:p>
+      <w:pPr>
+        <w:spacing w:line="360" w:lineRule="auto" w:before="120" w:after="0"/>
         <w:jc w:val="center"/>
       </w:pPr>
       <w:r>
@@ -5446,12 +5816,12 @@
           <w:sz w:val="24"/>
           <w:u w:val="none"/>
         </w:rPr>
-        <w:t>(e) Compare the activity and nature of antibodies with those of enzymes. (3)</w:t>
+        <w:t>(e)  (i) Identify the optimum pH of amylase from Fig. 2. (ii) Explain your answer from part (i).</w:t>
       </w:r>
     </w:p>
     <w:p>
       <w:pPr>
-        <w:spacing w:line="360" w:lineRule="auto" w:before="0" w:after="0"/>
+        <w:spacing w:line="360" w:lineRule="auto" w:before="80" w:after="0"/>
         <w:jc w:val="center"/>
       </w:pPr>
       <w:r>
@@ -5462,7 +5832,7 @@
           <w:sz w:val="24"/>
           <w:u w:val="none"/>
         </w:rPr>
-        <w:t>Similarities (any one or two):</w:t>
+        <w:t>(3 marks)</w:t>
       </w:r>
     </w:p>
     <w:p>
@@ -5478,7 +5848,7 @@
           <w:sz w:val="24"/>
           <w:u w:val="none"/>
         </w:rPr>
-        <w:t>• Both are proteins with a specific three-dimensional shape. (1)</w:t>
+        <w:t>• (i) pH 6.75 (accept any value from pH 6.5 to pH 7). [1]</w:t>
       </w:r>
     </w:p>
     <w:p>
@@ -5494,7 +5864,7 @@
           <w:sz w:val="24"/>
           <w:u w:val="none"/>
         </w:rPr>
-        <w:t>• Both are specific and bind to a complementary molecule; both can be denatured by high temperature or extremes of pH. (1)</w:t>
+        <w:t>• (ii) At this pH the time taken for amylase to completely digest the starch is the shortest, at about 1.5 minutes. [1]</w:t>
       </w:r>
     </w:p>
     <w:p>
@@ -5510,12 +5880,18 @@
           <w:sz w:val="24"/>
           <w:u w:val="none"/>
         </w:rPr>
-        <w:t>Differences (any one or two):</w:t>
+        <w:t>• (ii) The shortest time means the fastest rate of reaction, so the active site is the best fit for the substrate at this pH. [1]</w:t>
       </w:r>
     </w:p>
     <w:p>
       <w:pPr>
         <w:spacing w:line="360" w:lineRule="auto" w:before="0" w:after="0"/>
+        <w:jc w:val="center"/>
+      </w:pPr>
+    </w:p>
+    <w:p>
+      <w:pPr>
+        <w:spacing w:line="360" w:lineRule="auto" w:before="120" w:after="0"/>
         <w:jc w:val="center"/>
       </w:pPr>
       <w:r>
@@ -5526,12 +5902,12 @@
           <w:sz w:val="24"/>
           <w:u w:val="none"/>
         </w:rPr>
-        <w:t>• An antibody binds to an antigen and marks or destroys a pathogen; an enzyme binds to a substrate and catalyses a chemical reaction. (1)</w:t>
+        <w:t>(f)  Calculate the percentage decrease in the time taken to digest starch between pH 5 and 7.</w:t>
       </w:r>
     </w:p>
     <w:p>
       <w:pPr>
-        <w:spacing w:line="360" w:lineRule="auto" w:before="0" w:after="0"/>
+        <w:spacing w:line="360" w:lineRule="auto" w:before="80" w:after="0"/>
         <w:jc w:val="center"/>
       </w:pPr>
       <w:r>
@@ -5542,28 +5918,12 @@
           <w:sz w:val="24"/>
           <w:u w:val="none"/>
         </w:rPr>
-        <w:t>• An antibody has a binding site and is not re-used unchanged, whereas an enzyme has an active site, is a catalyst and is unchanged at the end of the reaction. (1)</w:t>
+        <w:t>(2 marks)</w:t>
       </w:r>
     </w:p>
     <w:p>
       <w:pPr>
         <w:spacing w:line="360" w:lineRule="auto" w:before="0" w:after="0"/>
-        <w:jc w:val="center"/>
-      </w:pPr>
-      <w:r>
-        <w:rPr>
-          <w:rFonts w:ascii="Arial" w:hAnsi="Arial"/>
-          <w:b w:val="0"/>
-          <w:i/>
-          <w:sz w:val="24"/>
-          <w:u w:val="none"/>
-        </w:rPr>
-        <w:t>(Maximum 3 marks.)</w:t>
-      </w:r>
-    </w:p>
-    <w:p>
-      <w:pPr>
-        <w:spacing w:line="360" w:lineRule="auto" w:before="160" w:after="0"/>
         <w:jc w:val="center"/>
       </w:pPr>
       <w:r>
@@ -5574,7 +5934,7 @@
           <w:sz w:val="24"/>
           <w:u w:val="none"/>
         </w:rPr>
-        <w:t>(f) Explain how muscles and bones work together to perform movement. (2)</w:t>
+        <w:t>• Time at pH 5 = 7.5 minutes and time at pH 7 = 1.5 minutes, so the decrease is 6.0 minutes; 6.0 ÷ 7.5 × 100 (1)</w:t>
       </w:r>
     </w:p>
     <w:p>
@@ -5590,12 +5950,18 @@
           <w:sz w:val="24"/>
           <w:u w:val="none"/>
         </w:rPr>
-        <w:t>• Muscles are attached to bones by tendons; the muscle contracts and shortens, pulling on the bone. (1)</w:t>
+        <w:t>• = 80%. (1)</w:t>
       </w:r>
     </w:p>
     <w:p>
       <w:pPr>
         <w:spacing w:line="360" w:lineRule="auto" w:before="0" w:after="0"/>
+        <w:jc w:val="center"/>
+      </w:pPr>
+    </w:p>
+    <w:p>
+      <w:pPr>
+        <w:spacing w:line="360" w:lineRule="auto" w:before="120" w:after="0"/>
         <w:jc w:val="center"/>
       </w:pPr>
       <w:r>
@@ -5606,12 +5972,12 @@
           <w:sz w:val="24"/>
           <w:u w:val="none"/>
         </w:rPr>
-        <w:t>• The bone acts as a lever and moves at a joint, and muscles work in antagonistic pairs so that one flexes and the other extends the joint. (1)</w:t>
+        <w:t>(g)  Describe and explain the shape of the graph between pH 7 and 8.</w:t>
       </w:r>
     </w:p>
     <w:p>
       <w:pPr>
-        <w:spacing w:line="360" w:lineRule="auto" w:before="160" w:after="0"/>
+        <w:spacing w:line="360" w:lineRule="auto" w:before="80" w:after="0"/>
         <w:jc w:val="center"/>
       </w:pPr>
       <w:r>
@@ -5622,7 +5988,7 @@
           <w:sz w:val="24"/>
           <w:u w:val="none"/>
         </w:rPr>
-        <w:t>(g) Estimate the mass of the adult male. (2)</w:t>
+        <w:t>(4 marks)</w:t>
       </w:r>
     </w:p>
     <w:p>
@@ -5638,7 +6004,7 @@
           <w:sz w:val="24"/>
           <w:u w:val="none"/>
         </w:rPr>
-        <w:t>• Increase in cell number = 3.7 × 10¹³ ÷ 1.25 × 10¹² = 29.6 times. (1)</w:t>
+        <w:t>• The time taken to digest the starch increases from 1.5 minutes at pH 7 to 6.0 minutes at pH 8. (1)</w:t>
       </w:r>
     </w:p>
     <w:p>
@@ -5654,12 +6020,12 @@
           <w:sz w:val="24"/>
           <w:u w:val="none"/>
         </w:rPr>
-        <w:t>• Estimated mass = 3.1 kg × 29.6 = 91.76 kg = 92 kg (to the nearest whole number). (1)</w:t>
+        <w:t>• This means the rate of reaction decreases as the pH rises above the optimum. (1)</w:t>
       </w:r>
     </w:p>
     <w:p>
       <w:pPr>
-        <w:spacing w:line="360" w:lineRule="auto" w:before="160" w:after="0"/>
+        <w:spacing w:line="360" w:lineRule="auto" w:before="0" w:after="0"/>
         <w:jc w:val="center"/>
       </w:pPr>
       <w:r>
@@ -5670,7 +6036,7 @@
           <w:sz w:val="24"/>
           <w:u w:val="none"/>
         </w:rPr>
-        <w:t>(h) State two ways in which the body can defend itself against pathogens. (2)</w:t>
+        <w:t>• The increasingly alkaline pH changes the shape of the active site of amylase, so the enzyme is denatured. (1)</w:t>
       </w:r>
     </w:p>
     <w:p>
@@ -5686,12 +6052,18 @@
           <w:sz w:val="24"/>
           <w:u w:val="none"/>
         </w:rPr>
-        <w:t>• Any two of: the skin acts as a physical barrier; hydrochloric acid in the stomach kills pathogens in food; mucus and cilia trap and remove pathogens from the airways; blood clotting seals wounds; white blood cells carry out phagocytosis; white blood cells produce antibodies. (1 + 1)</w:t>
+        <w:t>• The starch can no longer fit into the active site, so fewer enzyme-substrate complexes form and less starch is broken down each second. (1)</w:t>
       </w:r>
     </w:p>
     <w:p>
       <w:pPr>
-        <w:spacing w:line="360" w:lineRule="auto" w:before="160" w:after="0"/>
+        <w:spacing w:line="360" w:lineRule="auto" w:before="0" w:after="0"/>
+        <w:jc w:val="center"/>
+      </w:pPr>
+    </w:p>
+    <w:p>
+      <w:pPr>
+        <w:spacing w:line="360" w:lineRule="auto" w:before="120" w:after="0"/>
         <w:jc w:val="center"/>
       </w:pPr>
       <w:r>
@@ -5702,12 +6074,12 @@
           <w:sz w:val="24"/>
           <w:u w:val="none"/>
         </w:rPr>
-        <w:t>(i) State one factor, other than temperature, that affects enzyme activity. (1)</w:t>
+        <w:t>(h)  Suggest the optimum pH for gastric protease.</w:t>
       </w:r>
     </w:p>
     <w:p>
       <w:pPr>
-        <w:spacing w:line="360" w:lineRule="auto" w:before="0" w:after="0"/>
+        <w:spacing w:line="360" w:lineRule="auto" w:before="80" w:after="0"/>
         <w:jc w:val="center"/>
       </w:pPr>
       <w:r>
@@ -5718,8 +6090,30 @@
           <w:sz w:val="24"/>
           <w:u w:val="none"/>
         </w:rPr>
-        <w:t>• pH (accept substrate concentration or enzyme concentration). (1)</w:t>
+        <w:t>(1 mark)</w:t>
       </w:r>
+    </w:p>
+    <w:p>
+      <w:pPr>
+        <w:spacing w:line="360" w:lineRule="auto" w:before="0" w:after="0"/>
+        <w:jc w:val="center"/>
+      </w:pPr>
+      <w:r>
+        <w:rPr>
+          <w:rFonts w:ascii="Arial" w:hAnsi="Arial"/>
+          <w:b w:val="0"/>
+          <w:i w:val="0"/>
+          <w:sz w:val="24"/>
+          <w:u w:val="none"/>
+        </w:rPr>
+        <w:t>• About pH 2 (accept any value from pH 1 to pH 3). (1)</w:t>
+      </w:r>
+    </w:p>
+    <w:p>
+      <w:pPr>
+        <w:spacing w:line="360" w:lineRule="auto" w:before="0" w:after="0"/>
+        <w:jc w:val="center"/>
+      </w:pPr>
     </w:p>
     <w:p>
       <w:pPr>
@@ -5742,7 +6136,7 @@
           <w:sz w:val="24"/>
           <w:u w:val="none"/>
         </w:rPr>
-        <w:t>Q III (20 marks)</w:t>
+        <w:t>SECTION B — Q III (20 marks)</w:t>
       </w:r>
     </w:p>
     <w:p>
@@ -5753,7 +6147,7 @@
     </w:p>
     <w:p>
       <w:pPr>
-        <w:spacing w:line="360" w:lineRule="auto" w:before="160" w:after="0"/>
+        <w:spacing w:line="360" w:lineRule="auto" w:before="120" w:after="0"/>
         <w:jc w:val="center"/>
       </w:pPr>
       <w:r>
@@ -5764,7 +6158,23 @@
           <w:sz w:val="24"/>
           <w:u w:val="none"/>
         </w:rPr>
-        <w:t>(a) Calculate the mean rate of photosynthesis at 45 °C. (2)</w:t>
+        <w:t>(a)  Calculate the mean rate of photosynthesis per hour when the temperature was 45 °C.</w:t>
+      </w:r>
+    </w:p>
+    <w:p>
+      <w:pPr>
+        <w:spacing w:line="360" w:lineRule="auto" w:before="80" w:after="0"/>
+        <w:jc w:val="center"/>
+      </w:pPr>
+      <w:r>
+        <w:rPr>
+          <w:rFonts w:ascii="Arial" w:hAnsi="Arial"/>
+          <w:b w:val="0"/>
+          <w:i w:val="0"/>
+          <w:sz w:val="24"/>
+          <w:u w:val="none"/>
+        </w:rPr>
+        <w:t>(2 marks)</w:t>
       </w:r>
     </w:p>
     <w:p>
@@ -5796,28 +6206,12 @@
           <w:sz w:val="24"/>
           <w:u w:val="none"/>
         </w:rPr>
-        <w:t>• Mean = (1.9 + 2.2) ÷ 2 = 2.05 ≈ 2.1 cm³ hour⁻¹. (1)</w:t>
+        <w:t>• Mean = (1.9 + 2.2) ÷ 2 = 2.05, i.e. 2.1 cm³ hour⁻¹. (1)</w:t>
       </w:r>
     </w:p>
     <w:p>
       <w:pPr>
         <w:spacing w:line="360" w:lineRule="auto" w:before="0" w:after="0"/>
-        <w:jc w:val="center"/>
-      </w:pPr>
-      <w:r>
-        <w:rPr>
-          <w:rFonts w:ascii="Arial" w:hAnsi="Arial"/>
-          <w:b w:val="0"/>
-          <w:i/>
-          <w:sz w:val="24"/>
-          <w:u w:val="none"/>
-        </w:rPr>
-        <w:t>(If all three values are used, mean = 6.1 cm³ hour⁻¹; award 1 mark for correct working only.)</w:t>
-      </w:r>
-    </w:p>
-    <w:p>
-      <w:pPr>
-        <w:spacing w:line="360" w:lineRule="auto" w:before="160" w:after="0"/>
         <w:jc w:val="center"/>
       </w:pPr>
       <w:r>
@@ -5828,12 +6222,18 @@
           <w:sz w:val="24"/>
           <w:u w:val="none"/>
         </w:rPr>
-        <w:t>(b) Describe and explain the results shown in Table 1. (4)</w:t>
+        <w:t>• (If all three readings are used the mean is 6.1 cm³ hour⁻¹; award 1 mark for the working only.)</w:t>
       </w:r>
     </w:p>
     <w:p>
       <w:pPr>
         <w:spacing w:line="360" w:lineRule="auto" w:before="0" w:after="0"/>
+        <w:jc w:val="center"/>
+      </w:pPr>
+    </w:p>
+    <w:p>
+      <w:pPr>
+        <w:spacing w:line="360" w:lineRule="auto" w:before="120" w:after="0"/>
         <w:jc w:val="center"/>
       </w:pPr>
       <w:r>
@@ -5844,12 +6244,12 @@
           <w:sz w:val="24"/>
           <w:u w:val="none"/>
         </w:rPr>
-        <w:t>• As temperature rises from 20 °C to 30 °C the rate of photosynthesis increases, from 19.1 to 44.0 cm³ hour⁻¹. (1)</w:t>
+        <w:t>(b)  Plot the results from Table 1 onto an appropriate graph using the graph paper in Fig. 1.</w:t>
       </w:r>
     </w:p>
     <w:p>
       <w:pPr>
-        <w:spacing w:line="360" w:lineRule="auto" w:before="0" w:after="0"/>
+        <w:spacing w:line="360" w:lineRule="auto" w:before="80" w:after="0"/>
         <w:jc w:val="center"/>
       </w:pPr>
       <w:r>
@@ -5860,7 +6260,7 @@
           <w:sz w:val="24"/>
           <w:u w:val="none"/>
         </w:rPr>
-        <w:t>• This is because the molecules have more kinetic energy, so there are more successful collisions between enzymes and substrate. (1)</w:t>
+        <w:t>(5 marks)</w:t>
       </w:r>
     </w:p>
     <w:p>
@@ -5876,7 +6276,7 @@
           <w:sz w:val="24"/>
           <w:u w:val="none"/>
         </w:rPr>
-        <w:t>• The rate is highest (optimum) at 30 °C and then falls sharply above 30 °C, to almost zero at 45 °C. (1)</w:t>
+        <w:t>• Temperature on the x-axis and mean rate of photosynthesis on the y-axis. (1)</w:t>
       </w:r>
     </w:p>
     <w:p>
@@ -5892,12 +6292,12 @@
           <w:sz w:val="24"/>
           <w:u w:val="none"/>
         </w:rPr>
-        <w:t>• This is because the enzymes controlling photosynthesis are denatured at high temperatures: the shape of the active site changes permanently so the substrate no longer fits. (1)</w:t>
+        <w:t>• Both axes labelled with the quantity and its unit (temperature / °C and rate of photosynthesis / cm³ hour⁻¹). (1)</w:t>
       </w:r>
     </w:p>
     <w:p>
       <w:pPr>
-        <w:spacing w:line="360" w:lineRule="auto" w:before="160" w:after="0"/>
+        <w:spacing w:line="360" w:lineRule="auto" w:before="0" w:after="0"/>
         <w:jc w:val="center"/>
       </w:pPr>
       <w:r>
@@ -5908,7 +6308,7 @@
           <w:sz w:val="24"/>
           <w:u w:val="none"/>
         </w:rPr>
-        <w:t>(c) Calculate the rate of photosynthesis the farmer actually achieved at 30 °C. (4)</w:t>
+        <w:t>• Sensible, evenly spaced scales that use at least half of the grid. (1)</w:t>
       </w:r>
     </w:p>
     <w:p>
@@ -5924,7 +6324,7 @@
           <w:sz w:val="24"/>
           <w:u w:val="none"/>
         </w:rPr>
-        <w:t>• Mean rate at 30 °C from Table 1 = 44.0 cm³ hour⁻¹. (1)</w:t>
+        <w:t>• All six mean values plotted accurately. (1)</w:t>
       </w:r>
     </w:p>
     <w:p>
@@ -5940,7 +6340,179 @@
           <w:sz w:val="24"/>
           <w:u w:val="none"/>
         </w:rPr>
-        <w:t>• Decrease = 11.5% of 44.0 = 44.0 × 11.5 ÷ 100 = 5.06 cm³ hour⁻¹. (1)</w:t>
+        <w:t>• Points joined with a smooth curve or with ruled straight lines. (1)</w:t>
+      </w:r>
+    </w:p>
+    <w:p>
+      <w:pPr>
+        <w:spacing w:line="360" w:lineRule="auto" w:before="0" w:after="0"/>
+        <w:jc w:val="center"/>
+      </w:pPr>
+    </w:p>
+    <w:p>
+      <w:pPr>
+        <w:spacing w:line="360" w:lineRule="auto" w:before="120" w:after="0"/>
+        <w:jc w:val="center"/>
+      </w:pPr>
+      <w:r>
+        <w:rPr>
+          <w:rFonts w:ascii="Arial" w:hAnsi="Arial"/>
+          <w:b w:val="0"/>
+          <w:i w:val="0"/>
+          <w:sz w:val="24"/>
+          <w:u w:val="none"/>
+        </w:rPr>
+        <w:t>(c)  Describe and explain the results shown in the graph.</w:t>
+      </w:r>
+    </w:p>
+    <w:p>
+      <w:pPr>
+        <w:spacing w:line="360" w:lineRule="auto" w:before="80" w:after="0"/>
+        <w:jc w:val="center"/>
+      </w:pPr>
+      <w:r>
+        <w:rPr>
+          <w:rFonts w:ascii="Arial" w:hAnsi="Arial"/>
+          <w:b w:val="0"/>
+          <w:i w:val="0"/>
+          <w:sz w:val="24"/>
+          <w:u w:val="none"/>
+        </w:rPr>
+        <w:t>(4 marks)</w:t>
+      </w:r>
+    </w:p>
+    <w:p>
+      <w:pPr>
+        <w:spacing w:line="360" w:lineRule="auto" w:before="0" w:after="0"/>
+        <w:jc w:val="center"/>
+      </w:pPr>
+      <w:r>
+        <w:rPr>
+          <w:rFonts w:ascii="Arial" w:hAnsi="Arial"/>
+          <w:b w:val="0"/>
+          <w:i w:val="0"/>
+          <w:sz w:val="24"/>
+          <w:u w:val="none"/>
+        </w:rPr>
+        <w:t>• As the temperature rises from 20 °C to 30 °C the rate of photosynthesis increases, from 19.1 to 44.0 cm³ hour⁻¹. (1)</w:t>
+      </w:r>
+    </w:p>
+    <w:p>
+      <w:pPr>
+        <w:spacing w:line="360" w:lineRule="auto" w:before="0" w:after="0"/>
+        <w:jc w:val="center"/>
+      </w:pPr>
+      <w:r>
+        <w:rPr>
+          <w:rFonts w:ascii="Arial" w:hAnsi="Arial"/>
+          <w:b w:val="0"/>
+          <w:i w:val="0"/>
+          <w:sz w:val="24"/>
+          <w:u w:val="none"/>
+        </w:rPr>
+        <w:t>• The molecules have more kinetic energy, so there are more successful collisions between the enzymes and the substrate. (1)</w:t>
+      </w:r>
+    </w:p>
+    <w:p>
+      <w:pPr>
+        <w:spacing w:line="360" w:lineRule="auto" w:before="0" w:after="0"/>
+        <w:jc w:val="center"/>
+      </w:pPr>
+      <w:r>
+        <w:rPr>
+          <w:rFonts w:ascii="Arial" w:hAnsi="Arial"/>
+          <w:b w:val="0"/>
+          <w:i w:val="0"/>
+          <w:sz w:val="24"/>
+          <w:u w:val="none"/>
+        </w:rPr>
+        <w:t>• The rate is highest (optimum) at 30 °C and then falls sharply, to about 2 cm³ hour⁻¹ at 45 °C. (1)</w:t>
+      </w:r>
+    </w:p>
+    <w:p>
+      <w:pPr>
+        <w:spacing w:line="360" w:lineRule="auto" w:before="0" w:after="0"/>
+        <w:jc w:val="center"/>
+      </w:pPr>
+      <w:r>
+        <w:rPr>
+          <w:rFonts w:ascii="Arial" w:hAnsi="Arial"/>
+          <w:b w:val="0"/>
+          <w:i w:val="0"/>
+          <w:sz w:val="24"/>
+          <w:u w:val="none"/>
+        </w:rPr>
+        <w:t>• Above the optimum the enzymes controlling photosynthesis are denatured: the shape of the active site changes permanently so the substrate no longer fits. (1)</w:t>
+      </w:r>
+    </w:p>
+    <w:p>
+      <w:pPr>
+        <w:spacing w:line="360" w:lineRule="auto" w:before="0" w:after="0"/>
+        <w:jc w:val="center"/>
+      </w:pPr>
+    </w:p>
+    <w:p>
+      <w:pPr>
+        <w:spacing w:line="360" w:lineRule="auto" w:before="120" w:after="0"/>
+        <w:jc w:val="center"/>
+      </w:pPr>
+      <w:r>
+        <w:rPr>
+          <w:rFonts w:ascii="Arial" w:hAnsi="Arial"/>
+          <w:b w:val="0"/>
+          <w:i w:val="0"/>
+          <w:sz w:val="24"/>
+          <w:u w:val="none"/>
+        </w:rPr>
+        <w:t>(d)  Calculate the rate of photosynthesis that the farmer actually achieved at 30 °C.</w:t>
+      </w:r>
+    </w:p>
+    <w:p>
+      <w:pPr>
+        <w:spacing w:line="360" w:lineRule="auto" w:before="80" w:after="0"/>
+        <w:jc w:val="center"/>
+      </w:pPr>
+      <w:r>
+        <w:rPr>
+          <w:rFonts w:ascii="Arial" w:hAnsi="Arial"/>
+          <w:b w:val="0"/>
+          <w:i w:val="0"/>
+          <w:sz w:val="24"/>
+          <w:u w:val="none"/>
+        </w:rPr>
+        <w:t>(4 marks)</w:t>
+      </w:r>
+    </w:p>
+    <w:p>
+      <w:pPr>
+        <w:spacing w:line="360" w:lineRule="auto" w:before="0" w:after="0"/>
+        <w:jc w:val="center"/>
+      </w:pPr>
+      <w:r>
+        <w:rPr>
+          <w:rFonts w:ascii="Arial" w:hAnsi="Arial"/>
+          <w:b w:val="0"/>
+          <w:i w:val="0"/>
+          <w:sz w:val="24"/>
+          <w:u w:val="none"/>
+        </w:rPr>
+        <w:t>• The mean rate at 30 °C in Table 1 is 44.0 cm³ hour⁻¹. (1)</w:t>
+      </w:r>
+    </w:p>
+    <w:p>
+      <w:pPr>
+        <w:spacing w:line="360" w:lineRule="auto" w:before="0" w:after="0"/>
+        <w:jc w:val="center"/>
+      </w:pPr>
+      <w:r>
+        <w:rPr>
+          <w:rFonts w:ascii="Arial" w:hAnsi="Arial"/>
+          <w:b w:val="0"/>
+          <w:i w:val="0"/>
+          <w:sz w:val="24"/>
+          <w:u w:val="none"/>
+        </w:rPr>
+        <w:t>• Decrease = 11.5 ÷ 100 × 44.0 = 5.06 cm³ hour⁻¹. (1)</w:t>
       </w:r>
     </w:p>
     <w:p>
@@ -5972,12 +6544,18 @@
           <w:sz w:val="24"/>
           <w:u w:val="none"/>
         </w:rPr>
-        <w:t>• Answer given to a suitable degree of accuracy with the correct unit, i.e. 38.9 cm³ hour⁻¹. (1)</w:t>
+        <w:t>• Answer given to a sensible number of figures with the correct unit, i.e. 38.9 cm³ hour⁻¹. (1)</w:t>
       </w:r>
     </w:p>
     <w:p>
       <w:pPr>
-        <w:spacing w:line="360" w:lineRule="auto" w:before="160" w:after="0"/>
+        <w:spacing w:line="360" w:lineRule="auto" w:before="0" w:after="0"/>
+        <w:jc w:val="center"/>
+      </w:pPr>
+    </w:p>
+    <w:p>
+      <w:pPr>
+        <w:spacing w:line="360" w:lineRule="auto" w:before="120" w:after="0"/>
         <w:jc w:val="center"/>
       </w:pPr>
       <w:r>
@@ -5988,12 +6566,12 @@
           <w:sz w:val="24"/>
           <w:u w:val="none"/>
         </w:rPr>
-        <w:t>(d) Suggest why the farmer may not have achieved the predicted rate. (2)</w:t>
+        <w:t>(e)  Suggest why the farmer may not have achieved a rate of photosynthesis as high as the data in Fig. 1 predicted.</w:t>
       </w:r>
     </w:p>
     <w:p>
       <w:pPr>
-        <w:spacing w:line="360" w:lineRule="auto" w:before="0" w:after="0"/>
+        <w:spacing w:line="360" w:lineRule="auto" w:before="80" w:after="0"/>
         <w:jc w:val="center"/>
       </w:pPr>
       <w:r>
@@ -6004,7 +6582,7 @@
           <w:sz w:val="24"/>
           <w:u w:val="none"/>
         </w:rPr>
-        <w:t>• Another factor was limiting, e.g. light intensity or carbon dioxide concentration in the greenhouse was lower than in the investigation. (1)</w:t>
+        <w:t>(2 marks)</w:t>
       </w:r>
     </w:p>
     <w:p>
@@ -6020,12 +6598,12 @@
           <w:sz w:val="24"/>
           <w:u w:val="none"/>
         </w:rPr>
-        <w:t>• Also accept: strawberry plants are a different species from pondweed and have a different optimum; the temperature was not evenly distributed throughout the greenhouse; shortage of water or mineral ions; disease or pests. (1)</w:t>
+        <w:t>• Another factor was limiting, for example the light intensity or the carbon dioxide concentration in the greenhouse was lower than in the investigation. (1)</w:t>
       </w:r>
     </w:p>
     <w:p>
       <w:pPr>
-        <w:spacing w:line="360" w:lineRule="auto" w:before="160" w:after="0"/>
+        <w:spacing w:line="360" w:lineRule="auto" w:before="0" w:after="0"/>
         <w:jc w:val="center"/>
       </w:pPr>
       <w:r>
@@ -6036,12 +6614,18 @@
           <w:sz w:val="24"/>
           <w:u w:val="none"/>
         </w:rPr>
-        <w:t>(e) (i) Type of pathogen that causes cholera. (1)</w:t>
+        <w:t>• Any one other sensible suggestion: strawberry plants are a different species from pondweed and have a different optimum; the temperature was not the same throughout the greenhouse; a shortage of water or mineral ions; disease or pests. (1)</w:t>
       </w:r>
     </w:p>
     <w:p>
       <w:pPr>
         <w:spacing w:line="360" w:lineRule="auto" w:before="0" w:after="0"/>
+        <w:jc w:val="center"/>
+      </w:pPr>
+    </w:p>
+    <w:p>
+      <w:pPr>
+        <w:spacing w:line="360" w:lineRule="auto" w:before="120" w:after="0"/>
         <w:jc w:val="center"/>
       </w:pPr>
       <w:r>
@@ -6052,7 +6636,7 @@
           <w:sz w:val="24"/>
           <w:u w:val="none"/>
         </w:rPr>
-        <w:t>• A bacterium. (1)</w:t>
+        <w:t>(f)  Predict the colour changes (if any) of the iodine test on the food samples shown in Table 2.</w:t>
       </w:r>
     </w:p>
     <w:p>
@@ -6068,12 +6652,333 @@
           <w:sz w:val="24"/>
           <w:u w:val="none"/>
         </w:rPr>
-        <w:t>(ii) What is meant by diarrhoea. (1)</w:t>
+        <w:t>(3 marks)</w:t>
       </w:r>
     </w:p>
     <w:p>
       <w:pPr>
         <w:spacing w:line="360" w:lineRule="auto" w:before="0" w:after="0"/>
+        <w:jc w:val="center"/>
+      </w:pPr>
+    </w:p>
+    <w:tbl>
+      <w:tblPr>
+        <w:tblStyle w:val="TableGrid"/>
+        <w:tblW w:type="auto" w:w="0"/>
+        <w:jc w:val="center"/>
+        <w:tblLayout w:type="fixed"/>
+        <w:tblLook w:firstColumn="1" w:firstRow="1" w:lastColumn="0" w:lastRow="0" w:noHBand="0" w:noVBand="1" w:val="04A0"/>
+        <w:tblLayout w:type="fixed"/>
+        <w:tblW w:type="dxa" w:w="8928"/>
+      </w:tblPr>
+      <w:tblGrid>
+        <w:gridCol w:w="2880"/>
+        <w:gridCol w:w="6048"/>
+      </w:tblGrid>
+      <w:tr>
+        <w:trPr>
+          <w:cantSplit/>
+        </w:trPr>
+        <w:tc>
+          <w:tcPr>
+            <w:tcW w:type="dxa" w:w="2880"/>
+          </w:tcPr>
+          <w:p>
+            <w:pPr>
+              <w:spacing w:line="276" w:lineRule="auto" w:before="40" w:after="40"/>
+              <w:jc w:val="center"/>
+            </w:pPr>
+            <w:r>
+              <w:rPr>
+                <w:rFonts w:ascii="Arial" w:hAnsi="Arial"/>
+                <w:b/>
+                <w:sz w:val="22"/>
+              </w:rPr>
+              <w:t>food sample</w:t>
+            </w:r>
+          </w:p>
+        </w:tc>
+        <w:tc>
+          <w:tcPr>
+            <w:tcW w:type="dxa" w:w="6048"/>
+          </w:tcPr>
+          <w:p>
+            <w:pPr>
+              <w:spacing w:line="276" w:lineRule="auto" w:before="40" w:after="40"/>
+              <w:jc w:val="center"/>
+            </w:pPr>
+            <w:r>
+              <w:rPr>
+                <w:rFonts w:ascii="Arial" w:hAnsi="Arial"/>
+                <w:b/>
+                <w:sz w:val="22"/>
+              </w:rPr>
+              <w:t>iodine test result</w:t>
+            </w:r>
+          </w:p>
+        </w:tc>
+      </w:tr>
+      <w:tr>
+        <w:trPr>
+          <w:cantSplit/>
+        </w:trPr>
+        <w:tc>
+          <w:tcPr>
+            <w:tcW w:type="dxa" w:w="2880"/>
+          </w:tcPr>
+          <w:p>
+            <w:pPr>
+              <w:spacing w:line="276" w:lineRule="auto" w:before="40" w:after="40"/>
+              <w:jc w:val="center"/>
+            </w:pPr>
+            <w:r>
+              <w:rPr>
+                <w:rFonts w:ascii="Arial" w:hAnsi="Arial"/>
+                <w:sz w:val="22"/>
+              </w:rPr>
+              <w:t>Bagel</w:t>
+            </w:r>
+          </w:p>
+        </w:tc>
+        <w:tc>
+          <w:tcPr>
+            <w:tcW w:type="dxa" w:w="6048"/>
+          </w:tcPr>
+          <w:p>
+            <w:pPr>
+              <w:spacing w:line="276" w:lineRule="auto" w:before="40" w:after="40"/>
+              <w:jc w:val="center"/>
+            </w:pPr>
+            <w:r>
+              <w:rPr>
+                <w:rFonts w:ascii="Arial" w:hAnsi="Arial"/>
+                <w:sz w:val="22"/>
+              </w:rPr>
+              <w:t>blue-black (starch present)</w:t>
+            </w:r>
+          </w:p>
+        </w:tc>
+      </w:tr>
+      <w:tr>
+        <w:trPr>
+          <w:cantSplit/>
+        </w:trPr>
+        <w:tc>
+          <w:tcPr>
+            <w:tcW w:type="dxa" w:w="2880"/>
+          </w:tcPr>
+          <w:p>
+            <w:pPr>
+              <w:spacing w:line="276" w:lineRule="auto" w:before="40" w:after="40"/>
+              <w:jc w:val="center"/>
+            </w:pPr>
+            <w:r>
+              <w:rPr>
+                <w:rFonts w:ascii="Arial" w:hAnsi="Arial"/>
+                <w:sz w:val="22"/>
+              </w:rPr>
+              <w:t>Eggs</w:t>
+            </w:r>
+          </w:p>
+        </w:tc>
+        <w:tc>
+          <w:tcPr>
+            <w:tcW w:type="dxa" w:w="6048"/>
+          </w:tcPr>
+          <w:p>
+            <w:pPr>
+              <w:spacing w:line="276" w:lineRule="auto" w:before="40" w:after="40"/>
+              <w:jc w:val="center"/>
+            </w:pPr>
+            <w:r>
+              <w:rPr>
+                <w:rFonts w:ascii="Arial" w:hAnsi="Arial"/>
+                <w:sz w:val="22"/>
+              </w:rPr>
+              <w:t>no change / stays brown-orange (no starch)</w:t>
+            </w:r>
+          </w:p>
+        </w:tc>
+      </w:tr>
+      <w:tr>
+        <w:trPr>
+          <w:cantSplit/>
+        </w:trPr>
+        <w:tc>
+          <w:tcPr>
+            <w:tcW w:type="dxa" w:w="2880"/>
+          </w:tcPr>
+          <w:p>
+            <w:pPr>
+              <w:spacing w:line="276" w:lineRule="auto" w:before="40" w:after="40"/>
+              <w:jc w:val="center"/>
+            </w:pPr>
+            <w:r>
+              <w:rPr>
+                <w:rFonts w:ascii="Arial" w:hAnsi="Arial"/>
+                <w:sz w:val="22"/>
+              </w:rPr>
+              <w:t>Fish</w:t>
+            </w:r>
+          </w:p>
+        </w:tc>
+        <w:tc>
+          <w:tcPr>
+            <w:tcW w:type="dxa" w:w="6048"/>
+          </w:tcPr>
+          <w:p>
+            <w:pPr>
+              <w:spacing w:line="276" w:lineRule="auto" w:before="40" w:after="40"/>
+              <w:jc w:val="center"/>
+            </w:pPr>
+            <w:r>
+              <w:rPr>
+                <w:rFonts w:ascii="Arial" w:hAnsi="Arial"/>
+                <w:sz w:val="22"/>
+              </w:rPr>
+              <w:t>no change / stays brown-orange (no starch)</w:t>
+            </w:r>
+          </w:p>
+        </w:tc>
+      </w:tr>
+      <w:tr>
+        <w:trPr>
+          <w:cantSplit/>
+        </w:trPr>
+        <w:tc>
+          <w:tcPr>
+            <w:tcW w:type="dxa" w:w="2880"/>
+          </w:tcPr>
+          <w:p>
+            <w:pPr>
+              <w:spacing w:line="276" w:lineRule="auto" w:before="40" w:after="40"/>
+              <w:jc w:val="center"/>
+            </w:pPr>
+            <w:r>
+              <w:rPr>
+                <w:rFonts w:ascii="Arial" w:hAnsi="Arial"/>
+                <w:sz w:val="22"/>
+              </w:rPr>
+              <w:t>Rice</w:t>
+            </w:r>
+          </w:p>
+        </w:tc>
+        <w:tc>
+          <w:tcPr>
+            <w:tcW w:type="dxa" w:w="6048"/>
+          </w:tcPr>
+          <w:p>
+            <w:pPr>
+              <w:spacing w:line="276" w:lineRule="auto" w:before="40" w:after="40"/>
+              <w:jc w:val="center"/>
+            </w:pPr>
+            <w:r>
+              <w:rPr>
+                <w:rFonts w:ascii="Arial" w:hAnsi="Arial"/>
+                <w:sz w:val="22"/>
+              </w:rPr>
+              <w:t>blue-black (starch present)</w:t>
+            </w:r>
+          </w:p>
+        </w:tc>
+      </w:tr>
+      <w:tr>
+        <w:trPr>
+          <w:cantSplit/>
+        </w:trPr>
+        <w:tc>
+          <w:tcPr>
+            <w:tcW w:type="dxa" w:w="2880"/>
+          </w:tcPr>
+          <w:p>
+            <w:pPr>
+              <w:spacing w:line="276" w:lineRule="auto" w:before="40" w:after="40"/>
+              <w:jc w:val="center"/>
+            </w:pPr>
+            <w:r>
+              <w:rPr>
+                <w:rFonts w:ascii="Arial" w:hAnsi="Arial"/>
+                <w:sz w:val="22"/>
+              </w:rPr>
+              <w:t>Grapefruit</w:t>
+            </w:r>
+          </w:p>
+        </w:tc>
+        <w:tc>
+          <w:tcPr>
+            <w:tcW w:type="dxa" w:w="6048"/>
+          </w:tcPr>
+          <w:p>
+            <w:pPr>
+              <w:spacing w:line="276" w:lineRule="auto" w:before="40" w:after="40"/>
+              <w:jc w:val="center"/>
+            </w:pPr>
+            <w:r>
+              <w:rPr>
+                <w:rFonts w:ascii="Arial" w:hAnsi="Arial"/>
+                <w:sz w:val="22"/>
+              </w:rPr>
+              <w:t>no change / stays brown-orange (no starch)</w:t>
+            </w:r>
+          </w:p>
+        </w:tc>
+      </w:tr>
+    </w:tbl>
+    <w:p>
+      <w:pPr>
+        <w:spacing w:line="360" w:lineRule="auto" w:before="0" w:after="0"/>
+        <w:jc w:val="center"/>
+      </w:pPr>
+    </w:p>
+    <w:p>
+      <w:pPr>
+        <w:spacing w:line="360" w:lineRule="auto" w:before="0" w:after="0"/>
+        <w:jc w:val="center"/>
+      </w:pPr>
+      <w:r>
+        <w:rPr>
+          <w:rFonts w:ascii="Arial" w:hAnsi="Arial"/>
+          <w:b w:val="0"/>
+          <w:i/>
+          <w:sz w:val="24"/>
+          <w:u w:val="none"/>
+        </w:rPr>
+        <w:t>(3 marks for all five correct; 2 marks for three or four correct; 1 mark for one or two correct.)</w:t>
+      </w:r>
+    </w:p>
+    <w:p>
+      <w:pPr>
+        <w:jc w:val="center"/>
+      </w:pPr>
+      <w:r>
+        <w:br w:type="page"/>
+      </w:r>
+    </w:p>
+    <w:p>
+      <w:pPr>
+        <w:spacing w:line="360" w:lineRule="auto" w:before="0" w:after="0"/>
+        <w:jc w:val="center"/>
+      </w:pPr>
+      <w:r>
+        <w:rPr>
+          <w:rFonts w:ascii="Arial" w:hAnsi="Arial"/>
+          <w:b/>
+          <w:i w:val="0"/>
+          <w:sz w:val="24"/>
+          <w:u w:val="none"/>
+        </w:rPr>
+        <w:t>SECTION C — Q IV (20 marks)</w:t>
+      </w:r>
+    </w:p>
+    <w:p>
+      <w:pPr>
+        <w:spacing w:line="360" w:lineRule="auto" w:before="0" w:after="0"/>
+        <w:jc w:val="center"/>
+      </w:pPr>
+    </w:p>
+    <w:p>
+      <w:pPr>
+        <w:spacing w:line="360" w:lineRule="auto" w:before="120" w:after="0"/>
         <w:jc w:val="center"/>
       </w:pPr>
       <w:r>
@@ -6084,7 +6989,7 @@
           <w:sz w:val="24"/>
           <w:u w:val="none"/>
         </w:rPr>
-        <w:t>• The frequent passing of loose or watery faeces. (1)</w:t>
+        <w:t>(a)  Identify and label the nucleus and a chloroplast on Fig. 1.</w:t>
       </w:r>
     </w:p>
     <w:p>
@@ -6100,7 +7005,7 @@
           <w:sz w:val="24"/>
           <w:u w:val="none"/>
         </w:rPr>
-        <w:t>(iii) Outline the treatment for diarrhoea. (2)</w:t>
+        <w:t>(2 marks)</w:t>
       </w:r>
     </w:p>
     <w:p>
@@ -6116,7 +7021,7 @@
           <w:sz w:val="24"/>
           <w:u w:val="none"/>
         </w:rPr>
-        <w:t>• Give oral rehydration therapy to replace the lost water. (1)</w:t>
+        <w:t>• Nucleus: a label line drawn to the large, round, shaded (hatched) structure near the top of the cell. (1)</w:t>
       </w:r>
     </w:p>
     <w:p>
@@ -6132,12 +7037,18 @@
           <w:sz w:val="24"/>
           <w:u w:val="none"/>
         </w:rPr>
-        <w:t>• The solution also replaces lost ions / salts and contains glucose for energy. (1)</w:t>
+        <w:t>• Chloroplast: a label line drawn to any one of the small oval bodies in the cytoplasm around the edge of the cell. (1)</w:t>
       </w:r>
     </w:p>
     <w:p>
       <w:pPr>
-        <w:spacing w:line="360" w:lineRule="auto" w:before="160" w:after="0"/>
+        <w:spacing w:line="360" w:lineRule="auto" w:before="0" w:after="0"/>
+        <w:jc w:val="center"/>
+      </w:pPr>
+    </w:p>
+    <w:p>
+      <w:pPr>
+        <w:spacing w:line="360" w:lineRule="auto" w:before="120" w:after="0"/>
         <w:jc w:val="center"/>
       </w:pPr>
       <w:r>
@@ -6148,12 +7059,12 @@
           <w:sz w:val="24"/>
           <w:u w:val="none"/>
         </w:rPr>
-        <w:t>(f) Use your knowledge of enzymes to explain the fall in bubbles between 30 °C and 40 °C. (2)</w:t>
+        <w:t>(b)  (i) Describe the changes. (ii) Explain why the cell changed. (iii) Suggest how it could be returned to its original appearance.</w:t>
       </w:r>
     </w:p>
     <w:p>
       <w:pPr>
-        <w:spacing w:line="360" w:lineRule="auto" w:before="0" w:after="0"/>
+        <w:spacing w:line="360" w:lineRule="auto" w:before="80" w:after="0"/>
         <w:jc w:val="center"/>
       </w:pPr>
       <w:r>
@@ -6164,7 +7075,7 @@
           <w:sz w:val="24"/>
           <w:u w:val="none"/>
         </w:rPr>
-        <w:t>• Above the optimum temperature the enzymes controlling photosynthesis begin to denature. (1)</w:t>
+        <w:t>(6 marks)</w:t>
       </w:r>
     </w:p>
     <w:p>
@@ -6180,12 +7091,12 @@
           <w:sz w:val="24"/>
           <w:u w:val="none"/>
         </w:rPr>
-        <w:t>• The shape of the active site is permanently changed, so the substrate can no longer bind and fewer enzyme-substrate complexes form, so less oxygen is produced. (1)</w:t>
+        <w:t>• (i) The vacuole and the cell contents have become much smaller / shrunken. [1]</w:t>
       </w:r>
     </w:p>
     <w:p>
       <w:pPr>
-        <w:spacing w:line="360" w:lineRule="auto" w:before="160" w:after="0"/>
+        <w:spacing w:line="360" w:lineRule="auto" w:before="0" w:after="0"/>
         <w:jc w:val="center"/>
       </w:pPr>
       <w:r>
@@ -6196,7 +7107,7 @@
           <w:sz w:val="24"/>
           <w:u w:val="none"/>
         </w:rPr>
-        <w:t>(g) State the purpose of adding sodium hydrogencarbonate to the water. (1)</w:t>
+        <w:t>• (i) The cell membrane and cytoplasm have pulled away from the cell wall, leaving a gap; the cell wall itself is unchanged. [1]</w:t>
       </w:r>
     </w:p>
     <w:p>
@@ -6212,12 +7123,12 @@
           <w:sz w:val="24"/>
           <w:u w:val="none"/>
         </w:rPr>
-        <w:t>• To supply carbon dioxide to the plant, so that carbon dioxide is not a limiting factor for photosynthesis. (1)</w:t>
+        <w:t>• (ii) The sugar solution outside is more concentrated (has a lower water potential) than the cell sap. [1]</w:t>
       </w:r>
     </w:p>
     <w:p>
       <w:pPr>
-        <w:spacing w:line="360" w:lineRule="auto" w:before="160" w:after="0"/>
+        <w:spacing w:line="360" w:lineRule="auto" w:before="0" w:after="0"/>
         <w:jc w:val="center"/>
       </w:pPr>
       <w:r>
@@ -6228,7 +7139,7 @@
           <w:sz w:val="24"/>
           <w:u w:val="none"/>
         </w:rPr>
-        <w:t>(h) Explain why an enzyme such as catalase shows no activity at 60 °C. (1)</w:t>
+        <w:t>• (ii) Water therefore moved out of the cell by osmosis through the partially permeable cell membrane, down the water potential gradient. [1]</w:t>
       </w:r>
     </w:p>
     <w:p>
@@ -6244,64 +7155,12 @@
           <w:sz w:val="24"/>
           <w:u w:val="none"/>
         </w:rPr>
-        <w:t>• The enzyme has been denatured: the shape of its active site has changed permanently, so the substrate can no longer fit. (1)</w:t>
+        <w:t>• (ii) The cell lost turgor, became flaccid and then plasmolysed. [1]</w:t>
       </w:r>
     </w:p>
     <w:p>
       <w:pPr>
-        <w:jc w:val="center"/>
-      </w:pPr>
-      <w:r>
-        <w:br w:type="page"/>
-      </w:r>
-    </w:p>
-    <w:p>
-      <w:pPr>
         <w:spacing w:line="360" w:lineRule="auto" w:before="0" w:after="0"/>
-        <w:jc w:val="center"/>
-      </w:pPr>
-      <w:r>
-        <w:rPr>
-          <w:rFonts w:ascii="Arial" w:hAnsi="Arial"/>
-          <w:b/>
-          <w:i w:val="0"/>
-          <w:sz w:val="24"/>
-          <w:u w:val="none"/>
-        </w:rPr>
-        <w:t>SECTION C - DIAGRAM BASED / ALTERNATIVE TO PRACTICAL (20 marks)</w:t>
-      </w:r>
-    </w:p>
-    <w:p>
-      <w:pPr>
-        <w:spacing w:line="360" w:lineRule="auto" w:before="0" w:after="0"/>
-        <w:jc w:val="center"/>
-      </w:pPr>
-    </w:p>
-    <w:p>
-      <w:pPr>
-        <w:spacing w:line="360" w:lineRule="auto" w:before="80" w:after="0"/>
-        <w:jc w:val="center"/>
-      </w:pPr>
-      <w:r>
-        <w:rPr>
-          <w:rFonts w:ascii="Arial" w:hAnsi="Arial"/>
-          <w:b/>
-          <w:i w:val="0"/>
-          <w:sz w:val="24"/>
-          <w:u w:val="none"/>
-        </w:rPr>
-        <w:t>Q IV (20 marks)</w:t>
-      </w:r>
-    </w:p>
-    <w:p>
-      <w:pPr>
-        <w:spacing w:line="360" w:lineRule="auto" w:before="0" w:after="0"/>
-        <w:jc w:val="center"/>
-      </w:pPr>
-    </w:p>
-    <w:p>
-      <w:pPr>
-        <w:spacing w:line="360" w:lineRule="auto" w:before="160" w:after="0"/>
         <w:jc w:val="center"/>
       </w:pPr>
       <w:r>
@@ -6312,12 +7171,18 @@
           <w:sz w:val="24"/>
           <w:u w:val="none"/>
         </w:rPr>
-        <w:t>(a) Identify and label the nucleus and a chloroplast on Fig. 1. (2)</w:t>
+        <w:t>• (iii) Place the cell in pure water / a very dilute solution, so that water re-enters by osmosis and the cell becomes turgid again. [1]</w:t>
       </w:r>
     </w:p>
     <w:p>
       <w:pPr>
         <w:spacing w:line="360" w:lineRule="auto" w:before="0" w:after="0"/>
+        <w:jc w:val="center"/>
+      </w:pPr>
+    </w:p>
+    <w:p>
+      <w:pPr>
+        <w:spacing w:line="360" w:lineRule="auto" w:before="120" w:after="0"/>
         <w:jc w:val="center"/>
       </w:pPr>
       <w:r>
@@ -6328,12 +7193,12 @@
           <w:sz w:val="24"/>
           <w:u w:val="none"/>
         </w:rPr>
-        <w:t>• Nucleus: label line drawn to the large, round, shaded (hatched) structure at the top of the cell. (1)</w:t>
+        <w:t>(c)  Identify and label with the letter W the position of the water transport tissue in the root, the stem and the leaf.</w:t>
       </w:r>
     </w:p>
     <w:p>
       <w:pPr>
-        <w:spacing w:line="360" w:lineRule="auto" w:before="0" w:after="0"/>
+        <w:spacing w:line="360" w:lineRule="auto" w:before="80" w:after="0"/>
         <w:jc w:val="center"/>
       </w:pPr>
       <w:r>
@@ -6344,167 +7209,7 @@
           <w:sz w:val="24"/>
           <w:u w:val="none"/>
         </w:rPr>
-        <w:t>• Chloroplast: label line drawn to any one of the small oval bodies in the cytoplasm around the edge of the cell. (1)</w:t>
-      </w:r>
-    </w:p>
-    <w:p>
-      <w:pPr>
-        <w:spacing w:line="360" w:lineRule="auto" w:before="160" w:after="0"/>
-        <w:jc w:val="center"/>
-      </w:pPr>
-      <w:r>
-        <w:rPr>
-          <w:rFonts w:ascii="Arial" w:hAnsi="Arial"/>
-          <w:b w:val="0"/>
-          <w:i w:val="0"/>
-          <w:sz w:val="24"/>
-          <w:u w:val="none"/>
-        </w:rPr>
-        <w:t>(b) (i) Describe the changes between Fig. 1 and Fig. 2. (2)</w:t>
-      </w:r>
-    </w:p>
-    <w:p>
-      <w:pPr>
-        <w:spacing w:line="360" w:lineRule="auto" w:before="0" w:after="0"/>
-        <w:jc w:val="center"/>
-      </w:pPr>
-      <w:r>
-        <w:rPr>
-          <w:rFonts w:ascii="Arial" w:hAnsi="Arial"/>
-          <w:b w:val="0"/>
-          <w:i w:val="0"/>
-          <w:sz w:val="24"/>
-          <w:u w:val="none"/>
-        </w:rPr>
-        <w:t>• The vacuole and the whole cell contents have become much smaller / shrunken. (1)</w:t>
-      </w:r>
-    </w:p>
-    <w:p>
-      <w:pPr>
-        <w:spacing w:line="360" w:lineRule="auto" w:before="0" w:after="0"/>
-        <w:jc w:val="center"/>
-      </w:pPr>
-      <w:r>
-        <w:rPr>
-          <w:rFonts w:ascii="Arial" w:hAnsi="Arial"/>
-          <w:b w:val="0"/>
-          <w:i w:val="0"/>
-          <w:sz w:val="24"/>
-          <w:u w:val="none"/>
-        </w:rPr>
-        <w:t>• The cell membrane and cytoplasm have pulled away from the cell wall, leaving a gap; the cell wall itself has not changed. (1)</w:t>
-      </w:r>
-    </w:p>
-    <w:p>
-      <w:pPr>
-        <w:spacing w:line="360" w:lineRule="auto" w:before="80" w:after="0"/>
-        <w:jc w:val="center"/>
-      </w:pPr>
-      <w:r>
-        <w:rPr>
-          <w:rFonts w:ascii="Arial" w:hAnsi="Arial"/>
-          <w:b w:val="0"/>
-          <w:i w:val="0"/>
-          <w:sz w:val="24"/>
-          <w:u w:val="none"/>
-        </w:rPr>
-        <w:t>(ii) Explain why the cell in Fig. 2 has changed. (3)</w:t>
-      </w:r>
-    </w:p>
-    <w:p>
-      <w:pPr>
-        <w:spacing w:line="360" w:lineRule="auto" w:before="0" w:after="0"/>
-        <w:jc w:val="center"/>
-      </w:pPr>
-      <w:r>
-        <w:rPr>
-          <w:rFonts w:ascii="Arial" w:hAnsi="Arial"/>
-          <w:b w:val="0"/>
-          <w:i w:val="0"/>
-          <w:sz w:val="24"/>
-          <w:u w:val="none"/>
-        </w:rPr>
-        <w:t>• The sugar solution outside is more concentrated (has a lower water potential) than the cell sap. (1)</w:t>
-      </w:r>
-    </w:p>
-    <w:p>
-      <w:pPr>
-        <w:spacing w:line="360" w:lineRule="auto" w:before="0" w:after="0"/>
-        <w:jc w:val="center"/>
-      </w:pPr>
-      <w:r>
-        <w:rPr>
-          <w:rFonts w:ascii="Arial" w:hAnsi="Arial"/>
-          <w:b w:val="0"/>
-          <w:i w:val="0"/>
-          <w:sz w:val="24"/>
-          <w:u w:val="none"/>
-        </w:rPr>
-        <w:t>• Water therefore moved out of the cell by osmosis, through the partially permeable cell membrane, down the water potential gradient. (1)</w:t>
-      </w:r>
-    </w:p>
-    <w:p>
-      <w:pPr>
-        <w:spacing w:line="360" w:lineRule="auto" w:before="0" w:after="0"/>
-        <w:jc w:val="center"/>
-      </w:pPr>
-      <w:r>
-        <w:rPr>
-          <w:rFonts w:ascii="Arial" w:hAnsi="Arial"/>
-          <w:b w:val="0"/>
-          <w:i w:val="0"/>
-          <w:sz w:val="24"/>
-          <w:u w:val="none"/>
-        </w:rPr>
-        <w:t>• The cell lost turgor, became flaccid and then plasmolysed. (1)</w:t>
-      </w:r>
-    </w:p>
-    <w:p>
-      <w:pPr>
-        <w:spacing w:line="360" w:lineRule="auto" w:before="80" w:after="0"/>
-        <w:jc w:val="center"/>
-      </w:pPr>
-      <w:r>
-        <w:rPr>
-          <w:rFonts w:ascii="Arial" w:hAnsi="Arial"/>
-          <w:b w:val="0"/>
-          <w:i w:val="0"/>
-          <w:sz w:val="24"/>
-          <w:u w:val="none"/>
-        </w:rPr>
-        <w:t>(iii) Suggest how the cell could be returned to its original appearance. (1)</w:t>
-      </w:r>
-    </w:p>
-    <w:p>
-      <w:pPr>
-        <w:spacing w:line="360" w:lineRule="auto" w:before="0" w:after="0"/>
-        <w:jc w:val="center"/>
-      </w:pPr>
-      <w:r>
-        <w:rPr>
-          <w:rFonts w:ascii="Arial" w:hAnsi="Arial"/>
-          <w:b w:val="0"/>
-          <w:i w:val="0"/>
-          <w:sz w:val="24"/>
-          <w:u w:val="none"/>
-        </w:rPr>
-        <w:t>• Place the cell in pure water / a very dilute solution, so that water re-enters by osmosis and the cell becomes turgid again. (1)</w:t>
-      </w:r>
-    </w:p>
-    <w:p>
-      <w:pPr>
-        <w:spacing w:line="360" w:lineRule="auto" w:before="160" w:after="0"/>
-        <w:jc w:val="center"/>
-      </w:pPr>
-      <w:r>
-        <w:rPr>
-          <w:rFonts w:ascii="Arial" w:hAnsi="Arial"/>
-          <w:b w:val="0"/>
-          <w:i w:val="0"/>
-          <w:sz w:val="24"/>
-          <w:u w:val="none"/>
-        </w:rPr>
-        <w:t>(c) Label with the letter W the position of the water transport tissue in the root, the stem and the leaf. (3)</w:t>
+        <w:t>(3 marks)</w:t>
       </w:r>
     </w:p>
     <w:p>
@@ -6557,7 +7262,13 @@
     </w:p>
     <w:p>
       <w:pPr>
-        <w:spacing w:line="360" w:lineRule="auto" w:before="160" w:after="0"/>
+        <w:spacing w:line="360" w:lineRule="auto" w:before="0" w:after="0"/>
+        <w:jc w:val="center"/>
+      </w:pPr>
+    </w:p>
+    <w:p>
+      <w:pPr>
+        <w:spacing w:line="360" w:lineRule="auto" w:before="120" w:after="0"/>
         <w:jc w:val="center"/>
       </w:pPr>
       <w:r>
@@ -6568,20 +7279,44 @@
           <w:sz w:val="24"/>
           <w:u w:val="none"/>
         </w:rPr>
-        <w:t>(d) State the names of A to D in Fig. 4. (4)</w:t>
+        <w:t>(d)  State the names of A to D in Fig. 4.</w:t>
       </w:r>
+    </w:p>
+    <w:p>
+      <w:pPr>
+        <w:spacing w:line="360" w:lineRule="auto" w:before="80" w:after="0"/>
+        <w:jc w:val="center"/>
+      </w:pPr>
+      <w:r>
+        <w:rPr>
+          <w:rFonts w:ascii="Arial" w:hAnsi="Arial"/>
+          <w:b w:val="0"/>
+          <w:i w:val="0"/>
+          <w:sz w:val="24"/>
+          <w:u w:val="none"/>
+        </w:rPr>
+        <w:t>(4 marks)</w:t>
+      </w:r>
+    </w:p>
+    <w:p>
+      <w:pPr>
+        <w:spacing w:line="360" w:lineRule="auto" w:before="0" w:after="0"/>
+        <w:jc w:val="center"/>
+      </w:pPr>
     </w:p>
     <w:tbl>
       <w:tblPr>
         <w:tblStyle w:val="TableGrid"/>
         <w:tblW w:type="auto" w:w="0"/>
         <w:jc w:val="center"/>
-        <w:tblLayout w:type="autofit"/>
+        <w:tblLayout w:type="fixed"/>
         <w:tblLook w:firstColumn="1" w:firstRow="1" w:lastColumn="0" w:lastRow="0" w:noHBand="0" w:noVBand="1" w:val="04A0"/>
+        <w:tblLayout w:type="fixed"/>
+        <w:tblW w:type="dxa" w:w="8063"/>
       </w:tblPr>
       <w:tblGrid>
-        <w:gridCol w:w="5400"/>
-        <w:gridCol w:w="5400"/>
+        <w:gridCol w:w="2304"/>
+        <w:gridCol w:w="5760"/>
       </w:tblGrid>
       <w:tr>
         <w:trPr>
@@ -6589,7 +7324,7 @@
         </w:trPr>
         <w:tc>
           <w:tcPr>
-            <w:tcW w:type="dxa" w:w="5400"/>
+            <w:tcW w:type="dxa" w:w="2304"/>
           </w:tcPr>
           <w:p>
             <w:pPr>
@@ -6608,7 +7343,7 @@
         </w:tc>
         <w:tc>
           <w:tcPr>
-            <w:tcW w:type="dxa" w:w="5400"/>
+            <w:tcW w:type="dxa" w:w="5760"/>
           </w:tcPr>
           <w:p>
             <w:pPr>
@@ -6632,7 +7367,7 @@
         </w:trPr>
         <w:tc>
           <w:tcPr>
-            <w:tcW w:type="dxa" w:w="5400"/>
+            <w:tcW w:type="dxa" w:w="2304"/>
           </w:tcPr>
           <w:p>
             <w:pPr>
@@ -6650,7 +7385,7 @@
         </w:tc>
         <w:tc>
           <w:tcPr>
-            <w:tcW w:type="dxa" w:w="5400"/>
+            <w:tcW w:type="dxa" w:w="5760"/>
           </w:tcPr>
           <w:p>
             <w:pPr>
@@ -6673,7 +7408,7 @@
         </w:trPr>
         <w:tc>
           <w:tcPr>
-            <w:tcW w:type="dxa" w:w="5400"/>
+            <w:tcW w:type="dxa" w:w="2304"/>
           </w:tcPr>
           <w:p>
             <w:pPr>
@@ -6691,7 +7426,7 @@
         </w:tc>
         <w:tc>
           <w:tcPr>
-            <w:tcW w:type="dxa" w:w="5400"/>
+            <w:tcW w:type="dxa" w:w="5760"/>
           </w:tcPr>
           <w:p>
             <w:pPr>
@@ -6714,7 +7449,7 @@
         </w:trPr>
         <w:tc>
           <w:tcPr>
-            <w:tcW w:type="dxa" w:w="5400"/>
+            <w:tcW w:type="dxa" w:w="2304"/>
           </w:tcPr>
           <w:p>
             <w:pPr>
@@ -6732,7 +7467,7 @@
         </w:tc>
         <w:tc>
           <w:tcPr>
-            <w:tcW w:type="dxa" w:w="5400"/>
+            <w:tcW w:type="dxa" w:w="5760"/>
           </w:tcPr>
           <w:p>
             <w:pPr>
@@ -6755,7 +7490,7 @@
         </w:trPr>
         <w:tc>
           <w:tcPr>
-            <w:tcW w:type="dxa" w:w="5400"/>
+            <w:tcW w:type="dxa" w:w="2304"/>
           </w:tcPr>
           <w:p>
             <w:pPr>
@@ -6773,7 +7508,7 @@
         </w:tc>
         <w:tc>
           <w:tcPr>
-            <w:tcW w:type="dxa" w:w="5400"/>
+            <w:tcW w:type="dxa" w:w="5760"/>
           </w:tcPr>
           <w:p>
             <w:pPr>
@@ -6815,7 +7550,7 @@
     </w:p>
     <w:p>
       <w:pPr>
-        <w:spacing w:line="360" w:lineRule="auto" w:before="160" w:after="0"/>
+        <w:spacing w:line="360" w:lineRule="auto" w:before="120" w:after="0"/>
         <w:jc w:val="center"/>
       </w:pPr>
       <w:r>
@@ -6826,21 +7561,45 @@
           <w:sz w:val="24"/>
           <w:u w:val="none"/>
         </w:rPr>
-        <w:t>(e) Draw a total of six lines linking each enzyme to the insoluble molecule it acts on and to the soluble molecule produced. (5)</w:t>
+        <w:t>(e)  Draw a total of six lines from each enzyme to the insoluble molecule it acts on and to the soluble molecule produced.</w:t>
       </w:r>
+    </w:p>
+    <w:p>
+      <w:pPr>
+        <w:spacing w:line="360" w:lineRule="auto" w:before="80" w:after="0"/>
+        <w:jc w:val="center"/>
+      </w:pPr>
+      <w:r>
+        <w:rPr>
+          <w:rFonts w:ascii="Arial" w:hAnsi="Arial"/>
+          <w:b w:val="0"/>
+          <w:i w:val="0"/>
+          <w:sz w:val="24"/>
+          <w:u w:val="none"/>
+        </w:rPr>
+        <w:t>(5 marks)</w:t>
+      </w:r>
+    </w:p>
+    <w:p>
+      <w:pPr>
+        <w:spacing w:line="360" w:lineRule="auto" w:before="0" w:after="0"/>
+        <w:jc w:val="center"/>
+      </w:pPr>
     </w:p>
     <w:tbl>
       <w:tblPr>
         <w:tblStyle w:val="TableGrid"/>
         <w:tblW w:type="auto" w:w="0"/>
         <w:jc w:val="center"/>
-        <w:tblLayout w:type="autofit"/>
+        <w:tblLayout w:type="fixed"/>
         <w:tblLook w:firstColumn="1" w:firstRow="1" w:lastColumn="0" w:lastRow="0" w:noHBand="0" w:noVBand="1" w:val="04A0"/>
+        <w:tblLayout w:type="fixed"/>
+        <w:tblW w:type="dxa" w:w="9504"/>
       </w:tblPr>
       <w:tblGrid>
-        <w:gridCol w:w="3600"/>
-        <w:gridCol w:w="3600"/>
-        <w:gridCol w:w="3600"/>
+        <w:gridCol w:w="2304"/>
+        <w:gridCol w:w="3456"/>
+        <w:gridCol w:w="3744"/>
       </w:tblGrid>
       <w:tr>
         <w:trPr>
@@ -6848,7 +7607,7 @@
         </w:trPr>
         <w:tc>
           <w:tcPr>
-            <w:tcW w:type="dxa" w:w="3600"/>
+            <w:tcW w:type="dxa" w:w="2304"/>
           </w:tcPr>
           <w:p>
             <w:pPr>
@@ -6867,7 +7626,7 @@
         </w:tc>
         <w:tc>
           <w:tcPr>
-            <w:tcW w:type="dxa" w:w="3600"/>
+            <w:tcW w:type="dxa" w:w="3456"/>
           </w:tcPr>
           <w:p>
             <w:pPr>
@@ -6880,13 +7639,13 @@
                 <w:b/>
                 <w:sz w:val="22"/>
               </w:rPr>
-              <w:t>acts on (insoluble molecule)</w:t>
+              <w:t>line to insoluble molecule</w:t>
             </w:r>
           </w:p>
         </w:tc>
         <w:tc>
           <w:tcPr>
-            <w:tcW w:type="dxa" w:w="3600"/>
+            <w:tcW w:type="dxa" w:w="3744"/>
           </w:tcPr>
           <w:p>
             <w:pPr>
@@ -6899,7 +7658,7 @@
                 <w:b/>
                 <w:sz w:val="22"/>
               </w:rPr>
-              <w:t>produces (soluble molecules)</w:t>
+              <w:t>line to soluble molecules</w:t>
             </w:r>
           </w:p>
         </w:tc>
@@ -6910,7 +7669,7 @@
         </w:trPr>
         <w:tc>
           <w:tcPr>
-            <w:tcW w:type="dxa" w:w="3600"/>
+            <w:tcW w:type="dxa" w:w="2304"/>
           </w:tcPr>
           <w:p>
             <w:pPr>
@@ -6928,7 +7687,7 @@
         </w:tc>
         <w:tc>
           <w:tcPr>
-            <w:tcW w:type="dxa" w:w="3600"/>
+            <w:tcW w:type="dxa" w:w="3456"/>
           </w:tcPr>
           <w:p>
             <w:pPr>
@@ -6946,7 +7705,7 @@
         </w:tc>
         <w:tc>
           <w:tcPr>
-            <w:tcW w:type="dxa" w:w="3600"/>
+            <w:tcW w:type="dxa" w:w="3744"/>
           </w:tcPr>
           <w:p>
             <w:pPr>
@@ -6969,7 +7728,7 @@
         </w:trPr>
         <w:tc>
           <w:tcPr>
-            <w:tcW w:type="dxa" w:w="3600"/>
+            <w:tcW w:type="dxa" w:w="2304"/>
           </w:tcPr>
           <w:p>
             <w:pPr>
@@ -6987,7 +7746,7 @@
         </w:tc>
         <w:tc>
           <w:tcPr>
-            <w:tcW w:type="dxa" w:w="3600"/>
+            <w:tcW w:type="dxa" w:w="3456"/>
           </w:tcPr>
           <w:p>
             <w:pPr>
@@ -7005,7 +7764,7 @@
         </w:tc>
         <w:tc>
           <w:tcPr>
-            <w:tcW w:type="dxa" w:w="3600"/>
+            <w:tcW w:type="dxa" w:w="3744"/>
           </w:tcPr>
           <w:p>
             <w:pPr>
@@ -7028,7 +7787,7 @@
         </w:trPr>
         <w:tc>
           <w:tcPr>
-            <w:tcW w:type="dxa" w:w="3600"/>
+            <w:tcW w:type="dxa" w:w="2304"/>
           </w:tcPr>
           <w:p>
             <w:pPr>
@@ -7046,7 +7805,7 @@
         </w:tc>
         <w:tc>
           <w:tcPr>
-            <w:tcW w:type="dxa" w:w="3600"/>
+            <w:tcW w:type="dxa" w:w="3456"/>
           </w:tcPr>
           <w:p>
             <w:pPr>
@@ -7064,7 +7823,7 @@
         </w:tc>
         <w:tc>
           <w:tcPr>
-            <w:tcW w:type="dxa" w:w="3600"/>
+            <w:tcW w:type="dxa" w:w="3744"/>
           </w:tcPr>
           <w:p>
             <w:pPr>
@@ -7097,71 +7856,11 @@
         <w:rPr>
           <w:rFonts w:ascii="Arial" w:hAnsi="Arial"/>
           <w:b w:val="0"/>
-          <w:i w:val="0"/>
+          <w:i/>
           <w:sz w:val="24"/>
           <w:u w:val="none"/>
         </w:rPr>
-        <w:t>• Award 1 mark for each of the six correct lines, to a maximum of 5 marks. Deduct the mark for any line drawn from an enzyme to more than one molecule in the same column.</w:t>
-      </w:r>
-    </w:p>
-    <w:p>
-      <w:pPr>
-        <w:spacing w:line="360" w:lineRule="auto" w:before="0" w:after="0"/>
-        <w:jc w:val="center"/>
-      </w:pPr>
-    </w:p>
-    <w:p>
-      <w:pPr>
-        <w:spacing w:line="360" w:lineRule="auto" w:before="0" w:after="0"/>
-        <w:jc w:val="center"/>
-      </w:pPr>
-    </w:p>
-    <w:p>
-      <w:pPr>
-        <w:spacing w:line="360" w:lineRule="auto" w:before="40" w:after="40"/>
-        <w:jc w:val="center"/>
-      </w:pPr>
-      <w:r>
-        <w:rPr>
-          <w:rFonts w:ascii="Arial" w:hAnsi="Arial"/>
-          <w:b w:val="0"/>
-          <w:i w:val="0"/>
-          <w:sz w:val="24"/>
-          <w:u w:val="none"/>
-        </w:rPr>
-        <w:t>————————————————————————————————————————</w:t>
-      </w:r>
-    </w:p>
-    <w:p>
-      <w:pPr>
-        <w:spacing w:line="360" w:lineRule="auto" w:before="0" w:after="0"/>
-        <w:jc w:val="center"/>
-      </w:pPr>
-      <w:r>
-        <w:rPr>
-          <w:rFonts w:ascii="Arial" w:hAnsi="Arial"/>
-          <w:b/>
-          <w:i w:val="0"/>
-          <w:sz w:val="24"/>
-          <w:u w:val="none"/>
-        </w:rPr>
-        <w:t>END OF ANSWER KEY</w:t>
-      </w:r>
-    </w:p>
-    <w:p>
-      <w:pPr>
-        <w:spacing w:line="360" w:lineRule="auto" w:before="40" w:after="40"/>
-        <w:jc w:val="center"/>
-      </w:pPr>
-      <w:r>
-        <w:rPr>
-          <w:rFonts w:ascii="Arial" w:hAnsi="Arial"/>
-          <w:b w:val="0"/>
-          <w:i w:val="0"/>
-          <w:sz w:val="24"/>
-          <w:u w:val="none"/>
-        </w:rPr>
-        <w:t>————————————————————————————————————————</w:t>
+        <w:t>(1 mark for each of the six correct lines, to a maximum of 5 marks. A line drawn from one enzyme to more than one molecule in the same column scores no mark for that line.)</w:t>
       </w:r>
     </w:p>
     <w:sectPr>
